--- a/Documentacion/MindBalance_Formulacion.docx
+++ b/Documentacion/MindBalance_Formulacion.docx
@@ -331,7 +331,7 @@
             </w:rPr>
             <w:fldChar w:fldCharType="separate"/>
           </w:r>
-          <w:hyperlink w:anchor="_Toc226233140" w:history="1">
+          <w:hyperlink w:anchor="_Toc226299455" w:history="1">
             <w:r>
               <w:rPr>
                 <w:rStyle w:val="Hipervnculo"/>
@@ -359,7 +359,7 @@
                 <w:noProof/>
                 <w:webHidden/>
               </w:rPr>
-              <w:instrText xml:space="preserve"> PAGEREF _Toc226233140 \h </w:instrText>
+              <w:instrText xml:space="preserve"> PAGEREF _Toc226299455 \h </w:instrText>
             </w:r>
             <w:r>
               <w:rPr>
@@ -405,7 +405,7 @@
               <w14:ligatures w14:val="standardContextual"/>
             </w:rPr>
           </w:pPr>
-          <w:hyperlink w:anchor="_Toc226233141" w:history="1">
+          <w:hyperlink w:anchor="_Toc226299456" w:history="1">
             <w:r>
               <w:rPr>
                 <w:rStyle w:val="Hipervnculo"/>
@@ -433,7 +433,7 @@
                 <w:noProof/>
                 <w:webHidden/>
               </w:rPr>
-              <w:instrText xml:space="preserve"> PAGEREF _Toc226233141 \h </w:instrText>
+              <w:instrText xml:space="preserve"> PAGEREF _Toc226299456 \h </w:instrText>
             </w:r>
             <w:r>
               <w:rPr>
@@ -479,7 +479,7 @@
               <w14:ligatures w14:val="standardContextual"/>
             </w:rPr>
           </w:pPr>
-          <w:hyperlink w:anchor="_Toc226233142" w:history="1">
+          <w:hyperlink w:anchor="_Toc226299457" w:history="1">
             <w:r>
               <w:rPr>
                 <w:rStyle w:val="Hipervnculo"/>
@@ -507,7 +507,7 @@
                 <w:noProof/>
                 <w:webHidden/>
               </w:rPr>
-              <w:instrText xml:space="preserve"> PAGEREF _Toc226233142 \h </w:instrText>
+              <w:instrText xml:space="preserve"> PAGEREF _Toc226299457 \h </w:instrText>
             </w:r>
             <w:r>
               <w:rPr>
@@ -553,7 +553,7 @@
               <w14:ligatures w14:val="standardContextual"/>
             </w:rPr>
           </w:pPr>
-          <w:hyperlink w:anchor="_Toc226233143" w:history="1">
+          <w:hyperlink w:anchor="_Toc226299458" w:history="1">
             <w:r>
               <w:rPr>
                 <w:rStyle w:val="Hipervnculo"/>
@@ -581,7 +581,7 @@
                 <w:noProof/>
                 <w:webHidden/>
               </w:rPr>
-              <w:instrText xml:space="preserve"> PAGEREF _Toc226233143 \h </w:instrText>
+              <w:instrText xml:space="preserve"> PAGEREF _Toc226299458 \h </w:instrText>
             </w:r>
             <w:r>
               <w:rPr>
@@ -627,7 +627,7 @@
               <w14:ligatures w14:val="standardContextual"/>
             </w:rPr>
           </w:pPr>
-          <w:hyperlink w:anchor="_Toc226233144" w:history="1">
+          <w:hyperlink w:anchor="_Toc226299459" w:history="1">
             <w:r>
               <w:rPr>
                 <w:rStyle w:val="Hipervnculo"/>
@@ -655,7 +655,7 @@
                 <w:noProof/>
                 <w:webHidden/>
               </w:rPr>
-              <w:instrText xml:space="preserve"> PAGEREF _Toc226233144 \h </w:instrText>
+              <w:instrText xml:space="preserve"> PAGEREF _Toc226299459 \h </w:instrText>
             </w:r>
             <w:r>
               <w:rPr>
@@ -675,7 +675,7 @@
                 <w:noProof/>
                 <w:webHidden/>
               </w:rPr>
-              <w:t>3</w:t>
+              <w:t>4</w:t>
             </w:r>
             <w:r>
               <w:rPr>
@@ -701,7 +701,7 @@
               <w14:ligatures w14:val="standardContextual"/>
             </w:rPr>
           </w:pPr>
-          <w:hyperlink w:anchor="_Toc226233145" w:history="1">
+          <w:hyperlink w:anchor="_Toc226299460" w:history="1">
             <w:r>
               <w:rPr>
                 <w:rStyle w:val="Hipervnculo"/>
@@ -729,7 +729,7 @@
                 <w:noProof/>
                 <w:webHidden/>
               </w:rPr>
-              <w:instrText xml:space="preserve"> PAGEREF _Toc226233145 \h </w:instrText>
+              <w:instrText xml:space="preserve"> PAGEREF _Toc226299460 \h </w:instrText>
             </w:r>
             <w:r>
               <w:rPr>
@@ -749,7 +749,7 @@
                 <w:noProof/>
                 <w:webHidden/>
               </w:rPr>
-              <w:t>3</w:t>
+              <w:t>4</w:t>
             </w:r>
             <w:r>
               <w:rPr>
@@ -775,7 +775,7 @@
               <w14:ligatures w14:val="standardContextual"/>
             </w:rPr>
           </w:pPr>
-          <w:hyperlink w:anchor="_Toc226233146" w:history="1">
+          <w:hyperlink w:anchor="_Toc226299461" w:history="1">
             <w:r>
               <w:rPr>
                 <w:rStyle w:val="Hipervnculo"/>
@@ -803,7 +803,7 @@
                 <w:noProof/>
                 <w:webHidden/>
               </w:rPr>
-              <w:instrText xml:space="preserve"> PAGEREF _Toc226233146 \h </w:instrText>
+              <w:instrText xml:space="preserve"> PAGEREF _Toc226299461 \h </w:instrText>
             </w:r>
             <w:r>
               <w:rPr>
@@ -849,7 +849,7 @@
               <w14:ligatures w14:val="standardContextual"/>
             </w:rPr>
           </w:pPr>
-          <w:hyperlink w:anchor="_Toc226233147" w:history="1">
+          <w:hyperlink w:anchor="_Toc226299462" w:history="1">
             <w:r>
               <w:rPr>
                 <w:rStyle w:val="Hipervnculo"/>
@@ -877,7 +877,7 @@
                 <w:noProof/>
                 <w:webHidden/>
               </w:rPr>
-              <w:instrText xml:space="preserve"> PAGEREF _Toc226233147 \h </w:instrText>
+              <w:instrText xml:space="preserve"> PAGEREF _Toc226299462 \h </w:instrText>
             </w:r>
             <w:r>
               <w:rPr>
@@ -923,7 +923,7 @@
               <w14:ligatures w14:val="standardContextual"/>
             </w:rPr>
           </w:pPr>
-          <w:hyperlink w:anchor="_Toc226233148" w:history="1">
+          <w:hyperlink w:anchor="_Toc226299463" w:history="1">
             <w:r>
               <w:rPr>
                 <w:rStyle w:val="Hipervnculo"/>
@@ -951,7 +951,7 @@
                 <w:noProof/>
                 <w:webHidden/>
               </w:rPr>
-              <w:instrText xml:space="preserve"> PAGEREF _Toc226233148 \h </w:instrText>
+              <w:instrText xml:space="preserve"> PAGEREF _Toc226299463 \h </w:instrText>
             </w:r>
             <w:r>
               <w:rPr>
@@ -997,7 +997,7 @@
               <w14:ligatures w14:val="standardContextual"/>
             </w:rPr>
           </w:pPr>
-          <w:hyperlink w:anchor="_Toc226233149" w:history="1">
+          <w:hyperlink w:anchor="_Toc226299464" w:history="1">
             <w:r>
               <w:rPr>
                 <w:rStyle w:val="Hipervnculo"/>
@@ -1025,7 +1025,7 @@
                 <w:noProof/>
                 <w:webHidden/>
               </w:rPr>
-              <w:instrText xml:space="preserve"> PAGEREF _Toc226233149 \h </w:instrText>
+              <w:instrText xml:space="preserve"> PAGEREF _Toc226299464 \h </w:instrText>
             </w:r>
             <w:r>
               <w:rPr>
@@ -1071,7 +1071,7 @@
               <w14:ligatures w14:val="standardContextual"/>
             </w:rPr>
           </w:pPr>
-          <w:hyperlink w:anchor="_Toc226233150" w:history="1">
+          <w:hyperlink w:anchor="_Toc226299465" w:history="1">
             <w:r>
               <w:rPr>
                 <w:rStyle w:val="Hipervnculo"/>
@@ -1099,7 +1099,7 @@
                 <w:noProof/>
                 <w:webHidden/>
               </w:rPr>
-              <w:instrText xml:space="preserve"> PAGEREF _Toc226233150 \h </w:instrText>
+              <w:instrText xml:space="preserve"> PAGEREF _Toc226299465 \h </w:instrText>
             </w:r>
             <w:r>
               <w:rPr>
@@ -1145,7 +1145,7 @@
               <w14:ligatures w14:val="standardContextual"/>
             </w:rPr>
           </w:pPr>
-          <w:hyperlink w:anchor="_Toc226233151" w:history="1">
+          <w:hyperlink w:anchor="_Toc226299466" w:history="1">
             <w:r>
               <w:rPr>
                 <w:rStyle w:val="Hipervnculo"/>
@@ -1173,7 +1173,7 @@
                 <w:noProof/>
                 <w:webHidden/>
               </w:rPr>
-              <w:instrText xml:space="preserve"> PAGEREF _Toc226233151 \h </w:instrText>
+              <w:instrText xml:space="preserve"> PAGEREF _Toc226299466 \h </w:instrText>
             </w:r>
             <w:r>
               <w:rPr>
@@ -1193,7 +1193,7 @@
                 <w:noProof/>
                 <w:webHidden/>
               </w:rPr>
-              <w:t>4</w:t>
+              <w:t>5</w:t>
             </w:r>
             <w:r>
               <w:rPr>
@@ -1219,7 +1219,7 @@
               <w14:ligatures w14:val="standardContextual"/>
             </w:rPr>
           </w:pPr>
-          <w:hyperlink w:anchor="_Toc226233152" w:history="1">
+          <w:hyperlink w:anchor="_Toc226299467" w:history="1">
             <w:r>
               <w:rPr>
                 <w:rStyle w:val="Hipervnculo"/>
@@ -1247,7 +1247,7 @@
                 <w:noProof/>
                 <w:webHidden/>
               </w:rPr>
-              <w:instrText xml:space="preserve"> PAGEREF _Toc226233152 \h </w:instrText>
+              <w:instrText xml:space="preserve"> PAGEREF _Toc226299467 \h </w:instrText>
             </w:r>
             <w:r>
               <w:rPr>
@@ -1293,7 +1293,7 @@
               <w14:ligatures w14:val="standardContextual"/>
             </w:rPr>
           </w:pPr>
-          <w:hyperlink w:anchor="_Toc226233153" w:history="1">
+          <w:hyperlink w:anchor="_Toc226299468" w:history="1">
             <w:r>
               <w:rPr>
                 <w:rStyle w:val="Hipervnculo"/>
@@ -1321,7 +1321,7 @@
                 <w:noProof/>
                 <w:webHidden/>
               </w:rPr>
-              <w:instrText xml:space="preserve"> PAGEREF _Toc226233153 \h </w:instrText>
+              <w:instrText xml:space="preserve"> PAGEREF _Toc226299468 \h </w:instrText>
             </w:r>
             <w:r>
               <w:rPr>
@@ -1367,7 +1367,7 @@
               <w14:ligatures w14:val="standardContextual"/>
             </w:rPr>
           </w:pPr>
-          <w:hyperlink w:anchor="_Toc226233154" w:history="1">
+          <w:hyperlink w:anchor="_Toc226299469" w:history="1">
             <w:r>
               <w:rPr>
                 <w:rStyle w:val="Hipervnculo"/>
@@ -1395,7 +1395,7 @@
                 <w:noProof/>
                 <w:webHidden/>
               </w:rPr>
-              <w:instrText xml:space="preserve"> PAGEREF _Toc226233154 \h </w:instrText>
+              <w:instrText xml:space="preserve"> PAGEREF _Toc226299469 \h </w:instrText>
             </w:r>
             <w:r>
               <w:rPr>
@@ -1441,7 +1441,7 @@
               <w14:ligatures w14:val="standardContextual"/>
             </w:rPr>
           </w:pPr>
-          <w:hyperlink w:anchor="_Toc226233155" w:history="1">
+          <w:hyperlink w:anchor="_Toc226299470" w:history="1">
             <w:r>
               <w:rPr>
                 <w:rStyle w:val="Hipervnculo"/>
@@ -1469,7 +1469,7 @@
                 <w:noProof/>
                 <w:webHidden/>
               </w:rPr>
-              <w:instrText xml:space="preserve"> PAGEREF _Toc226233155 \h </w:instrText>
+              <w:instrText xml:space="preserve"> PAGEREF _Toc226299470 \h </w:instrText>
             </w:r>
             <w:r>
               <w:rPr>
@@ -1515,7 +1515,7 @@
               <w14:ligatures w14:val="standardContextual"/>
             </w:rPr>
           </w:pPr>
-          <w:hyperlink w:anchor="_Toc226233156" w:history="1">
+          <w:hyperlink w:anchor="_Toc226299471" w:history="1">
             <w:r>
               <w:rPr>
                 <w:rStyle w:val="Hipervnculo"/>
@@ -1543,7 +1543,7 @@
                 <w:noProof/>
                 <w:webHidden/>
               </w:rPr>
-              <w:instrText xml:space="preserve"> PAGEREF _Toc226233156 \h </w:instrText>
+              <w:instrText xml:space="preserve"> PAGEREF _Toc226299471 \h </w:instrText>
             </w:r>
             <w:r>
               <w:rPr>
@@ -1589,7 +1589,7 @@
               <w14:ligatures w14:val="standardContextual"/>
             </w:rPr>
           </w:pPr>
-          <w:hyperlink w:anchor="_Toc226233157" w:history="1">
+          <w:hyperlink w:anchor="_Toc226299472" w:history="1">
             <w:r>
               <w:rPr>
                 <w:rStyle w:val="Hipervnculo"/>
@@ -1617,7 +1617,7 @@
                 <w:noProof/>
                 <w:webHidden/>
               </w:rPr>
-              <w:instrText xml:space="preserve"> PAGEREF _Toc226233157 \h </w:instrText>
+              <w:instrText xml:space="preserve"> PAGEREF _Toc226299472 \h </w:instrText>
             </w:r>
             <w:r>
               <w:rPr>
@@ -1663,13 +1663,87 @@
               <w14:ligatures w14:val="standardContextual"/>
             </w:rPr>
           </w:pPr>
-          <w:hyperlink w:anchor="_Toc226233158" w:history="1">
+          <w:hyperlink w:anchor="_Toc226299473" w:history="1">
             <w:r>
               <w:rPr>
                 <w:rStyle w:val="Hipervnculo"/>
                 <w:rFonts w:ascii="Times New Roman" w:hAnsi="Times New Roman" w:cs="Times New Roman"/>
                 <w:noProof/>
               </w:rPr>
+              <w:t>4.3.1 planeación del sprint 1</w:t>
+            </w:r>
+            <w:r>
+              <w:rPr>
+                <w:noProof/>
+                <w:webHidden/>
+              </w:rPr>
+              <w:tab/>
+            </w:r>
+            <w:r>
+              <w:rPr>
+                <w:noProof/>
+                <w:webHidden/>
+              </w:rPr>
+              <w:fldChar w:fldCharType="begin"/>
+            </w:r>
+            <w:r>
+              <w:rPr>
+                <w:noProof/>
+                <w:webHidden/>
+              </w:rPr>
+              <w:instrText xml:space="preserve"> PAGEREF _Toc226299473 \h </w:instrText>
+            </w:r>
+            <w:r>
+              <w:rPr>
+                <w:noProof/>
+                <w:webHidden/>
+              </w:rPr>
+            </w:r>
+            <w:r>
+              <w:rPr>
+                <w:noProof/>
+                <w:webHidden/>
+              </w:rPr>
+              <w:fldChar w:fldCharType="separate"/>
+            </w:r>
+            <w:r>
+              <w:rPr>
+                <w:noProof/>
+                <w:webHidden/>
+              </w:rPr>
+              <w:t>6</w:t>
+            </w:r>
+            <w:r>
+              <w:rPr>
+                <w:noProof/>
+                <w:webHidden/>
+              </w:rPr>
+              <w:fldChar w:fldCharType="end"/>
+            </w:r>
+          </w:hyperlink>
+        </w:p>
+        <w:p>
+          <w:pPr>
+            <w:pStyle w:val="TDC2"/>
+            <w:tabs>
+              <w:tab w:val="right" w:leader="dot" w:pos="9016"/>
+            </w:tabs>
+            <w:rPr>
+              <w:rFonts w:asciiTheme="minorHAnsi" w:eastAsiaTheme="minorEastAsia" w:hAnsiTheme="minorHAnsi" w:cstheme="minorBidi"/>
+              <w:noProof/>
+              <w:kern w:val="2"/>
+              <w:sz w:val="24"/>
+              <w:szCs w:val="24"/>
+              <w14:ligatures w14:val="standardContextual"/>
+            </w:rPr>
+          </w:pPr>
+          <w:hyperlink w:anchor="_Toc226299474" w:history="1">
+            <w:r>
+              <w:rPr>
+                <w:rStyle w:val="Hipervnculo"/>
+                <w:rFonts w:ascii="Times New Roman" w:hAnsi="Times New Roman" w:cs="Times New Roman"/>
+                <w:noProof/>
+              </w:rPr>
               <w:t>4.4 Herramientas de Gestión</w:t>
             </w:r>
             <w:r>
@@ -1691,7 +1765,7 @@
                 <w:noProof/>
                 <w:webHidden/>
               </w:rPr>
-              <w:instrText xml:space="preserve"> PAGEREF _Toc226233158 \h </w:instrText>
+              <w:instrText xml:space="preserve"> PAGEREF _Toc226299474 \h </w:instrText>
             </w:r>
             <w:r>
               <w:rPr>
@@ -1711,7 +1785,7 @@
                 <w:noProof/>
                 <w:webHidden/>
               </w:rPr>
-              <w:t>5</w:t>
+              <w:t>6</w:t>
             </w:r>
             <w:r>
               <w:rPr>
@@ -1737,7 +1811,7 @@
               <w14:ligatures w14:val="standardContextual"/>
             </w:rPr>
           </w:pPr>
-          <w:hyperlink w:anchor="_Toc226233159" w:history="1">
+          <w:hyperlink w:anchor="_Toc226299475" w:history="1">
             <w:r>
               <w:rPr>
                 <w:rStyle w:val="Hipervnculo"/>
@@ -1765,7 +1839,7 @@
                 <w:noProof/>
                 <w:webHidden/>
               </w:rPr>
-              <w:instrText xml:space="preserve"> PAGEREF _Toc226233159 \h </w:instrText>
+              <w:instrText xml:space="preserve"> PAGEREF _Toc226299475 \h </w:instrText>
             </w:r>
             <w:r>
               <w:rPr>
@@ -1785,7 +1859,7 @@
                 <w:noProof/>
                 <w:webHidden/>
               </w:rPr>
-              <w:t>6</w:t>
+              <w:t>7</w:t>
             </w:r>
             <w:r>
               <w:rPr>
@@ -1811,7 +1885,7 @@
               <w14:ligatures w14:val="standardContextual"/>
             </w:rPr>
           </w:pPr>
-          <w:hyperlink w:anchor="_Toc226233160" w:history="1">
+          <w:hyperlink w:anchor="_Toc226299476" w:history="1">
             <w:r>
               <w:rPr>
                 <w:rStyle w:val="Hipervnculo"/>
@@ -1839,7 +1913,7 @@
                 <w:noProof/>
                 <w:webHidden/>
               </w:rPr>
-              <w:instrText xml:space="preserve"> PAGEREF _Toc226233160 \h </w:instrText>
+              <w:instrText xml:space="preserve"> PAGEREF _Toc226299476 \h </w:instrText>
             </w:r>
             <w:r>
               <w:rPr>
@@ -1859,7 +1933,7 @@
                 <w:noProof/>
                 <w:webHidden/>
               </w:rPr>
-              <w:t>6</w:t>
+              <w:t>7</w:t>
             </w:r>
             <w:r>
               <w:rPr>
@@ -1885,7 +1959,7 @@
               <w14:ligatures w14:val="standardContextual"/>
             </w:rPr>
           </w:pPr>
-          <w:hyperlink w:anchor="_Toc226233161" w:history="1">
+          <w:hyperlink w:anchor="_Toc226299477" w:history="1">
             <w:r>
               <w:rPr>
                 <w:rStyle w:val="Hipervnculo"/>
@@ -1913,7 +1987,7 @@
                 <w:noProof/>
                 <w:webHidden/>
               </w:rPr>
-              <w:instrText xml:space="preserve"> PAGEREF _Toc226233161 \h </w:instrText>
+              <w:instrText xml:space="preserve"> PAGEREF _Toc226299477 \h </w:instrText>
             </w:r>
             <w:r>
               <w:rPr>
@@ -1933,7 +2007,7 @@
                 <w:noProof/>
                 <w:webHidden/>
               </w:rPr>
-              <w:t>7</w:t>
+              <w:t>8</w:t>
             </w:r>
             <w:r>
               <w:rPr>
@@ -1959,7 +2033,7 @@
               <w14:ligatures w14:val="standardContextual"/>
             </w:rPr>
           </w:pPr>
-          <w:hyperlink w:anchor="_Toc226233162" w:history="1">
+          <w:hyperlink w:anchor="_Toc226299478" w:history="1">
             <w:r>
               <w:rPr>
                 <w:rStyle w:val="Hipervnculo"/>
@@ -1987,7 +2061,7 @@
                 <w:noProof/>
                 <w:webHidden/>
               </w:rPr>
-              <w:instrText xml:space="preserve"> PAGEREF _Toc226233162 \h </w:instrText>
+              <w:instrText xml:space="preserve"> PAGEREF _Toc226299478 \h </w:instrText>
             </w:r>
             <w:r>
               <w:rPr>
@@ -2007,7 +2081,7 @@
                 <w:noProof/>
                 <w:webHidden/>
               </w:rPr>
-              <w:t>7</w:t>
+              <w:t>8</w:t>
             </w:r>
             <w:r>
               <w:rPr>
@@ -2033,7 +2107,7 @@
               <w14:ligatures w14:val="standardContextual"/>
             </w:rPr>
           </w:pPr>
-          <w:hyperlink w:anchor="_Toc226233163" w:history="1">
+          <w:hyperlink w:anchor="_Toc226299479" w:history="1">
             <w:r>
               <w:rPr>
                 <w:rStyle w:val="Hipervnculo"/>
@@ -2061,7 +2135,7 @@
                 <w:noProof/>
                 <w:webHidden/>
               </w:rPr>
-              <w:instrText xml:space="preserve"> PAGEREF _Toc226233163 \h </w:instrText>
+              <w:instrText xml:space="preserve"> PAGEREF _Toc226299479 \h </w:instrText>
             </w:r>
             <w:r>
               <w:rPr>
@@ -2081,7 +2155,7 @@
                 <w:noProof/>
                 <w:webHidden/>
               </w:rPr>
-              <w:t>7</w:t>
+              <w:t>8</w:t>
             </w:r>
             <w:r>
               <w:rPr>
@@ -2107,7 +2181,7 @@
               <w14:ligatures w14:val="standardContextual"/>
             </w:rPr>
           </w:pPr>
-          <w:hyperlink w:anchor="_Toc226233164" w:history="1">
+          <w:hyperlink w:anchor="_Toc226299480" w:history="1">
             <w:r>
               <w:rPr>
                 <w:rStyle w:val="Hipervnculo"/>
@@ -2135,7 +2209,7 @@
                 <w:noProof/>
                 <w:webHidden/>
               </w:rPr>
-              <w:instrText xml:space="preserve"> PAGEREF _Toc226233164 \h </w:instrText>
+              <w:instrText xml:space="preserve"> PAGEREF _Toc226299480 \h </w:instrText>
             </w:r>
             <w:r>
               <w:rPr>
@@ -2155,7 +2229,7 @@
                 <w:noProof/>
                 <w:webHidden/>
               </w:rPr>
-              <w:t>7</w:t>
+              <w:t>8</w:t>
             </w:r>
             <w:r>
               <w:rPr>
@@ -2181,7 +2255,7 @@
               <w14:ligatures w14:val="standardContextual"/>
             </w:rPr>
           </w:pPr>
-          <w:hyperlink w:anchor="_Toc226233165" w:history="1">
+          <w:hyperlink w:anchor="_Toc226299481" w:history="1">
             <w:r>
               <w:rPr>
                 <w:rStyle w:val="Hipervnculo"/>
@@ -2209,7 +2283,7 @@
                 <w:noProof/>
                 <w:webHidden/>
               </w:rPr>
-              <w:instrText xml:space="preserve"> PAGEREF _Toc226233165 \h </w:instrText>
+              <w:instrText xml:space="preserve"> PAGEREF _Toc226299481 \h </w:instrText>
             </w:r>
             <w:r>
               <w:rPr>
@@ -2229,7 +2303,7 @@
                 <w:noProof/>
                 <w:webHidden/>
               </w:rPr>
-              <w:t>8</w:t>
+              <w:t>9</w:t>
             </w:r>
             <w:r>
               <w:rPr>
@@ -2255,7 +2329,7 @@
               <w14:ligatures w14:val="standardContextual"/>
             </w:rPr>
           </w:pPr>
-          <w:hyperlink w:anchor="_Toc226233166" w:history="1">
+          <w:hyperlink w:anchor="_Toc226299482" w:history="1">
             <w:r>
               <w:rPr>
                 <w:rStyle w:val="Hipervnculo"/>
@@ -2283,7 +2357,7 @@
                 <w:noProof/>
                 <w:webHidden/>
               </w:rPr>
-              <w:instrText xml:space="preserve"> PAGEREF _Toc226233166 \h </w:instrText>
+              <w:instrText xml:space="preserve"> PAGEREF _Toc226299482 \h </w:instrText>
             </w:r>
             <w:r>
               <w:rPr>
@@ -2303,7 +2377,7 @@
                 <w:noProof/>
                 <w:webHidden/>
               </w:rPr>
-              <w:t>8</w:t>
+              <w:t>9</w:t>
             </w:r>
             <w:r>
               <w:rPr>
@@ -2329,7 +2403,7 @@
               <w14:ligatures w14:val="standardContextual"/>
             </w:rPr>
           </w:pPr>
-          <w:hyperlink w:anchor="_Toc226233167" w:history="1">
+          <w:hyperlink w:anchor="_Toc226299483" w:history="1">
             <w:r>
               <w:rPr>
                 <w:rStyle w:val="Hipervnculo"/>
@@ -2357,7 +2431,7 @@
                 <w:noProof/>
                 <w:webHidden/>
               </w:rPr>
-              <w:instrText xml:space="preserve"> PAGEREF _Toc226233167 \h </w:instrText>
+              <w:instrText xml:space="preserve"> PAGEREF _Toc226299483 \h </w:instrText>
             </w:r>
             <w:r>
               <w:rPr>
@@ -2377,7 +2451,7 @@
                 <w:noProof/>
                 <w:webHidden/>
               </w:rPr>
-              <w:t>9</w:t>
+              <w:t>10</w:t>
             </w:r>
             <w:r>
               <w:rPr>
@@ -2403,7 +2477,7 @@
               <w14:ligatures w14:val="standardContextual"/>
             </w:rPr>
           </w:pPr>
-          <w:hyperlink w:anchor="_Toc226233168" w:history="1">
+          <w:hyperlink w:anchor="_Toc226299484" w:history="1">
             <w:r>
               <w:rPr>
                 <w:rStyle w:val="Hipervnculo"/>
@@ -2431,7 +2505,7 @@
                 <w:noProof/>
                 <w:webHidden/>
               </w:rPr>
-              <w:instrText xml:space="preserve"> PAGEREF _Toc226233168 \h </w:instrText>
+              <w:instrText xml:space="preserve"> PAGEREF _Toc226299484 \h </w:instrText>
             </w:r>
             <w:r>
               <w:rPr>
@@ -2451,7 +2525,7 @@
                 <w:noProof/>
                 <w:webHidden/>
               </w:rPr>
-              <w:t>9</w:t>
+              <w:t>10</w:t>
             </w:r>
             <w:r>
               <w:rPr>
@@ -2477,7 +2551,7 @@
               <w14:ligatures w14:val="standardContextual"/>
             </w:rPr>
           </w:pPr>
-          <w:hyperlink w:anchor="_Toc226233169" w:history="1">
+          <w:hyperlink w:anchor="_Toc226299485" w:history="1">
             <w:r>
               <w:rPr>
                 <w:rStyle w:val="Hipervnculo"/>
@@ -2505,7 +2579,7 @@
                 <w:noProof/>
                 <w:webHidden/>
               </w:rPr>
-              <w:instrText xml:space="preserve"> PAGEREF _Toc226233169 \h </w:instrText>
+              <w:instrText xml:space="preserve"> PAGEREF _Toc226299485 \h </w:instrText>
             </w:r>
             <w:r>
               <w:rPr>
@@ -2525,7 +2599,7 @@
                 <w:noProof/>
                 <w:webHidden/>
               </w:rPr>
-              <w:t>13</w:t>
+              <w:t>14</w:t>
             </w:r>
             <w:r>
               <w:rPr>
@@ -2551,7 +2625,7 @@
               <w14:ligatures w14:val="standardContextual"/>
             </w:rPr>
           </w:pPr>
-          <w:hyperlink w:anchor="_Toc226233170" w:history="1">
+          <w:hyperlink w:anchor="_Toc226299486" w:history="1">
             <w:r>
               <w:rPr>
                 <w:rStyle w:val="Hipervnculo"/>
@@ -2579,7 +2653,7 @@
                 <w:noProof/>
                 <w:webHidden/>
               </w:rPr>
-              <w:instrText xml:space="preserve"> PAGEREF _Toc226233170 \h </w:instrText>
+              <w:instrText xml:space="preserve"> PAGEREF _Toc226299486 \h </w:instrText>
             </w:r>
             <w:r>
               <w:rPr>
@@ -2599,7 +2673,7 @@
                 <w:noProof/>
                 <w:webHidden/>
               </w:rPr>
-              <w:t>14</w:t>
+              <w:t>15</w:t>
             </w:r>
             <w:r>
               <w:rPr>
@@ -2625,7 +2699,7 @@
               <w14:ligatures w14:val="standardContextual"/>
             </w:rPr>
           </w:pPr>
-          <w:hyperlink w:anchor="_Toc226233171" w:history="1">
+          <w:hyperlink w:anchor="_Toc226299487" w:history="1">
             <w:r>
               <w:rPr>
                 <w:rStyle w:val="Hipervnculo"/>
@@ -2653,7 +2727,7 @@
                 <w:noProof/>
                 <w:webHidden/>
               </w:rPr>
-              <w:instrText xml:space="preserve"> PAGEREF _Toc226233171 \h </w:instrText>
+              <w:instrText xml:space="preserve"> PAGEREF _Toc226299487 \h </w:instrText>
             </w:r>
             <w:r>
               <w:rPr>
@@ -2673,7 +2747,7 @@
                 <w:noProof/>
                 <w:webHidden/>
               </w:rPr>
-              <w:t>14</w:t>
+              <w:t>15</w:t>
             </w:r>
             <w:r>
               <w:rPr>
@@ -2699,7 +2773,7 @@
               <w14:ligatures w14:val="standardContextual"/>
             </w:rPr>
           </w:pPr>
-          <w:hyperlink w:anchor="_Toc226233172" w:history="1">
+          <w:hyperlink w:anchor="_Toc226299488" w:history="1">
             <w:r>
               <w:rPr>
                 <w:rStyle w:val="Hipervnculo"/>
@@ -2727,7 +2801,7 @@
                 <w:noProof/>
                 <w:webHidden/>
               </w:rPr>
-              <w:instrText xml:space="preserve"> PAGEREF _Toc226233172 \h </w:instrText>
+              <w:instrText xml:space="preserve"> PAGEREF _Toc226299488 \h </w:instrText>
             </w:r>
             <w:r>
               <w:rPr>
@@ -2747,7 +2821,7 @@
                 <w:noProof/>
                 <w:webHidden/>
               </w:rPr>
-              <w:t>14</w:t>
+              <w:t>15</w:t>
             </w:r>
             <w:r>
               <w:rPr>
@@ -2773,7 +2847,7 @@
               <w14:ligatures w14:val="standardContextual"/>
             </w:rPr>
           </w:pPr>
-          <w:hyperlink w:anchor="_Toc226233173" w:history="1">
+          <w:hyperlink w:anchor="_Toc226299489" w:history="1">
             <w:r>
               <w:rPr>
                 <w:rStyle w:val="Hipervnculo"/>
@@ -2801,7 +2875,7 @@
                 <w:noProof/>
                 <w:webHidden/>
               </w:rPr>
-              <w:instrText xml:space="preserve"> PAGEREF _Toc226233173 \h </w:instrText>
+              <w:instrText xml:space="preserve"> PAGEREF _Toc226299489 \h </w:instrText>
             </w:r>
             <w:r>
               <w:rPr>
@@ -2821,7 +2895,7 @@
                 <w:noProof/>
                 <w:webHidden/>
               </w:rPr>
-              <w:t>14</w:t>
+              <w:t>15</w:t>
             </w:r>
             <w:r>
               <w:rPr>
@@ -2847,7 +2921,7 @@
               <w14:ligatures w14:val="standardContextual"/>
             </w:rPr>
           </w:pPr>
-          <w:hyperlink w:anchor="_Toc226233174" w:history="1">
+          <w:hyperlink w:anchor="_Toc226299490" w:history="1">
             <w:r>
               <w:rPr>
                 <w:rStyle w:val="Hipervnculo"/>
@@ -2875,7 +2949,7 @@
                 <w:noProof/>
                 <w:webHidden/>
               </w:rPr>
-              <w:instrText xml:space="preserve"> PAGEREF _Toc226233174 \h </w:instrText>
+              <w:instrText xml:space="preserve"> PAGEREF _Toc226299490 \h </w:instrText>
             </w:r>
             <w:r>
               <w:rPr>
@@ -2895,7 +2969,7 @@
                 <w:noProof/>
                 <w:webHidden/>
               </w:rPr>
-              <w:t>15</w:t>
+              <w:t>16</w:t>
             </w:r>
             <w:r>
               <w:rPr>
@@ -2921,7 +2995,7 @@
               <w14:ligatures w14:val="standardContextual"/>
             </w:rPr>
           </w:pPr>
-          <w:hyperlink w:anchor="_Toc226233175" w:history="1">
+          <w:hyperlink w:anchor="_Toc226299491" w:history="1">
             <w:r>
               <w:rPr>
                 <w:rStyle w:val="Hipervnculo"/>
@@ -2949,7 +3023,7 @@
                 <w:noProof/>
                 <w:webHidden/>
               </w:rPr>
-              <w:instrText xml:space="preserve"> PAGEREF _Toc226233175 \h </w:instrText>
+              <w:instrText xml:space="preserve"> PAGEREF _Toc226299491 \h </w:instrText>
             </w:r>
             <w:r>
               <w:rPr>
@@ -2969,7 +3043,7 @@
                 <w:noProof/>
                 <w:webHidden/>
               </w:rPr>
-              <w:t>15</w:t>
+              <w:t>16</w:t>
             </w:r>
             <w:r>
               <w:rPr>
@@ -2995,7 +3069,7 @@
               <w14:ligatures w14:val="standardContextual"/>
             </w:rPr>
           </w:pPr>
-          <w:hyperlink w:anchor="_Toc226233176" w:history="1">
+          <w:hyperlink w:anchor="_Toc226299492" w:history="1">
             <w:r>
               <w:rPr>
                 <w:rStyle w:val="Hipervnculo"/>
@@ -3023,7 +3097,7 @@
                 <w:noProof/>
                 <w:webHidden/>
               </w:rPr>
-              <w:instrText xml:space="preserve"> PAGEREF _Toc226233176 \h </w:instrText>
+              <w:instrText xml:space="preserve"> PAGEREF _Toc226299492 \h </w:instrText>
             </w:r>
             <w:r>
               <w:rPr>
@@ -3043,7 +3117,7 @@
                 <w:noProof/>
                 <w:webHidden/>
               </w:rPr>
-              <w:t>16</w:t>
+              <w:t>17</w:t>
             </w:r>
             <w:r>
               <w:rPr>
@@ -3069,7 +3143,7 @@
               <w14:ligatures w14:val="standardContextual"/>
             </w:rPr>
           </w:pPr>
-          <w:hyperlink w:anchor="_Toc226233177" w:history="1">
+          <w:hyperlink w:anchor="_Toc226299493" w:history="1">
             <w:r>
               <w:rPr>
                 <w:rStyle w:val="Hipervnculo"/>
@@ -3097,7 +3171,7 @@
                 <w:noProof/>
                 <w:webHidden/>
               </w:rPr>
-              <w:instrText xml:space="preserve"> PAGEREF _Toc226233177 \h </w:instrText>
+              <w:instrText xml:space="preserve"> PAGEREF _Toc226299493 \h </w:instrText>
             </w:r>
             <w:r>
               <w:rPr>
@@ -3117,7 +3191,7 @@
                 <w:noProof/>
                 <w:webHidden/>
               </w:rPr>
-              <w:t>18</w:t>
+              <w:t>19</w:t>
             </w:r>
             <w:r>
               <w:rPr>
@@ -3143,7 +3217,7 @@
               <w14:ligatures w14:val="standardContextual"/>
             </w:rPr>
           </w:pPr>
-          <w:hyperlink w:anchor="_Toc226233178" w:history="1">
+          <w:hyperlink w:anchor="_Toc226299494" w:history="1">
             <w:r>
               <w:rPr>
                 <w:rStyle w:val="Hipervnculo"/>
@@ -3171,7 +3245,7 @@
                 <w:noProof/>
                 <w:webHidden/>
               </w:rPr>
-              <w:instrText xml:space="preserve"> PAGEREF _Toc226233178 \h </w:instrText>
+              <w:instrText xml:space="preserve"> PAGEREF _Toc226299494 \h </w:instrText>
             </w:r>
             <w:r>
               <w:rPr>
@@ -3191,7 +3265,7 @@
                 <w:noProof/>
                 <w:webHidden/>
               </w:rPr>
-              <w:t>19</w:t>
+              <w:t>20</w:t>
             </w:r>
             <w:r>
               <w:rPr>
@@ -3217,7 +3291,7 @@
               <w14:ligatures w14:val="standardContextual"/>
             </w:rPr>
           </w:pPr>
-          <w:hyperlink w:anchor="_Toc226233179" w:history="1">
+          <w:hyperlink w:anchor="_Toc226299495" w:history="1">
             <w:r>
               <w:rPr>
                 <w:rStyle w:val="Hipervnculo"/>
@@ -3245,7 +3319,7 @@
                 <w:noProof/>
                 <w:webHidden/>
               </w:rPr>
-              <w:instrText xml:space="preserve"> PAGEREF _Toc226233179 \h </w:instrText>
+              <w:instrText xml:space="preserve"> PAGEREF _Toc226299495 \h </w:instrText>
             </w:r>
             <w:r>
               <w:rPr>
@@ -3265,7 +3339,7 @@
                 <w:noProof/>
                 <w:webHidden/>
               </w:rPr>
-              <w:t>20</w:t>
+              <w:t>21</w:t>
             </w:r>
             <w:r>
               <w:rPr>
@@ -3291,7 +3365,7 @@
               <w14:ligatures w14:val="standardContextual"/>
             </w:rPr>
           </w:pPr>
-          <w:hyperlink w:anchor="_Toc226233180" w:history="1">
+          <w:hyperlink w:anchor="_Toc226299496" w:history="1">
             <w:r>
               <w:rPr>
                 <w:rStyle w:val="Hipervnculo"/>
@@ -3319,7 +3393,7 @@
                 <w:noProof/>
                 <w:webHidden/>
               </w:rPr>
-              <w:instrText xml:space="preserve"> PAGEREF _Toc226233180 \h </w:instrText>
+              <w:instrText xml:space="preserve"> PAGEREF _Toc226299496 \h </w:instrText>
             </w:r>
             <w:r>
               <w:rPr>
@@ -3339,7 +3413,7 @@
                 <w:noProof/>
                 <w:webHidden/>
               </w:rPr>
-              <w:t>21</w:t>
+              <w:t>22</w:t>
             </w:r>
             <w:r>
               <w:rPr>
@@ -3381,7 +3455,7 @@
           <w:szCs w:val="24"/>
         </w:rPr>
       </w:pPr>
-      <w:bookmarkStart w:id="0" w:name="_Toc226233140"/>
+      <w:bookmarkStart w:id="0" w:name="_Toc226299455"/>
       <w:r>
         <w:rPr>
           <w:rFonts w:ascii="Times New Roman" w:hAnsi="Times New Roman" w:cs="Times New Roman"/>
@@ -3534,7 +3608,7 @@
           <w:szCs w:val="24"/>
         </w:rPr>
       </w:pPr>
-      <w:bookmarkStart w:id="1" w:name="_Toc226233141"/>
+      <w:bookmarkStart w:id="1" w:name="_Toc226299456"/>
       <w:r>
         <w:rPr>
           <w:rFonts w:ascii="Times New Roman" w:hAnsi="Times New Roman" w:cs="Times New Roman"/>
@@ -3556,7 +3630,7 @@
           <w:szCs w:val="24"/>
         </w:rPr>
       </w:pPr>
-      <w:bookmarkStart w:id="2" w:name="_Toc226233142"/>
+      <w:bookmarkStart w:id="2" w:name="_Toc226299457"/>
       <w:r>
         <w:rPr>
           <w:rFonts w:ascii="Times New Roman" w:hAnsi="Times New Roman" w:cs="Times New Roman"/>
@@ -3598,7 +3672,7 @@
           <w:szCs w:val="24"/>
         </w:rPr>
       </w:pPr>
-      <w:bookmarkStart w:id="3" w:name="_Toc226233143"/>
+      <w:bookmarkStart w:id="3" w:name="_Toc226299458"/>
       <w:r>
         <w:rPr>
           <w:rFonts w:ascii="Times New Roman" w:hAnsi="Times New Roman" w:cs="Times New Roman"/>
@@ -3640,7 +3714,7 @@
           <w:szCs w:val="24"/>
         </w:rPr>
       </w:pPr>
-      <w:bookmarkStart w:id="4" w:name="_Toc226233144"/>
+      <w:bookmarkStart w:id="4" w:name="_Toc226299459"/>
       <w:r>
         <w:rPr>
           <w:rFonts w:ascii="Times New Roman" w:hAnsi="Times New Roman" w:cs="Times New Roman"/>
@@ -3682,7 +3756,7 @@
           <w:szCs w:val="24"/>
         </w:rPr>
       </w:pPr>
-      <w:bookmarkStart w:id="5" w:name="_Toc226233145"/>
+      <w:bookmarkStart w:id="5" w:name="_Toc226299460"/>
       <w:r>
         <w:rPr>
           <w:rFonts w:ascii="Times New Roman" w:hAnsi="Times New Roman" w:cs="Times New Roman"/>
@@ -3724,7 +3798,7 @@
           <w:szCs w:val="24"/>
         </w:rPr>
       </w:pPr>
-      <w:bookmarkStart w:id="6" w:name="_Toc226233146"/>
+      <w:bookmarkStart w:id="6" w:name="_Toc226299461"/>
       <w:r>
         <w:rPr>
           <w:rFonts w:ascii="Times New Roman" w:hAnsi="Times New Roman" w:cs="Times New Roman"/>
@@ -3812,7 +3886,7 @@
           <w:szCs w:val="24"/>
         </w:rPr>
       </w:pPr>
-      <w:bookmarkStart w:id="7" w:name="_Toc226233147"/>
+      <w:bookmarkStart w:id="7" w:name="_Toc226299462"/>
       <w:r>
         <w:rPr>
           <w:rFonts w:ascii="Times New Roman" w:hAnsi="Times New Roman" w:cs="Times New Roman"/>
@@ -3834,7 +3908,7 @@
           <w:szCs w:val="24"/>
         </w:rPr>
       </w:pPr>
-      <w:bookmarkStart w:id="8" w:name="_Toc226233148"/>
+      <w:bookmarkStart w:id="8" w:name="_Toc226299463"/>
       <w:r>
         <w:rPr>
           <w:rFonts w:ascii="Times New Roman" w:hAnsi="Times New Roman" w:cs="Times New Roman"/>
@@ -3930,7 +4004,7 @@
           <w:szCs w:val="24"/>
         </w:rPr>
       </w:pPr>
-      <w:bookmarkStart w:id="9" w:name="_Toc226233149"/>
+      <w:bookmarkStart w:id="9" w:name="_Toc226299464"/>
       <w:r>
         <w:rPr>
           <w:rFonts w:ascii="Times New Roman" w:hAnsi="Times New Roman" w:cs="Times New Roman"/>
@@ -4149,7 +4223,7 @@
           <w:szCs w:val="24"/>
         </w:rPr>
       </w:pPr>
-      <w:bookmarkStart w:id="10" w:name="_Toc226233150"/>
+      <w:bookmarkStart w:id="10" w:name="_Toc226299465"/>
       <w:r>
         <w:rPr>
           <w:rFonts w:ascii="Times New Roman" w:hAnsi="Times New Roman" w:cs="Times New Roman"/>
@@ -4171,7 +4245,7 @@
           <w:szCs w:val="24"/>
         </w:rPr>
       </w:pPr>
-      <w:bookmarkStart w:id="11" w:name="_Toc226233151"/>
+      <w:bookmarkStart w:id="11" w:name="_Toc226299466"/>
       <w:r>
         <w:rPr>
           <w:rFonts w:ascii="Times New Roman" w:hAnsi="Times New Roman" w:cs="Times New Roman"/>
@@ -4447,7 +4521,7 @@
           <w:szCs w:val="24"/>
         </w:rPr>
       </w:pPr>
-      <w:bookmarkStart w:id="12" w:name="_Toc226233152"/>
+      <w:bookmarkStart w:id="12" w:name="_Toc226299467"/>
       <w:r>
         <w:rPr>
           <w:rFonts w:ascii="Times New Roman" w:hAnsi="Times New Roman" w:cs="Times New Roman"/>
@@ -4561,7 +4635,7 @@
           <w:szCs w:val="24"/>
         </w:rPr>
       </w:pPr>
-      <w:bookmarkStart w:id="13" w:name="_Toc226233153"/>
+      <w:bookmarkStart w:id="13" w:name="_Toc226299468"/>
       <w:r>
         <w:rPr>
           <w:rFonts w:ascii="Times New Roman" w:hAnsi="Times New Roman" w:cs="Times New Roman"/>
@@ -4685,7 +4759,7 @@
           <w:szCs w:val="24"/>
         </w:rPr>
       </w:pPr>
-      <w:bookmarkStart w:id="14" w:name="_Toc226233154"/>
+      <w:bookmarkStart w:id="14" w:name="_Toc226299469"/>
       <w:r>
         <w:rPr>
           <w:rFonts w:ascii="Times New Roman" w:hAnsi="Times New Roman" w:cs="Times New Roman"/>
@@ -4707,7 +4781,7 @@
           <w:szCs w:val="24"/>
         </w:rPr>
       </w:pPr>
-      <w:bookmarkStart w:id="15" w:name="_Toc226233155"/>
+      <w:bookmarkStart w:id="15" w:name="_Toc226299470"/>
       <w:r>
         <w:rPr>
           <w:rFonts w:ascii="Times New Roman" w:hAnsi="Times New Roman" w:cs="Times New Roman"/>
@@ -4803,7 +4877,7 @@
           <w:szCs w:val="24"/>
         </w:rPr>
       </w:pPr>
-      <w:bookmarkStart w:id="16" w:name="_Toc226233156"/>
+      <w:bookmarkStart w:id="16" w:name="_Toc226299471"/>
       <w:r>
         <w:rPr>
           <w:rFonts w:ascii="Times New Roman" w:hAnsi="Times New Roman" w:cs="Times New Roman"/>
@@ -4968,7 +5042,7 @@
           <w:szCs w:val="24"/>
         </w:rPr>
       </w:pPr>
-      <w:bookmarkStart w:id="17" w:name="_Toc226233157"/>
+      <w:bookmarkStart w:id="17" w:name="_Toc226299472"/>
       <w:r>
         <w:rPr>
           <w:rFonts w:ascii="Times New Roman" w:hAnsi="Times New Roman" w:cs="Times New Roman"/>
@@ -5071,10 +5145,9 @@
         <w:pStyle w:val="font-claude-response-body"/>
         <w:numPr>
           <w:ilvl w:val="0"/>
-          <w:numId w:val="2"/>
+          <w:numId w:val="4"/>
         </w:numPr>
       </w:pPr>
-      <w:bookmarkStart w:id="18" w:name="_Toc226233158"/>
       <w:r>
         <w:rPr>
           <w:rStyle w:val="Fuerte"/>
@@ -5201,6 +5274,7 @@
           <w:szCs w:val="24"/>
         </w:rPr>
       </w:pPr>
+      <w:bookmarkStart w:id="18" w:name="_Toc226299473"/>
       <w:r>
         <w:rPr>
           <w:rFonts w:ascii="Times New Roman" w:hAnsi="Times New Roman" w:cs="Times New Roman"/>
@@ -5208,9 +5282,335 @@
           <w:sz w:val="24"/>
           <w:szCs w:val="24"/>
         </w:rPr>
+        <w:lastRenderedPageBreak/>
+        <w:t>4.3</w:t>
+      </w:r>
+      <w:r>
+        <w:rPr>
+          <w:rFonts w:ascii="Times New Roman" w:hAnsi="Times New Roman" w:cs="Times New Roman"/>
+          <w:color w:val="auto"/>
+          <w:sz w:val="24"/>
+          <w:szCs w:val="24"/>
+        </w:rPr>
+        <w:t>.1</w:t>
+      </w:r>
+      <w:r>
+        <w:rPr>
+          <w:rFonts w:ascii="Times New Roman" w:hAnsi="Times New Roman" w:cs="Times New Roman"/>
+          <w:color w:val="auto"/>
+          <w:sz w:val="24"/>
+          <w:szCs w:val="24"/>
+        </w:rPr>
+        <w:t xml:space="preserve"> </w:t>
+      </w:r>
+      <w:bookmarkStart w:id="19" w:name="_Toc226299144"/>
+      <w:r>
+        <w:rPr>
+          <w:rFonts w:ascii="Times New Roman" w:hAnsi="Times New Roman" w:cs="Times New Roman"/>
+          <w:color w:val="auto"/>
+          <w:sz w:val="24"/>
+          <w:szCs w:val="24"/>
+        </w:rPr>
+        <w:t xml:space="preserve">planeación del sprint 1 </w:t>
+      </w:r>
+      <w:r>
+        <w:rPr>
+          <w:rFonts w:ascii="Times New Roman" w:hAnsi="Times New Roman" w:cs="Times New Roman"/>
+          <w:color w:val="auto"/>
+          <w:sz w:val="24"/>
+          <w:szCs w:val="24"/>
+        </w:rPr>
+        <w:br/>
+      </w:r>
+      <w:bookmarkEnd w:id="19"/>
+      <w:r>
+        <w:rPr>
+          <w:rFonts w:ascii="Times New Roman" w:hAnsi="Times New Roman" w:cs="Times New Roman"/>
+          <w:color w:val="auto"/>
+          <w:sz w:val="24"/>
+          <w:szCs w:val="24"/>
+        </w:rPr>
+        <w:t xml:space="preserve">    </w:t>
+      </w:r>
+      <w:r>
+        <w:rPr>
+          <w:rFonts w:ascii="Times New Roman" w:hAnsi="Times New Roman" w:cs="Times New Roman"/>
+          <w:color w:val="auto"/>
+          <w:sz w:val="24"/>
+          <w:szCs w:val="24"/>
+        </w:rPr>
+        <w:drawing>
+          <wp:inline distT="0" distB="0" distL="0" distR="0" wp14:anchorId="1A8CEC89" wp14:editId="050404FE">
+            <wp:extent cx="5731510" cy="2167890"/>
+            <wp:effectExtent l="0" t="0" r="2540" b="3810"/>
+            <wp:docPr id="1838559872" name="Imagen 1"/>
+            <wp:cNvGraphicFramePr>
+              <a:graphicFrameLocks xmlns:a="http://schemas.openxmlformats.org/drawingml/2006/main" noChangeAspect="1"/>
+            </wp:cNvGraphicFramePr>
+            <a:graphic xmlns:a="http://schemas.openxmlformats.org/drawingml/2006/main">
+              <a:graphicData uri="http://schemas.openxmlformats.org/drawingml/2006/picture">
+                <pic:pic xmlns:pic="http://schemas.openxmlformats.org/drawingml/2006/picture">
+                  <pic:nvPicPr>
+                    <pic:cNvPr id="1838559872" name=""/>
+                    <pic:cNvPicPr/>
+                  </pic:nvPicPr>
+                  <pic:blipFill>
+                    <a:blip r:embed="rId8"/>
+                    <a:stretch>
+                      <a:fillRect/>
+                    </a:stretch>
+                  </pic:blipFill>
+                  <pic:spPr>
+                    <a:xfrm>
+                      <a:off x="0" y="0"/>
+                      <a:ext cx="5731510" cy="2167890"/>
+                    </a:xfrm>
+                    <a:prstGeom prst="rect">
+                      <a:avLst/>
+                    </a:prstGeom>
+                  </pic:spPr>
+                </pic:pic>
+              </a:graphicData>
+            </a:graphic>
+          </wp:inline>
+        </w:drawing>
+      </w:r>
+      <w:bookmarkEnd w:id="18"/>
+    </w:p>
+    <w:p>
+      <w:pPr>
+        <w:spacing w:before="40" w:after="200"/>
+        <w:jc w:val="center"/>
+        <w:rPr>
+          <w:rFonts w:ascii="Times New Roman" w:hAnsi="Times New Roman" w:cs="Times New Roman"/>
+          <w:sz w:val="24"/>
+          <w:szCs w:val="24"/>
+          <w:lang w:val="en-US"/>
+        </w:rPr>
+      </w:pPr>
+      <w:proofErr w:type="spellStart"/>
+      <w:r>
+        <w:rPr>
+          <w:rFonts w:ascii="Times New Roman" w:hAnsi="Times New Roman" w:cs="Times New Roman"/>
+          <w:i/>
+          <w:iCs/>
+          <w:sz w:val="24"/>
+          <w:szCs w:val="24"/>
+          <w:lang w:val="en-US"/>
+        </w:rPr>
+        <w:t>Figura</w:t>
+      </w:r>
+      <w:proofErr w:type="spellEnd"/>
+      <w:r>
+        <w:rPr>
+          <w:rFonts w:ascii="Times New Roman" w:hAnsi="Times New Roman" w:cs="Times New Roman"/>
+          <w:i/>
+          <w:iCs/>
+          <w:sz w:val="24"/>
+          <w:szCs w:val="24"/>
+          <w:lang w:val="en-US"/>
+        </w:rPr>
+        <w:t xml:space="preserve"> 1. </w:t>
+      </w:r>
+      <w:proofErr w:type="gramStart"/>
+      <w:r>
+        <w:rPr>
+          <w:rFonts w:ascii="Times New Roman" w:hAnsi="Times New Roman" w:cs="Times New Roman"/>
+          <w:i/>
+          <w:iCs/>
+          <w:sz w:val="24"/>
+          <w:szCs w:val="24"/>
+          <w:lang w:val="en-US"/>
+        </w:rPr>
+        <w:t>Time line</w:t>
+      </w:r>
+      <w:proofErr w:type="gramEnd"/>
+      <w:r>
+        <w:rPr>
+          <w:rFonts w:ascii="Times New Roman" w:hAnsi="Times New Roman" w:cs="Times New Roman"/>
+          <w:i/>
+          <w:iCs/>
+          <w:sz w:val="24"/>
+          <w:szCs w:val="24"/>
+          <w:lang w:val="en-US"/>
+        </w:rPr>
+        <w:t xml:space="preserve"> sprint 1 —</w:t>
+      </w:r>
+      <w:r>
+        <w:rPr>
+          <w:rFonts w:ascii="Times New Roman" w:hAnsi="Times New Roman" w:cs="Times New Roman"/>
+          <w:i/>
+          <w:iCs/>
+          <w:sz w:val="24"/>
+          <w:szCs w:val="24"/>
+          <w:lang w:val="en-US"/>
+        </w:rPr>
+        <w:t xml:space="preserve"> </w:t>
+      </w:r>
+      <w:proofErr w:type="spellStart"/>
+      <w:r>
+        <w:rPr>
+          <w:rFonts w:ascii="Times New Roman" w:hAnsi="Times New Roman" w:cs="Times New Roman"/>
+          <w:i/>
+          <w:iCs/>
+          <w:sz w:val="24"/>
+          <w:szCs w:val="24"/>
+          <w:lang w:val="en-US"/>
+        </w:rPr>
+        <w:t>MindBalance</w:t>
+      </w:r>
+      <w:bookmarkStart w:id="20" w:name="_Toc226299145"/>
+      <w:proofErr w:type="spellEnd"/>
+      <w:r>
+        <w:rPr>
+          <w:noProof/>
+          <w:color w:val="000000" w:themeColor="text1"/>
+        </w:rPr>
+        <w:drawing>
+          <wp:inline distT="0" distB="0" distL="0" distR="0" wp14:anchorId="5987C296" wp14:editId="4840D9F2">
+            <wp:extent cx="5486400" cy="3083560"/>
+            <wp:effectExtent l="0" t="0" r="0" b="2540"/>
+            <wp:docPr id="280668265" name="Imagen 1"/>
+            <wp:cNvGraphicFramePr>
+              <a:graphicFrameLocks xmlns:a="http://schemas.openxmlformats.org/drawingml/2006/main" noChangeAspect="1"/>
+            </wp:cNvGraphicFramePr>
+            <a:graphic xmlns:a="http://schemas.openxmlformats.org/drawingml/2006/main">
+              <a:graphicData uri="http://schemas.openxmlformats.org/drawingml/2006/picture">
+                <pic:pic xmlns:pic="http://schemas.openxmlformats.org/drawingml/2006/picture">
+                  <pic:nvPicPr>
+                    <pic:cNvPr id="280668265" name=""/>
+                    <pic:cNvPicPr/>
+                  </pic:nvPicPr>
+                  <pic:blipFill>
+                    <a:blip r:embed="rId9"/>
+                    <a:stretch>
+                      <a:fillRect/>
+                    </a:stretch>
+                  </pic:blipFill>
+                  <pic:spPr>
+                    <a:xfrm>
+                      <a:off x="0" y="0"/>
+                      <a:ext cx="5486400" cy="3083560"/>
+                    </a:xfrm>
+                    <a:prstGeom prst="rect">
+                      <a:avLst/>
+                    </a:prstGeom>
+                  </pic:spPr>
+                </pic:pic>
+              </a:graphicData>
+            </a:graphic>
+          </wp:inline>
+        </w:drawing>
+      </w:r>
+      <w:bookmarkEnd w:id="20"/>
+    </w:p>
+    <w:p>
+      <w:pPr>
+        <w:spacing w:before="40" w:after="200"/>
+        <w:jc w:val="center"/>
+        <w:rPr>
+          <w:rFonts w:ascii="Times New Roman" w:hAnsi="Times New Roman" w:cs="Times New Roman"/>
+          <w:sz w:val="24"/>
+          <w:szCs w:val="24"/>
+          <w:lang w:val="en-US"/>
+        </w:rPr>
+      </w:pPr>
+      <w:r>
+        <w:rPr>
+          <w:rStyle w:val="Fuerte"/>
+          <w:lang w:val="en-US"/>
+        </w:rPr>
+        <w:tab/>
+      </w:r>
+      <w:proofErr w:type="spellStart"/>
+      <w:r>
+        <w:rPr>
+          <w:rFonts w:ascii="Times New Roman" w:hAnsi="Times New Roman" w:cs="Times New Roman"/>
+          <w:i/>
+          <w:iCs/>
+          <w:sz w:val="24"/>
+          <w:szCs w:val="24"/>
+          <w:lang w:val="en-US"/>
+        </w:rPr>
+        <w:t>Figura</w:t>
+      </w:r>
+      <w:proofErr w:type="spellEnd"/>
+      <w:r>
+        <w:rPr>
+          <w:rFonts w:ascii="Times New Roman" w:hAnsi="Times New Roman" w:cs="Times New Roman"/>
+          <w:i/>
+          <w:iCs/>
+          <w:sz w:val="24"/>
+          <w:szCs w:val="24"/>
+          <w:lang w:val="en-US"/>
+        </w:rPr>
+        <w:t xml:space="preserve"> </w:t>
+      </w:r>
+      <w:r>
+        <w:rPr>
+          <w:rFonts w:ascii="Times New Roman" w:hAnsi="Times New Roman" w:cs="Times New Roman"/>
+          <w:i/>
+          <w:iCs/>
+          <w:sz w:val="24"/>
+          <w:szCs w:val="24"/>
+          <w:lang w:val="en-US"/>
+        </w:rPr>
+        <w:t>2</w:t>
+      </w:r>
+      <w:r>
+        <w:rPr>
+          <w:rFonts w:ascii="Times New Roman" w:hAnsi="Times New Roman" w:cs="Times New Roman"/>
+          <w:i/>
+          <w:iCs/>
+          <w:sz w:val="24"/>
+          <w:szCs w:val="24"/>
+          <w:lang w:val="en-US"/>
+        </w:rPr>
+        <w:t xml:space="preserve">. Sprint Planning   — </w:t>
+      </w:r>
+      <w:proofErr w:type="spellStart"/>
+      <w:r>
+        <w:rPr>
+          <w:rFonts w:ascii="Times New Roman" w:hAnsi="Times New Roman" w:cs="Times New Roman"/>
+          <w:i/>
+          <w:iCs/>
+          <w:sz w:val="24"/>
+          <w:szCs w:val="24"/>
+          <w:lang w:val="en-US"/>
+        </w:rPr>
+        <w:t>MindBalance</w:t>
+      </w:r>
+      <w:proofErr w:type="spellEnd"/>
+    </w:p>
+    <w:p>
+      <w:pPr>
+        <w:pStyle w:val="font-claude-response-body"/>
+        <w:rPr>
+          <w:lang w:val="en-US"/>
+        </w:rPr>
+      </w:pPr>
+    </w:p>
+    <w:p>
+      <w:pPr>
+        <w:pStyle w:val="Ttulo2"/>
+        <w:rPr>
+          <w:rFonts w:ascii="Times New Roman" w:hAnsi="Times New Roman" w:cs="Times New Roman"/>
+          <w:color w:val="auto"/>
+          <w:sz w:val="24"/>
+          <w:szCs w:val="24"/>
+        </w:rPr>
+      </w:pPr>
+      <w:bookmarkStart w:id="21" w:name="_Toc226299474"/>
+      <w:r>
+        <w:rPr>
+          <w:rFonts w:ascii="Times New Roman" w:hAnsi="Times New Roman" w:cs="Times New Roman"/>
+          <w:color w:val="auto"/>
+          <w:sz w:val="24"/>
+          <w:szCs w:val="24"/>
+        </w:rPr>
         <w:t>4.4 Herramientas de Gestión</w:t>
       </w:r>
-      <w:bookmarkEnd w:id="18"/>
+      <w:bookmarkEnd w:id="21"/>
     </w:p>
     <w:p>
       <w:pPr>
@@ -5297,7 +5697,6 @@
           <w:sz w:val="24"/>
           <w:szCs w:val="24"/>
         </w:rPr>
-        <w:lastRenderedPageBreak/>
         <w:t xml:space="preserve">GitHub: Control de versiones con ramas por </w:t>
       </w:r>
       <w:proofErr w:type="spellStart"/>
@@ -5408,7 +5807,7 @@
           <w:szCs w:val="24"/>
         </w:rPr>
       </w:pPr>
-      <w:bookmarkStart w:id="19" w:name="_Toc226233159"/>
+      <w:bookmarkStart w:id="22" w:name="_Toc226299475"/>
       <w:r>
         <w:rPr>
           <w:rFonts w:ascii="Times New Roman" w:hAnsi="Times New Roman" w:cs="Times New Roman"/>
@@ -5418,7 +5817,7 @@
         </w:rPr>
         <w:t>5. Requisitos del Sistema</w:t>
       </w:r>
-      <w:bookmarkEnd w:id="19"/>
+      <w:bookmarkEnd w:id="22"/>
     </w:p>
     <w:p>
       <w:pPr>
@@ -5430,7 +5829,7 @@
           <w:szCs w:val="24"/>
         </w:rPr>
       </w:pPr>
-      <w:bookmarkStart w:id="20" w:name="_Toc226233160"/>
+      <w:bookmarkStart w:id="23" w:name="_Toc226299476"/>
       <w:r>
         <w:rPr>
           <w:rFonts w:ascii="Times New Roman" w:hAnsi="Times New Roman" w:cs="Times New Roman"/>
@@ -5440,7 +5839,7 @@
         </w:rPr>
         <w:t>5.1 Requisitos Funcionales</w:t>
       </w:r>
-      <w:bookmarkEnd w:id="20"/>
+      <w:bookmarkEnd w:id="23"/>
     </w:p>
     <w:p>
       <w:pPr>
@@ -7042,7 +7441,6 @@
                 <w:sz w:val="24"/>
                 <w:szCs w:val="24"/>
               </w:rPr>
-              <w:lastRenderedPageBreak/>
               <w:t>RF13</w:t>
             </w:r>
           </w:p>
@@ -7257,7 +7655,7 @@
           <w:szCs w:val="24"/>
         </w:rPr>
       </w:pPr>
-      <w:bookmarkStart w:id="21" w:name="_Toc226233161"/>
+      <w:bookmarkStart w:id="24" w:name="_Toc226299477"/>
       <w:r>
         <w:rPr>
           <w:rFonts w:ascii="Times New Roman" w:hAnsi="Times New Roman" w:cs="Times New Roman"/>
@@ -7267,7 +7665,7 @@
         </w:rPr>
         <w:t>5.2 Requisitos No Funcionales</w:t>
       </w:r>
-      <w:bookmarkEnd w:id="21"/>
+      <w:bookmarkEnd w:id="24"/>
     </w:p>
     <w:p>
       <w:pPr>
@@ -8251,7 +8649,7 @@
           <w:szCs w:val="24"/>
         </w:rPr>
       </w:pPr>
-      <w:bookmarkStart w:id="22" w:name="_Toc226233162"/>
+      <w:bookmarkStart w:id="25" w:name="_Toc226299478"/>
       <w:r>
         <w:rPr>
           <w:rFonts w:ascii="Times New Roman" w:hAnsi="Times New Roman" w:cs="Times New Roman"/>
@@ -8281,7 +8679,7 @@
         </w:rPr>
         <w:t xml:space="preserve"> y Usuarios Finales</w:t>
       </w:r>
-      <w:bookmarkEnd w:id="22"/>
+      <w:bookmarkEnd w:id="25"/>
     </w:p>
     <w:p>
       <w:pPr>
@@ -8293,7 +8691,7 @@
           <w:szCs w:val="24"/>
         </w:rPr>
       </w:pPr>
-      <w:bookmarkStart w:id="23" w:name="_Toc226233163"/>
+      <w:bookmarkStart w:id="26" w:name="_Toc226299479"/>
       <w:r>
         <w:rPr>
           <w:rFonts w:ascii="Times New Roman" w:hAnsi="Times New Roman" w:cs="Times New Roman"/>
@@ -8313,7 +8711,7 @@
         </w:rPr>
         <w:t>Stakeholders</w:t>
       </w:r>
-      <w:bookmarkEnd w:id="23"/>
+      <w:bookmarkEnd w:id="26"/>
       <w:proofErr w:type="spellEnd"/>
     </w:p>
     <w:p>
@@ -8418,7 +8816,7 @@
           <w:szCs w:val="24"/>
         </w:rPr>
       </w:pPr>
-      <w:bookmarkStart w:id="24" w:name="_Toc226233164"/>
+      <w:bookmarkStart w:id="27" w:name="_Toc226299480"/>
       <w:r>
         <w:rPr>
           <w:rFonts w:ascii="Times New Roman" w:hAnsi="Times New Roman" w:cs="Times New Roman"/>
@@ -8428,7 +8826,7 @@
         </w:rPr>
         <w:t>6.2 Usuarios Finales</w:t>
       </w:r>
-      <w:bookmarkEnd w:id="24"/>
+      <w:bookmarkEnd w:id="27"/>
     </w:p>
     <w:p>
       <w:pPr>
@@ -8447,7 +8845,6 @@
           <w:sz w:val="24"/>
           <w:szCs w:val="24"/>
         </w:rPr>
-        <w:lastRenderedPageBreak/>
         <w:t>Estudiantes universitarios activos entre 16 y 40 años que tengan la necesidad de llevar un registro de sus emociones, gestionar hábitos saludables y acceder a orientación preventiva sin barreras de acceso ni estigma social.</w:t>
       </w:r>
     </w:p>
@@ -8471,7 +8868,7 @@
           <w:szCs w:val="24"/>
         </w:rPr>
       </w:pPr>
-      <w:bookmarkStart w:id="25" w:name="_Toc226233165"/>
+      <w:bookmarkStart w:id="28" w:name="_Toc226299481"/>
       <w:r>
         <w:rPr>
           <w:rFonts w:ascii="Times New Roman" w:hAnsi="Times New Roman" w:cs="Times New Roman"/>
@@ -8481,7 +8878,7 @@
         </w:rPr>
         <w:t>7. Historias de Usuario</w:t>
       </w:r>
-      <w:bookmarkEnd w:id="25"/>
+      <w:bookmarkEnd w:id="28"/>
     </w:p>
     <w:p>
       <w:pPr>
@@ -8641,6 +9038,7 @@
                 <w:sz w:val="24"/>
                 <w:szCs w:val="24"/>
               </w:rPr>
+              <w:lastRenderedPageBreak/>
               <w:t>HU01</w:t>
             </w:r>
           </w:p>
@@ -9773,7 +10171,7 @@
           <w:szCs w:val="24"/>
         </w:rPr>
       </w:pPr>
-      <w:bookmarkStart w:id="26" w:name="_Toc226233166"/>
+      <w:bookmarkStart w:id="29" w:name="_Toc226299482"/>
       <w:r>
         <w:rPr>
           <w:rFonts w:ascii="Times New Roman" w:hAnsi="Times New Roman" w:cs="Times New Roman"/>
@@ -9783,7 +10181,7 @@
         </w:rPr>
         <w:t>8. Casos de Uso</w:t>
       </w:r>
-      <w:bookmarkEnd w:id="26"/>
+      <w:bookmarkEnd w:id="29"/>
     </w:p>
     <w:p>
       <w:pPr>
@@ -9795,7 +10193,7 @@
           <w:szCs w:val="24"/>
         </w:rPr>
       </w:pPr>
-      <w:bookmarkStart w:id="27" w:name="_Toc226233167"/>
+      <w:bookmarkStart w:id="30" w:name="_Toc226299483"/>
       <w:r>
         <w:rPr>
           <w:rFonts w:ascii="Times New Roman" w:hAnsi="Times New Roman" w:cs="Times New Roman"/>
@@ -9803,10 +10201,9 @@
           <w:sz w:val="24"/>
           <w:szCs w:val="24"/>
         </w:rPr>
-        <w:lastRenderedPageBreak/>
         <w:t>8.1 Diagrama de Casos de Uso</w:t>
       </w:r>
-      <w:bookmarkEnd w:id="27"/>
+      <w:bookmarkEnd w:id="30"/>
     </w:p>
     <w:p>
       <w:pPr>
@@ -9826,6 +10223,7 @@
           <w:sz w:val="24"/>
           <w:szCs w:val="24"/>
         </w:rPr>
+        <w:lastRenderedPageBreak/>
         <w:drawing>
           <wp:inline distT="0" distB="0" distL="0" distR="0" wp14:anchorId="50D97B2B" wp14:editId="67D5CD2E">
             <wp:extent cx="5731510" cy="6045835"/>
@@ -9844,7 +10242,7 @@
                     </pic:cNvPicPr>
                   </pic:nvPicPr>
                   <pic:blipFill>
-                    <a:blip r:embed="rId6">
+                    <a:blip r:embed="rId10">
                       <a:extLst>
                         <a:ext uri="{28A0092B-C50C-407E-A947-70E740481C1C}">
                           <a14:useLocalDpi xmlns:a14="http://schemas.microsoft.com/office/drawing/2010/main" val="0"/>
@@ -9894,7 +10292,27 @@
           <w:sz w:val="24"/>
           <w:szCs w:val="24"/>
         </w:rPr>
-        <w:t xml:space="preserve">Figura 1. Diagrama de Casos de Uso — </w:t>
+        <w:t xml:space="preserve">Figura </w:t>
+      </w:r>
+      <w:r>
+        <w:rPr>
+          <w:rFonts w:ascii="Times New Roman" w:hAnsi="Times New Roman" w:cs="Times New Roman"/>
+          <w:i/>
+          <w:iCs/>
+          <w:sz w:val="24"/>
+          <w:szCs w:val="24"/>
+        </w:rPr>
+        <w:t>3</w:t>
+      </w:r>
+      <w:r>
+        <w:rPr>
+          <w:rFonts w:ascii="Times New Roman" w:hAnsi="Times New Roman" w:cs="Times New Roman"/>
+          <w:i/>
+          <w:iCs/>
+          <w:sz w:val="24"/>
+          <w:szCs w:val="24"/>
+        </w:rPr>
+        <w:t xml:space="preserve">. Diagrama de Casos de Uso — </w:t>
       </w:r>
       <w:proofErr w:type="spellStart"/>
       <w:r>
@@ -9929,7 +10347,7 @@
           <w:szCs w:val="24"/>
         </w:rPr>
       </w:pPr>
-      <w:bookmarkStart w:id="28" w:name="_Toc226233168"/>
+      <w:bookmarkStart w:id="31" w:name="_Toc226299484"/>
       <w:r>
         <w:rPr>
           <w:rFonts w:ascii="Times New Roman" w:hAnsi="Times New Roman" w:cs="Times New Roman"/>
@@ -9939,7 +10357,7 @@
         </w:rPr>
         <w:t>8.2 Documentación de Casos de Uso</w:t>
       </w:r>
-      <w:bookmarkEnd w:id="28"/>
+      <w:bookmarkEnd w:id="31"/>
     </w:p>
     <w:p>
       <w:pPr>
@@ -10220,7 +10638,6 @@
                 <w:sz w:val="24"/>
                 <w:szCs w:val="24"/>
               </w:rPr>
-              <w:lastRenderedPageBreak/>
               <w:t>Precondiciones</w:t>
             </w:r>
           </w:p>
@@ -10301,6 +10718,7 @@
                 <w:sz w:val="24"/>
                 <w:szCs w:val="24"/>
               </w:rPr>
+              <w:lastRenderedPageBreak/>
               <w:t>Flujo Principal</w:t>
             </w:r>
           </w:p>
@@ -11760,6 +12178,7 @@
                 <w:sz w:val="24"/>
                 <w:szCs w:val="24"/>
               </w:rPr>
+              <w:lastRenderedPageBreak/>
               <w:t>CU-04: Gestionar Micro-Hábitos</w:t>
             </w:r>
           </w:p>
@@ -13274,25 +13693,25 @@
                 <w:sz w:val="24"/>
                 <w:szCs w:val="24"/>
               </w:rPr>
+              <w:t>3. El motor de reglas evalúa el estado contra umbrales predefinidos.</w:t>
+            </w:r>
+          </w:p>
+          <w:p>
+            <w:pPr>
+              <w:spacing w:before="40" w:after="40"/>
+              <w:rPr>
+                <w:rFonts w:ascii="Times New Roman" w:hAnsi="Times New Roman" w:cs="Times New Roman"/>
+                <w:sz w:val="24"/>
+                <w:szCs w:val="24"/>
+              </w:rPr>
+            </w:pPr>
+            <w:r>
+              <w:rPr>
+                <w:rFonts w:ascii="Times New Roman" w:hAnsi="Times New Roman" w:cs="Times New Roman"/>
+                <w:sz w:val="24"/>
+                <w:szCs w:val="24"/>
+              </w:rPr>
               <w:lastRenderedPageBreak/>
-              <w:t>3. El motor de reglas evalúa el estado contra umbrales predefinidos.</w:t>
-            </w:r>
-          </w:p>
-          <w:p>
-            <w:pPr>
-              <w:spacing w:before="40" w:after="40"/>
-              <w:rPr>
-                <w:rFonts w:ascii="Times New Roman" w:hAnsi="Times New Roman" w:cs="Times New Roman"/>
-                <w:sz w:val="24"/>
-                <w:szCs w:val="24"/>
-              </w:rPr>
-            </w:pPr>
-            <w:r>
-              <w:rPr>
-                <w:rFonts w:ascii="Times New Roman" w:hAnsi="Times New Roman" w:cs="Times New Roman"/>
-                <w:sz w:val="24"/>
-                <w:szCs w:val="24"/>
-              </w:rPr>
               <w:t>4. El sistema genera recomendaciones específicas para el nivel detectado.</w:t>
             </w:r>
           </w:p>
@@ -14526,7 +14945,6 @@
                 <w:sz w:val="24"/>
                 <w:szCs w:val="24"/>
               </w:rPr>
-              <w:lastRenderedPageBreak/>
               <w:t>CU-09: Editar Perfil</w:t>
             </w:r>
           </w:p>
@@ -14572,6 +14990,7 @@
                 <w:sz w:val="24"/>
                 <w:szCs w:val="24"/>
               </w:rPr>
+              <w:lastRenderedPageBreak/>
               <w:t>Descripción</w:t>
             </w:r>
           </w:p>
@@ -15473,7 +15892,7 @@
           <w:szCs w:val="24"/>
         </w:rPr>
       </w:pPr>
-      <w:bookmarkStart w:id="29" w:name="_Toc226233169"/>
+      <w:bookmarkStart w:id="32" w:name="_Toc226299485"/>
       <w:r>
         <w:rPr>
           <w:rFonts w:ascii="Times New Roman" w:hAnsi="Times New Roman" w:cs="Times New Roman"/>
@@ -15483,7 +15902,7 @@
         </w:rPr>
         <w:t>9. Flujos de Solución</w:t>
       </w:r>
-      <w:bookmarkEnd w:id="29"/>
+      <w:bookmarkEnd w:id="32"/>
     </w:p>
     <w:p>
       <w:pPr>
@@ -15842,7 +16261,7 @@
           <w:szCs w:val="24"/>
         </w:rPr>
       </w:pPr>
-      <w:bookmarkStart w:id="30" w:name="_Toc226233170"/>
+      <w:bookmarkStart w:id="33" w:name="_Toc226299486"/>
       <w:r>
         <w:rPr>
           <w:rFonts w:ascii="Times New Roman" w:hAnsi="Times New Roman" w:cs="Times New Roman"/>
@@ -15852,7 +16271,7 @@
         </w:rPr>
         <w:t>10. Solución Tecnológica</w:t>
       </w:r>
-      <w:bookmarkEnd w:id="30"/>
+      <w:bookmarkEnd w:id="33"/>
     </w:p>
     <w:p>
       <w:pPr>
@@ -15864,7 +16283,7 @@
           <w:szCs w:val="24"/>
         </w:rPr>
       </w:pPr>
-      <w:bookmarkStart w:id="31" w:name="_Toc226233171"/>
+      <w:bookmarkStart w:id="34" w:name="_Toc226299487"/>
       <w:r>
         <w:rPr>
           <w:rFonts w:ascii="Times New Roman" w:hAnsi="Times New Roman" w:cs="Times New Roman"/>
@@ -15874,7 +16293,7 @@
         </w:rPr>
         <w:t>10.1 Arquitectura del Sistema</w:t>
       </w:r>
-      <w:bookmarkEnd w:id="31"/>
+      <w:bookmarkEnd w:id="34"/>
     </w:p>
     <w:p>
       <w:pPr>
@@ -16006,7 +16425,7 @@
           <w:szCs w:val="24"/>
         </w:rPr>
       </w:pPr>
-      <w:bookmarkStart w:id="32" w:name="_Toc226233172"/>
+      <w:bookmarkStart w:id="35" w:name="_Toc226299488"/>
       <w:r>
         <w:rPr>
           <w:rFonts w:ascii="Times New Roman" w:hAnsi="Times New Roman" w:cs="Times New Roman"/>
@@ -16016,7 +16435,7 @@
         </w:rPr>
         <w:t>10.2 Stack Tecnológico</w:t>
       </w:r>
-      <w:bookmarkEnd w:id="32"/>
+      <w:bookmarkEnd w:id="35"/>
     </w:p>
     <w:p>
       <w:pPr>
@@ -16916,7 +17335,7 @@
           <w:szCs w:val="24"/>
         </w:rPr>
       </w:pPr>
-      <w:bookmarkStart w:id="33" w:name="_Toc226233173"/>
+      <w:bookmarkStart w:id="36" w:name="_Toc226299489"/>
       <w:r>
         <w:rPr>
           <w:rFonts w:ascii="Times New Roman" w:hAnsi="Times New Roman" w:cs="Times New Roman"/>
@@ -16926,7 +17345,7 @@
         </w:rPr>
         <w:t>10.3 Diagrama de Arquitectura del Sistema</w:t>
       </w:r>
-      <w:bookmarkEnd w:id="33"/>
+      <w:bookmarkEnd w:id="36"/>
     </w:p>
     <w:p>
       <w:pPr>
@@ -17018,7 +17437,7 @@
                     </pic:cNvPicPr>
                   </pic:nvPicPr>
                   <pic:blipFill>
-                    <a:blip r:embed="rId7">
+                    <a:blip r:embed="rId11">
                       <a:extLst>
                         <a:ext uri="{28A0092B-C50C-407E-A947-70E740481C1C}">
                           <a14:useLocalDpi xmlns:a14="http://schemas.microsoft.com/office/drawing/2010/main" val="0"/>
@@ -17078,7 +17497,27 @@
           <w:sz w:val="24"/>
           <w:szCs w:val="24"/>
         </w:rPr>
-        <w:t xml:space="preserve">Figura 2. Diagrama de Arquitectura del Sistema — </w:t>
+        <w:t xml:space="preserve">Figura </w:t>
+      </w:r>
+      <w:r>
+        <w:rPr>
+          <w:rFonts w:ascii="Times New Roman" w:hAnsi="Times New Roman" w:cs="Times New Roman"/>
+          <w:i/>
+          <w:iCs/>
+          <w:sz w:val="24"/>
+          <w:szCs w:val="24"/>
+        </w:rPr>
+        <w:t>4</w:t>
+      </w:r>
+      <w:r>
+        <w:rPr>
+          <w:rFonts w:ascii="Times New Roman" w:hAnsi="Times New Roman" w:cs="Times New Roman"/>
+          <w:i/>
+          <w:iCs/>
+          <w:sz w:val="24"/>
+          <w:szCs w:val="24"/>
+        </w:rPr>
+        <w:t xml:space="preserve">. Diagrama de Arquitectura del Sistema — </w:t>
       </w:r>
       <w:proofErr w:type="spellStart"/>
       <w:r>
@@ -17113,7 +17552,7 @@
           <w:szCs w:val="24"/>
         </w:rPr>
       </w:pPr>
-      <w:bookmarkStart w:id="34" w:name="_Toc226233174"/>
+      <w:bookmarkStart w:id="37" w:name="_Toc226299490"/>
       <w:r>
         <w:rPr>
           <w:rFonts w:ascii="Times New Roman" w:hAnsi="Times New Roman" w:cs="Times New Roman"/>
@@ -17123,7 +17562,7 @@
         </w:rPr>
         <w:t>11. Modelamiento del Sistema</w:t>
       </w:r>
-      <w:bookmarkEnd w:id="34"/>
+      <w:bookmarkEnd w:id="37"/>
     </w:p>
     <w:p>
       <w:pPr>
@@ -17135,7 +17574,7 @@
           <w:szCs w:val="24"/>
         </w:rPr>
       </w:pPr>
-      <w:bookmarkStart w:id="35" w:name="_Toc226233175"/>
+      <w:bookmarkStart w:id="38" w:name="_Toc226299491"/>
       <w:r>
         <w:rPr>
           <w:rFonts w:ascii="Times New Roman" w:hAnsi="Times New Roman" w:cs="Times New Roman"/>
@@ -17145,7 +17584,7 @@
         </w:rPr>
         <w:t>11.1 Diagrama Entidad-Relación</w:t>
       </w:r>
-      <w:bookmarkEnd w:id="35"/>
+      <w:bookmarkEnd w:id="38"/>
     </w:p>
     <w:p>
       <w:pPr>
@@ -17183,7 +17622,7 @@
                     </pic:cNvPicPr>
                   </pic:nvPicPr>
                   <pic:blipFill>
-                    <a:blip r:embed="rId8">
+                    <a:blip r:embed="rId12">
                       <a:extLst>
                         <a:ext uri="{28A0092B-C50C-407E-A947-70E740481C1C}">
                           <a14:useLocalDpi xmlns:a14="http://schemas.microsoft.com/office/drawing/2010/main" val="0"/>
@@ -17233,7 +17672,27 @@
           <w:sz w:val="24"/>
           <w:szCs w:val="24"/>
         </w:rPr>
-        <w:t>Figura 3. Diagrama Entidad-Relación (Modelo Lógico PostgreSQL)</w:t>
+        <w:t xml:space="preserve">Figura </w:t>
+      </w:r>
+      <w:r>
+        <w:rPr>
+          <w:rFonts w:ascii="Times New Roman" w:hAnsi="Times New Roman" w:cs="Times New Roman"/>
+          <w:i/>
+          <w:iCs/>
+          <w:sz w:val="24"/>
+          <w:szCs w:val="24"/>
+        </w:rPr>
+        <w:t>5</w:t>
+      </w:r>
+      <w:r>
+        <w:rPr>
+          <w:rFonts w:ascii="Times New Roman" w:hAnsi="Times New Roman" w:cs="Times New Roman"/>
+          <w:i/>
+          <w:iCs/>
+          <w:sz w:val="24"/>
+          <w:szCs w:val="24"/>
+        </w:rPr>
+        <w:t>. Diagrama Entidad-Relación (Modelo Lógico PostgreSQL)</w:t>
       </w:r>
     </w:p>
     <w:p>
@@ -17256,7 +17715,7 @@
           <w:szCs w:val="24"/>
         </w:rPr>
       </w:pPr>
-      <w:bookmarkStart w:id="36" w:name="_Toc226233176"/>
+      <w:bookmarkStart w:id="39" w:name="_Toc226299492"/>
       <w:r>
         <w:rPr>
           <w:rFonts w:ascii="Times New Roman" w:hAnsi="Times New Roman" w:cs="Times New Roman"/>
@@ -17266,7 +17725,7 @@
         </w:rPr>
         <w:t>11.2 Documentación de Entidades Principales</w:t>
       </w:r>
-      <w:bookmarkEnd w:id="36"/>
+      <w:bookmarkEnd w:id="39"/>
     </w:p>
     <w:p>
       <w:pPr>
@@ -21264,7 +21723,7 @@
           <w:szCs w:val="24"/>
         </w:rPr>
       </w:pPr>
-      <w:bookmarkStart w:id="37" w:name="_Toc226233177"/>
+      <w:bookmarkStart w:id="40" w:name="_Toc226299493"/>
       <w:r>
         <w:rPr>
           <w:rFonts w:ascii="Times New Roman" w:hAnsi="Times New Roman" w:cs="Times New Roman"/>
@@ -21274,7 +21733,7 @@
         </w:rPr>
         <w:t>11.3 Diagrama de Secuencia — Registro de Emoción</w:t>
       </w:r>
-      <w:bookmarkEnd w:id="37"/>
+      <w:bookmarkEnd w:id="40"/>
     </w:p>
     <w:p>
       <w:pPr>
@@ -21312,7 +21771,7 @@
                     </pic:cNvPicPr>
                   </pic:nvPicPr>
                   <pic:blipFill>
-                    <a:blip r:embed="rId9">
+                    <a:blip r:embed="rId13">
                       <a:extLst>
                         <a:ext uri="{28A0092B-C50C-407E-A947-70E740481C1C}">
                           <a14:useLocalDpi xmlns:a14="http://schemas.microsoft.com/office/drawing/2010/main" val="0"/>
@@ -21362,7 +21821,27 @@
           <w:sz w:val="24"/>
           <w:szCs w:val="24"/>
         </w:rPr>
-        <w:t>Figura 4. Diagrama de Secuencia — Flujo de Registro Emocional</w:t>
+        <w:t xml:space="preserve">Figura </w:t>
+      </w:r>
+      <w:r>
+        <w:rPr>
+          <w:rFonts w:ascii="Times New Roman" w:hAnsi="Times New Roman" w:cs="Times New Roman"/>
+          <w:i/>
+          <w:iCs/>
+          <w:sz w:val="24"/>
+          <w:szCs w:val="24"/>
+        </w:rPr>
+        <w:t>6</w:t>
+      </w:r>
+      <w:r>
+        <w:rPr>
+          <w:rFonts w:ascii="Times New Roman" w:hAnsi="Times New Roman" w:cs="Times New Roman"/>
+          <w:i/>
+          <w:iCs/>
+          <w:sz w:val="24"/>
+          <w:szCs w:val="24"/>
+        </w:rPr>
+        <w:t>. Diagrama de Secuencia — Flujo de Registro Emocional</w:t>
       </w:r>
     </w:p>
     <w:p>
@@ -21385,7 +21864,7 @@
           <w:szCs w:val="24"/>
         </w:rPr>
       </w:pPr>
-      <w:bookmarkStart w:id="38" w:name="_Toc226233178"/>
+      <w:bookmarkStart w:id="41" w:name="_Toc226299494"/>
       <w:r>
         <w:rPr>
           <w:rFonts w:ascii="Times New Roman" w:hAnsi="Times New Roman" w:cs="Times New Roman"/>
@@ -21395,7 +21874,7 @@
         </w:rPr>
         <w:t>11.4 Diagrama de Secuencia — Generación de Alertas de Riesgo</w:t>
       </w:r>
-      <w:bookmarkEnd w:id="38"/>
+      <w:bookmarkEnd w:id="41"/>
     </w:p>
     <w:p>
       <w:pPr>
@@ -21460,7 +21939,7 @@
                     </pic:cNvPicPr>
                   </pic:nvPicPr>
                   <pic:blipFill>
-                    <a:blip r:embed="rId10">
+                    <a:blip r:embed="rId14">
                       <a:extLst>
                         <a:ext uri="{28A0092B-C50C-407E-A947-70E740481C1C}">
                           <a14:useLocalDpi xmlns:a14="http://schemas.microsoft.com/office/drawing/2010/main" val="0"/>
@@ -21510,7 +21989,27 @@
           <w:sz w:val="24"/>
           <w:szCs w:val="24"/>
         </w:rPr>
-        <w:t>Figura 5. Diagrama de Secuencia — Generación de Alertas de Riesgo</w:t>
+        <w:t xml:space="preserve">Figura </w:t>
+      </w:r>
+      <w:r>
+        <w:rPr>
+          <w:rFonts w:ascii="Times New Roman" w:hAnsi="Times New Roman" w:cs="Times New Roman"/>
+          <w:i/>
+          <w:iCs/>
+          <w:sz w:val="24"/>
+          <w:szCs w:val="24"/>
+        </w:rPr>
+        <w:t>7</w:t>
+      </w:r>
+      <w:r>
+        <w:rPr>
+          <w:rFonts w:ascii="Times New Roman" w:hAnsi="Times New Roman" w:cs="Times New Roman"/>
+          <w:i/>
+          <w:iCs/>
+          <w:sz w:val="24"/>
+          <w:szCs w:val="24"/>
+        </w:rPr>
+        <w:t>. Diagrama de Secuencia — Generación de Alertas de Riesgo</w:t>
       </w:r>
     </w:p>
     <w:p>
@@ -21533,7 +22032,7 @@
           <w:szCs w:val="24"/>
         </w:rPr>
       </w:pPr>
-      <w:bookmarkStart w:id="39" w:name="_Toc226233179"/>
+      <w:bookmarkStart w:id="42" w:name="_Toc226299495"/>
       <w:r>
         <w:rPr>
           <w:rFonts w:ascii="Times New Roman" w:hAnsi="Times New Roman" w:cs="Times New Roman"/>
@@ -21543,7 +22042,7 @@
         </w:rPr>
         <w:t>12. Conclusiones</w:t>
       </w:r>
-      <w:bookmarkEnd w:id="39"/>
+      <w:bookmarkEnd w:id="42"/>
     </w:p>
     <w:p>
       <w:pPr>
@@ -21717,7 +22216,7 @@
           <w:szCs w:val="24"/>
         </w:rPr>
       </w:pPr>
-      <w:bookmarkStart w:id="40" w:name="_Toc226233180"/>
+      <w:bookmarkStart w:id="43" w:name="_Toc226299496"/>
       <w:r>
         <w:rPr>
           <w:rFonts w:ascii="Times New Roman" w:hAnsi="Times New Roman" w:cs="Times New Roman"/>
@@ -21728,7 +22227,7 @@
         <w:lastRenderedPageBreak/>
         <w:t>Referencias Bibliográficas</w:t>
       </w:r>
-      <w:bookmarkEnd w:id="40"/>
+      <w:bookmarkEnd w:id="43"/>
     </w:p>
     <w:p>
       <w:pPr>
@@ -21938,6 +22437,44 @@
     </w:sectPr>
   </w:body>
 </w:document>
+</file>
+
+<file path=word/endnotes.xml><?xml version="1.0" encoding="utf-8"?>
+<w:endnotes xmlns:wpc="http://schemas.microsoft.com/office/word/2010/wordprocessingCanvas" xmlns:cx="http://schemas.microsoft.com/office/drawing/2014/chartex" xmlns:cx1="http://schemas.microsoft.com/office/drawing/2015/9/8/chartex" xmlns:cx2="http://schemas.microsoft.com/office/drawing/2015/10/21/chartex" xmlns:cx3="http://schemas.microsoft.com/office/drawing/2016/5/9/chartex" xmlns:cx4="http://schemas.microsoft.com/office/drawing/2016/5/10/chartex" xmlns:cx5="http://schemas.microsoft.com/office/drawing/2016/5/11/chartex" xmlns:cx6="http://schemas.microsoft.com/office/drawing/2016/5/12/chartex" xmlns:cx7="http://schemas.microsoft.com/office/drawing/2016/5/13/chartex" xmlns:cx8="http://schemas.microsoft.com/office/drawing/2016/5/14/chartex" xmlns:mc="http://schemas.openxmlformats.org/markup-compatibility/2006" xmlns:aink="http://schemas.microsoft.com/office/drawing/2016/ink" xmlns:am3d="http://schemas.microsoft.com/office/drawing/2017/model3d" xmlns:o="urn:schemas-microsoft-com:office:office" xmlns:oel="http://schemas.microsoft.com/office/2019/extlst" xmlns:r="http://schemas.openxmlformats.org/officeDocument/2006/relationships" xmlns:m="http://schemas.openxmlformats.org/officeDocument/2006/math" xmlns:v="urn:schemas-microsoft-com:vml" xmlns:wp14="http://schemas.microsoft.com/office/word/2010/wordprocessingDrawing" xmlns:wp="http://schemas.openxmlformats.org/drawingml/2006/wordprocessingDrawing" xmlns:w10="urn:schemas-microsoft-com:office:word" xmlns:w="http://schemas.openxmlformats.org/wordprocessingml/2006/main" xmlns:w14="http://schemas.microsoft.com/office/word/2010/wordml" xmlns:w15="http://schemas.microsoft.com/office/word/2012/wordml" xmlns:w16cex="http://schemas.microsoft.com/office/word/2018/wordml/cex" xmlns:w16cid="http://schemas.microsoft.com/office/word/2016/wordml/cid" xmlns:w16="http://schemas.microsoft.com/office/word/2018/wordml" xmlns:w16du="http://schemas.microsoft.com/office/word/2023/wordml/word16du" xmlns:w16sdtdh="http://schemas.microsoft.com/office/word/2020/wordml/sdtdatahash" xmlns:w16sdtfl="http://schemas.microsoft.com/office/word/2024/wordml/sdtformatlock" xmlns:w16se="http://schemas.microsoft.com/office/word/2015/wordml/symex" xmlns:wpg="http://schemas.microsoft.com/office/word/2010/wordprocessingGroup" xmlns:wpi="http://schemas.microsoft.com/office/word/2010/wordprocessingInk" xmlns:wne="http://schemas.microsoft.com/office/word/2006/wordml" xmlns:wps="http://schemas.microsoft.com/office/word/2010/wordprocessingShape" mc:Ignorable="w14 w15 w16se w16cid w16 w16cex w16sdtdh w16sdtfl w16du wp14">
+  <w:endnote w:type="separator" w:id="-1">
+    <w:p>
+      <w:r>
+        <w:separator/>
+      </w:r>
+    </w:p>
+  </w:endnote>
+  <w:endnote w:type="continuationSeparator" w:id="0">
+    <w:p>
+      <w:r>
+        <w:continuationSeparator/>
+      </w:r>
+    </w:p>
+  </w:endnote>
+</w:endnotes>
+</file>
+
+<file path=word/footnotes.xml><?xml version="1.0" encoding="utf-8"?>
+<w:footnotes xmlns:wpc="http://schemas.microsoft.com/office/word/2010/wordprocessingCanvas" xmlns:cx="http://schemas.microsoft.com/office/drawing/2014/chartex" xmlns:cx1="http://schemas.microsoft.com/office/drawing/2015/9/8/chartex" xmlns:cx2="http://schemas.microsoft.com/office/drawing/2015/10/21/chartex" xmlns:cx3="http://schemas.microsoft.com/office/drawing/2016/5/9/chartex" xmlns:cx4="http://schemas.microsoft.com/office/drawing/2016/5/10/chartex" xmlns:cx5="http://schemas.microsoft.com/office/drawing/2016/5/11/chartex" xmlns:cx6="http://schemas.microsoft.com/office/drawing/2016/5/12/chartex" xmlns:cx7="http://schemas.microsoft.com/office/drawing/2016/5/13/chartex" xmlns:cx8="http://schemas.microsoft.com/office/drawing/2016/5/14/chartex" xmlns:mc="http://schemas.openxmlformats.org/markup-compatibility/2006" xmlns:aink="http://schemas.microsoft.com/office/drawing/2016/ink" xmlns:am3d="http://schemas.microsoft.com/office/drawing/2017/model3d" xmlns:o="urn:schemas-microsoft-com:office:office" xmlns:oel="http://schemas.microsoft.com/office/2019/extlst" xmlns:r="http://schemas.openxmlformats.org/officeDocument/2006/relationships" xmlns:m="http://schemas.openxmlformats.org/officeDocument/2006/math" xmlns:v="urn:schemas-microsoft-com:vml" xmlns:wp14="http://schemas.microsoft.com/office/word/2010/wordprocessingDrawing" xmlns:wp="http://schemas.openxmlformats.org/drawingml/2006/wordprocessingDrawing" xmlns:w10="urn:schemas-microsoft-com:office:word" xmlns:w="http://schemas.openxmlformats.org/wordprocessingml/2006/main" xmlns:w14="http://schemas.microsoft.com/office/word/2010/wordml" xmlns:w15="http://schemas.microsoft.com/office/word/2012/wordml" xmlns:w16cex="http://schemas.microsoft.com/office/word/2018/wordml/cex" xmlns:w16cid="http://schemas.microsoft.com/office/word/2016/wordml/cid" xmlns:w16="http://schemas.microsoft.com/office/word/2018/wordml" xmlns:w16du="http://schemas.microsoft.com/office/word/2023/wordml/word16du" xmlns:w16sdtdh="http://schemas.microsoft.com/office/word/2020/wordml/sdtdatahash" xmlns:w16sdtfl="http://schemas.microsoft.com/office/word/2024/wordml/sdtformatlock" xmlns:w16se="http://schemas.microsoft.com/office/word/2015/wordml/symex" xmlns:wpg="http://schemas.microsoft.com/office/word/2010/wordprocessingGroup" xmlns:wpi="http://schemas.microsoft.com/office/word/2010/wordprocessingInk" xmlns:wne="http://schemas.microsoft.com/office/word/2006/wordml" xmlns:wps="http://schemas.microsoft.com/office/word/2010/wordprocessingShape" mc:Ignorable="w14 w15 w16se w16cid w16 w16cex w16sdtdh w16sdtfl w16du wp14">
+  <w:footnote w:type="separator" w:id="-1">
+    <w:p>
+      <w:r>
+        <w:separator/>
+      </w:r>
+    </w:p>
+  </w:footnote>
+  <w:footnote w:type="continuationSeparator" w:id="0">
+    <w:p>
+      <w:r>
+        <w:continuationSeparator/>
+      </w:r>
+    </w:p>
+  </w:footnote>
+</w:footnotes>
 </file>
 
 <file path=word/numbering.xml><?xml version="1.0" encoding="utf-8"?>
@@ -22136,6 +22673,121 @@
       <w:lvlJc w:val="left"/>
     </w:lvl>
   </w:abstractNum>
+  <w:abstractNum w:abstractNumId="3" w15:restartNumberingAfterBreak="0">
+    <w:nsid w:val="78291B6C"/>
+    <w:multiLevelType w:val="hybridMultilevel"/>
+    <w:tmpl w:val="5AD2C026"/>
+    <w:lvl w:ilvl="0" w:tplc="27541BD0">
+      <w:start w:val="4"/>
+      <w:numFmt w:val="bullet"/>
+      <w:lvlText w:val=""/>
+      <w:lvlJc w:val="left"/>
+      <w:pPr>
+        <w:ind w:left="720" w:hanging="360"/>
+      </w:pPr>
+      <w:rPr>
+        <w:rFonts w:ascii="Symbol" w:eastAsia="Times New Roman" w:hAnsi="Symbol" w:cs="Times New Roman" w:hint="default"/>
+        <w:b w:val="0"/>
+        <w:bCs/>
+      </w:rPr>
+    </w:lvl>
+    <w:lvl w:ilvl="1" w:tplc="0C0A0003" w:tentative="1">
+      <w:start w:val="1"/>
+      <w:numFmt w:val="bullet"/>
+      <w:lvlText w:val="o"/>
+      <w:lvlJc w:val="left"/>
+      <w:pPr>
+        <w:ind w:left="1440" w:hanging="360"/>
+      </w:pPr>
+      <w:rPr>
+        <w:rFonts w:ascii="Courier New" w:hAnsi="Courier New" w:cs="Courier New" w:hint="default"/>
+      </w:rPr>
+    </w:lvl>
+    <w:lvl w:ilvl="2" w:tplc="0C0A0005" w:tentative="1">
+      <w:start w:val="1"/>
+      <w:numFmt w:val="bullet"/>
+      <w:lvlText w:val=""/>
+      <w:lvlJc w:val="left"/>
+      <w:pPr>
+        <w:ind w:left="2160" w:hanging="360"/>
+      </w:pPr>
+      <w:rPr>
+        <w:rFonts w:ascii="Wingdings" w:hAnsi="Wingdings" w:hint="default"/>
+      </w:rPr>
+    </w:lvl>
+    <w:lvl w:ilvl="3" w:tplc="0C0A0001" w:tentative="1">
+      <w:start w:val="1"/>
+      <w:numFmt w:val="bullet"/>
+      <w:lvlText w:val=""/>
+      <w:lvlJc w:val="left"/>
+      <w:pPr>
+        <w:ind w:left="2880" w:hanging="360"/>
+      </w:pPr>
+      <w:rPr>
+        <w:rFonts w:ascii="Symbol" w:hAnsi="Symbol" w:hint="default"/>
+      </w:rPr>
+    </w:lvl>
+    <w:lvl w:ilvl="4" w:tplc="0C0A0003" w:tentative="1">
+      <w:start w:val="1"/>
+      <w:numFmt w:val="bullet"/>
+      <w:lvlText w:val="o"/>
+      <w:lvlJc w:val="left"/>
+      <w:pPr>
+        <w:ind w:left="3600" w:hanging="360"/>
+      </w:pPr>
+      <w:rPr>
+        <w:rFonts w:ascii="Courier New" w:hAnsi="Courier New" w:cs="Courier New" w:hint="default"/>
+      </w:rPr>
+    </w:lvl>
+    <w:lvl w:ilvl="5" w:tplc="0C0A0005" w:tentative="1">
+      <w:start w:val="1"/>
+      <w:numFmt w:val="bullet"/>
+      <w:lvlText w:val=""/>
+      <w:lvlJc w:val="left"/>
+      <w:pPr>
+        <w:ind w:left="4320" w:hanging="360"/>
+      </w:pPr>
+      <w:rPr>
+        <w:rFonts w:ascii="Wingdings" w:hAnsi="Wingdings" w:hint="default"/>
+      </w:rPr>
+    </w:lvl>
+    <w:lvl w:ilvl="6" w:tplc="0C0A0001" w:tentative="1">
+      <w:start w:val="1"/>
+      <w:numFmt w:val="bullet"/>
+      <w:lvlText w:val=""/>
+      <w:lvlJc w:val="left"/>
+      <w:pPr>
+        <w:ind w:left="5040" w:hanging="360"/>
+      </w:pPr>
+      <w:rPr>
+        <w:rFonts w:ascii="Symbol" w:hAnsi="Symbol" w:hint="default"/>
+      </w:rPr>
+    </w:lvl>
+    <w:lvl w:ilvl="7" w:tplc="0C0A0003" w:tentative="1">
+      <w:start w:val="1"/>
+      <w:numFmt w:val="bullet"/>
+      <w:lvlText w:val="o"/>
+      <w:lvlJc w:val="left"/>
+      <w:pPr>
+        <w:ind w:left="5760" w:hanging="360"/>
+      </w:pPr>
+      <w:rPr>
+        <w:rFonts w:ascii="Courier New" w:hAnsi="Courier New" w:cs="Courier New" w:hint="default"/>
+      </w:rPr>
+    </w:lvl>
+    <w:lvl w:ilvl="8" w:tplc="0C0A0005" w:tentative="1">
+      <w:start w:val="1"/>
+      <w:numFmt w:val="bullet"/>
+      <w:lvlText w:val=""/>
+      <w:lvlJc w:val="left"/>
+      <w:pPr>
+        <w:ind w:left="6480" w:hanging="360"/>
+      </w:pPr>
+      <w:rPr>
+        <w:rFonts w:ascii="Wingdings" w:hAnsi="Wingdings" w:hint="default"/>
+      </w:rPr>
+    </w:lvl>
+  </w:abstractNum>
   <w:num w:numId="1" w16cid:durableId="2140679785">
     <w:abstractNumId w:val="1"/>
     <w:lvlOverride w:ilvl="0">
@@ -22153,6 +22805,9 @@
     <w:lvlOverride w:ilvl="0">
       <w:startOverride w:val="1"/>
     </w:lvlOverride>
+  </w:num>
+  <w:num w:numId="4" w16cid:durableId="1959793865">
+    <w:abstractNumId w:val="3"/>
   </w:num>
 </w:numbering>
 </file>
@@ -22829,6 +23484,60 @@
       <w:bCs/>
     </w:rPr>
   </w:style>
+  <w:style w:type="character" w:styleId="Mencinsinresolver">
+    <w:name w:val="Unresolved Mention"/>
+    <w:basedOn w:val="Fuentedeprrafopredeter"/>
+    <w:uiPriority w:val="99"/>
+    <w:semiHidden/>
+    <w:unhideWhenUsed/>
+    <w:rsid w:val="003C28EB"/>
+    <w:rPr>
+      <w:color w:val="605E5C"/>
+      <w:shd w:val="clear" w:color="auto" w:fill="E1DFDD"/>
+    </w:rPr>
+  </w:style>
+  <w:style w:type="paragraph" w:styleId="Encabezado">
+    <w:name w:val="header"/>
+    <w:basedOn w:val="Normal"/>
+    <w:link w:val="EncabezadoCar"/>
+    <w:uiPriority w:val="99"/>
+    <w:unhideWhenUsed/>
+    <w:rsid w:val="003C28EB"/>
+    <w:pPr>
+      <w:tabs>
+        <w:tab w:val="center" w:pos="4252"/>
+        <w:tab w:val="right" w:pos="8504"/>
+      </w:tabs>
+    </w:pPr>
+  </w:style>
+  <w:style w:type="character" w:customStyle="1" w:styleId="EncabezadoCar">
+    <w:name w:val="Encabezado Car"/>
+    <w:basedOn w:val="Fuentedeprrafopredeter"/>
+    <w:link w:val="Encabezado"/>
+    <w:uiPriority w:val="99"/>
+    <w:rsid w:val="003C28EB"/>
+  </w:style>
+  <w:style w:type="paragraph" w:styleId="Piedepgina">
+    <w:name w:val="footer"/>
+    <w:basedOn w:val="Normal"/>
+    <w:link w:val="PiedepginaCar"/>
+    <w:uiPriority w:val="99"/>
+    <w:unhideWhenUsed/>
+    <w:rsid w:val="003C28EB"/>
+    <w:pPr>
+      <w:tabs>
+        <w:tab w:val="center" w:pos="4252"/>
+        <w:tab w:val="right" w:pos="8504"/>
+      </w:tabs>
+    </w:pPr>
+  </w:style>
+  <w:style w:type="character" w:customStyle="1" w:styleId="PiedepginaCar">
+    <w:name w:val="Pie de página Car"/>
+    <w:basedOn w:val="Fuentedeprrafopredeter"/>
+    <w:link w:val="Piedepgina"/>
+    <w:uiPriority w:val="99"/>
+    <w:rsid w:val="003C28EB"/>
+  </w:style>
 </w:styles>
 </file>
 

--- a/Documentacion/MindBalance_Formulacion.docx
+++ b/Documentacion/MindBalance_Formulacion.docx
@@ -115,6 +115,22 @@
         </w:rPr>
         <w:t>Eduardo Lozada Ducuara</w:t>
       </w:r>
+      <w:r>
+        <w:rPr>
+          <w:rFonts w:ascii="Times New Roman" w:hAnsi="Times New Roman" w:cs="Times New Roman"/>
+          <w:sz w:val="24"/>
+          <w:szCs w:val="24"/>
+        </w:rPr>
+        <w:t xml:space="preserve"> - ID </w:t>
+      </w:r>
+      <w:r>
+        <w:rPr>
+          <w:rFonts w:ascii="Times New Roman" w:hAnsi="Times New Roman" w:cs="Times New Roman"/>
+          <w:sz w:val="24"/>
+          <w:szCs w:val="24"/>
+        </w:rPr>
+        <w:t>100157934</w:t>
+      </w:r>
     </w:p>
     <w:p>
       <w:pPr>
@@ -150,7 +166,23 @@
           <w:sz w:val="24"/>
           <w:szCs w:val="24"/>
         </w:rPr>
-        <w:t xml:space="preserve"> Guerrero A.</w:t>
+        <w:t xml:space="preserve"> Guerrero A</w:t>
+      </w:r>
+      <w:r>
+        <w:rPr>
+          <w:rFonts w:ascii="Times New Roman" w:hAnsi="Times New Roman" w:cs="Times New Roman"/>
+          <w:sz w:val="24"/>
+          <w:szCs w:val="24"/>
+        </w:rPr>
+        <w:t xml:space="preserve"> – ID </w:t>
+      </w:r>
+      <w:r>
+        <w:rPr>
+          <w:rFonts w:ascii="Times New Roman" w:hAnsi="Times New Roman" w:cs="Times New Roman"/>
+          <w:sz w:val="24"/>
+          <w:szCs w:val="24"/>
+        </w:rPr>
+        <w:t>100220138</w:t>
       </w:r>
     </w:p>
     <w:p>
@@ -170,6 +202,30 @@
           <w:szCs w:val="24"/>
         </w:rPr>
         <w:t>Johan Marcelo Mendoza Barrera</w:t>
+      </w:r>
+      <w:r>
+        <w:rPr>
+          <w:rFonts w:ascii="Times New Roman" w:hAnsi="Times New Roman" w:cs="Times New Roman"/>
+          <w:sz w:val="24"/>
+          <w:szCs w:val="24"/>
+        </w:rPr>
+        <w:t xml:space="preserve"> – ID </w:t>
+      </w:r>
+      <w:r>
+        <w:rPr>
+          <w:rFonts w:ascii="Times New Roman" w:hAnsi="Times New Roman" w:cs="Times New Roman"/>
+          <w:sz w:val="24"/>
+          <w:szCs w:val="24"/>
+        </w:rPr>
+        <w:t>10014442</w:t>
+      </w:r>
+      <w:r>
+        <w:rPr>
+          <w:rFonts w:ascii="Times New Roman" w:hAnsi="Times New Roman" w:cs="Times New Roman"/>
+          <w:sz w:val="24"/>
+          <w:szCs w:val="24"/>
+        </w:rPr>
+        <w:t>2</w:t>
       </w:r>
     </w:p>
     <w:p>
@@ -255,7 +311,8 @@
     <w:sdt>
       <w:sdtPr>
         <w:rPr>
-          <w:rFonts w:ascii="Times New Roman" w:hAnsi="Times New Roman" w:cs="Times New Roman"/>
+          <w:rFonts w:ascii="Times New Roman" w:eastAsia="Arial" w:hAnsi="Times New Roman" w:cs="Times New Roman"/>
+          <w:color w:val="auto"/>
           <w:sz w:val="24"/>
           <w:szCs w:val="24"/>
         </w:rPr>
@@ -267,10 +324,8 @@
       </w:sdtPr>
       <w:sdtEndPr>
         <w:rPr>
-          <w:rFonts w:eastAsia="Arial"/>
           <w:b/>
           <w:bCs/>
-          <w:color w:val="auto"/>
         </w:rPr>
       </w:sdtEndPr>
       <w:sdtContent>
@@ -304,6 +359,7 @@
               <w:kern w:val="2"/>
               <w:sz w:val="24"/>
               <w:szCs w:val="24"/>
+              <w:lang w:val="es-CO" w:eastAsia="es-CO"/>
               <w14:ligatures w14:val="standardContextual"/>
             </w:rPr>
           </w:pPr>
@@ -331,7 +387,7 @@
             </w:rPr>
             <w:fldChar w:fldCharType="separate"/>
           </w:r>
-          <w:hyperlink w:anchor="_Toc226299455" w:history="1">
+          <w:hyperlink w:anchor="_Toc228721945" w:history="1">
             <w:r>
               <w:rPr>
                 <w:rStyle w:val="Hipervnculo"/>
@@ -359,7 +415,7 @@
                 <w:noProof/>
                 <w:webHidden/>
               </w:rPr>
-              <w:instrText xml:space="preserve"> PAGEREF _Toc226299455 \h </w:instrText>
+              <w:instrText xml:space="preserve"> PAGEREF _Toc228721945 \h </w:instrText>
             </w:r>
             <w:r>
               <w:rPr>
@@ -402,10 +458,11 @@
               <w:kern w:val="2"/>
               <w:sz w:val="24"/>
               <w:szCs w:val="24"/>
+              <w:lang w:val="es-CO" w:eastAsia="es-CO"/>
               <w14:ligatures w14:val="standardContextual"/>
             </w:rPr>
           </w:pPr>
-          <w:hyperlink w:anchor="_Toc226299456" w:history="1">
+          <w:hyperlink w:anchor="_Toc228721946" w:history="1">
             <w:r>
               <w:rPr>
                 <w:rStyle w:val="Hipervnculo"/>
@@ -433,7 +490,7 @@
                 <w:noProof/>
                 <w:webHidden/>
               </w:rPr>
-              <w:instrText xml:space="preserve"> PAGEREF _Toc226299456 \h </w:instrText>
+              <w:instrText xml:space="preserve"> PAGEREF _Toc228721946 \h </w:instrText>
             </w:r>
             <w:r>
               <w:rPr>
@@ -476,10 +533,11 @@
               <w:kern w:val="2"/>
               <w:sz w:val="24"/>
               <w:szCs w:val="24"/>
+              <w:lang w:val="es-CO" w:eastAsia="es-CO"/>
               <w14:ligatures w14:val="standardContextual"/>
             </w:rPr>
           </w:pPr>
-          <w:hyperlink w:anchor="_Toc226299457" w:history="1">
+          <w:hyperlink w:anchor="_Toc228721947" w:history="1">
             <w:r>
               <w:rPr>
                 <w:rStyle w:val="Hipervnculo"/>
@@ -507,7 +565,7 @@
                 <w:noProof/>
                 <w:webHidden/>
               </w:rPr>
-              <w:instrText xml:space="preserve"> PAGEREF _Toc226299457 \h </w:instrText>
+              <w:instrText xml:space="preserve"> PAGEREF _Toc228721947 \h </w:instrText>
             </w:r>
             <w:r>
               <w:rPr>
@@ -550,10 +608,11 @@
               <w:kern w:val="2"/>
               <w:sz w:val="24"/>
               <w:szCs w:val="24"/>
+              <w:lang w:val="es-CO" w:eastAsia="es-CO"/>
               <w14:ligatures w14:val="standardContextual"/>
             </w:rPr>
           </w:pPr>
-          <w:hyperlink w:anchor="_Toc226299458" w:history="1">
+          <w:hyperlink w:anchor="_Toc228721948" w:history="1">
             <w:r>
               <w:rPr>
                 <w:rStyle w:val="Hipervnculo"/>
@@ -581,7 +640,7 @@
                 <w:noProof/>
                 <w:webHidden/>
               </w:rPr>
-              <w:instrText xml:space="preserve"> PAGEREF _Toc226299458 \h </w:instrText>
+              <w:instrText xml:space="preserve"> PAGEREF _Toc228721948 \h </w:instrText>
             </w:r>
             <w:r>
               <w:rPr>
@@ -624,10 +683,11 @@
               <w:kern w:val="2"/>
               <w:sz w:val="24"/>
               <w:szCs w:val="24"/>
+              <w:lang w:val="es-CO" w:eastAsia="es-CO"/>
               <w14:ligatures w14:val="standardContextual"/>
             </w:rPr>
           </w:pPr>
-          <w:hyperlink w:anchor="_Toc226299459" w:history="1">
+          <w:hyperlink w:anchor="_Toc228721949" w:history="1">
             <w:r>
               <w:rPr>
                 <w:rStyle w:val="Hipervnculo"/>
@@ -655,7 +715,7 @@
                 <w:noProof/>
                 <w:webHidden/>
               </w:rPr>
-              <w:instrText xml:space="preserve"> PAGEREF _Toc226299459 \h </w:instrText>
+              <w:instrText xml:space="preserve"> PAGEREF _Toc228721949 \h </w:instrText>
             </w:r>
             <w:r>
               <w:rPr>
@@ -698,10 +758,11 @@
               <w:kern w:val="2"/>
               <w:sz w:val="24"/>
               <w:szCs w:val="24"/>
+              <w:lang w:val="es-CO" w:eastAsia="es-CO"/>
               <w14:ligatures w14:val="standardContextual"/>
             </w:rPr>
           </w:pPr>
-          <w:hyperlink w:anchor="_Toc226299460" w:history="1">
+          <w:hyperlink w:anchor="_Toc228721950" w:history="1">
             <w:r>
               <w:rPr>
                 <w:rStyle w:val="Hipervnculo"/>
@@ -729,7 +790,7 @@
                 <w:noProof/>
                 <w:webHidden/>
               </w:rPr>
-              <w:instrText xml:space="preserve"> PAGEREF _Toc226299460 \h </w:instrText>
+              <w:instrText xml:space="preserve"> PAGEREF _Toc228721950 \h </w:instrText>
             </w:r>
             <w:r>
               <w:rPr>
@@ -772,10 +833,11 @@
               <w:kern w:val="2"/>
               <w:sz w:val="24"/>
               <w:szCs w:val="24"/>
+              <w:lang w:val="es-CO" w:eastAsia="es-CO"/>
               <w14:ligatures w14:val="standardContextual"/>
             </w:rPr>
           </w:pPr>
-          <w:hyperlink w:anchor="_Toc226299461" w:history="1">
+          <w:hyperlink w:anchor="_Toc228721951" w:history="1">
             <w:r>
               <w:rPr>
                 <w:rStyle w:val="Hipervnculo"/>
@@ -803,7 +865,7 @@
                 <w:noProof/>
                 <w:webHidden/>
               </w:rPr>
-              <w:instrText xml:space="preserve"> PAGEREF _Toc226299461 \h </w:instrText>
+              <w:instrText xml:space="preserve"> PAGEREF _Toc228721951 \h </w:instrText>
             </w:r>
             <w:r>
               <w:rPr>
@@ -846,10 +908,11 @@
               <w:kern w:val="2"/>
               <w:sz w:val="24"/>
               <w:szCs w:val="24"/>
+              <w:lang w:val="es-CO" w:eastAsia="es-CO"/>
               <w14:ligatures w14:val="standardContextual"/>
             </w:rPr>
           </w:pPr>
-          <w:hyperlink w:anchor="_Toc226299462" w:history="1">
+          <w:hyperlink w:anchor="_Toc228721952" w:history="1">
             <w:r>
               <w:rPr>
                 <w:rStyle w:val="Hipervnculo"/>
@@ -877,7 +940,7 @@
                 <w:noProof/>
                 <w:webHidden/>
               </w:rPr>
-              <w:instrText xml:space="preserve"> PAGEREF _Toc226299462 \h </w:instrText>
+              <w:instrText xml:space="preserve"> PAGEREF _Toc228721952 \h </w:instrText>
             </w:r>
             <w:r>
               <w:rPr>
@@ -920,10 +983,11 @@
               <w:kern w:val="2"/>
               <w:sz w:val="24"/>
               <w:szCs w:val="24"/>
+              <w:lang w:val="es-CO" w:eastAsia="es-CO"/>
               <w14:ligatures w14:val="standardContextual"/>
             </w:rPr>
           </w:pPr>
-          <w:hyperlink w:anchor="_Toc226299463" w:history="1">
+          <w:hyperlink w:anchor="_Toc228721953" w:history="1">
             <w:r>
               <w:rPr>
                 <w:rStyle w:val="Hipervnculo"/>
@@ -951,7 +1015,7 @@
                 <w:noProof/>
                 <w:webHidden/>
               </w:rPr>
-              <w:instrText xml:space="preserve"> PAGEREF _Toc226299463 \h </w:instrText>
+              <w:instrText xml:space="preserve"> PAGEREF _Toc228721953 \h </w:instrText>
             </w:r>
             <w:r>
               <w:rPr>
@@ -994,10 +1058,11 @@
               <w:kern w:val="2"/>
               <w:sz w:val="24"/>
               <w:szCs w:val="24"/>
+              <w:lang w:val="es-CO" w:eastAsia="es-CO"/>
               <w14:ligatures w14:val="standardContextual"/>
             </w:rPr>
           </w:pPr>
-          <w:hyperlink w:anchor="_Toc226299464" w:history="1">
+          <w:hyperlink w:anchor="_Toc228721954" w:history="1">
             <w:r>
               <w:rPr>
                 <w:rStyle w:val="Hipervnculo"/>
@@ -1025,7 +1090,7 @@
                 <w:noProof/>
                 <w:webHidden/>
               </w:rPr>
-              <w:instrText xml:space="preserve"> PAGEREF _Toc226299464 \h </w:instrText>
+              <w:instrText xml:space="preserve"> PAGEREF _Toc228721954 \h </w:instrText>
             </w:r>
             <w:r>
               <w:rPr>
@@ -1068,10 +1133,11 @@
               <w:kern w:val="2"/>
               <w:sz w:val="24"/>
               <w:szCs w:val="24"/>
+              <w:lang w:val="es-CO" w:eastAsia="es-CO"/>
               <w14:ligatures w14:val="standardContextual"/>
             </w:rPr>
           </w:pPr>
-          <w:hyperlink w:anchor="_Toc226299465" w:history="1">
+          <w:hyperlink w:anchor="_Toc228721955" w:history="1">
             <w:r>
               <w:rPr>
                 <w:rStyle w:val="Hipervnculo"/>
@@ -1099,7 +1165,7 @@
                 <w:noProof/>
                 <w:webHidden/>
               </w:rPr>
-              <w:instrText xml:space="preserve"> PAGEREF _Toc226299465 \h </w:instrText>
+              <w:instrText xml:space="preserve"> PAGEREF _Toc228721955 \h </w:instrText>
             </w:r>
             <w:r>
               <w:rPr>
@@ -1142,10 +1208,11 @@
               <w:kern w:val="2"/>
               <w:sz w:val="24"/>
               <w:szCs w:val="24"/>
+              <w:lang w:val="es-CO" w:eastAsia="es-CO"/>
               <w14:ligatures w14:val="standardContextual"/>
             </w:rPr>
           </w:pPr>
-          <w:hyperlink w:anchor="_Toc226299466" w:history="1">
+          <w:hyperlink w:anchor="_Toc228721956" w:history="1">
             <w:r>
               <w:rPr>
                 <w:rStyle w:val="Hipervnculo"/>
@@ -1173,7 +1240,7 @@
                 <w:noProof/>
                 <w:webHidden/>
               </w:rPr>
-              <w:instrText xml:space="preserve"> PAGEREF _Toc226299466 \h </w:instrText>
+              <w:instrText xml:space="preserve"> PAGEREF _Toc228721956 \h </w:instrText>
             </w:r>
             <w:r>
               <w:rPr>
@@ -1193,7 +1260,7 @@
                 <w:noProof/>
                 <w:webHidden/>
               </w:rPr>
-              <w:t>5</w:t>
+              <w:t>4</w:t>
             </w:r>
             <w:r>
               <w:rPr>
@@ -1216,10 +1283,11 @@
               <w:kern w:val="2"/>
               <w:sz w:val="24"/>
               <w:szCs w:val="24"/>
+              <w:lang w:val="es-CO" w:eastAsia="es-CO"/>
               <w14:ligatures w14:val="standardContextual"/>
             </w:rPr>
           </w:pPr>
-          <w:hyperlink w:anchor="_Toc226299467" w:history="1">
+          <w:hyperlink w:anchor="_Toc228721957" w:history="1">
             <w:r>
               <w:rPr>
                 <w:rStyle w:val="Hipervnculo"/>
@@ -1247,7 +1315,7 @@
                 <w:noProof/>
                 <w:webHidden/>
               </w:rPr>
-              <w:instrText xml:space="preserve"> PAGEREF _Toc226299467 \h </w:instrText>
+              <w:instrText xml:space="preserve"> PAGEREF _Toc228721957 \h </w:instrText>
             </w:r>
             <w:r>
               <w:rPr>
@@ -1290,10 +1358,11 @@
               <w:kern w:val="2"/>
               <w:sz w:val="24"/>
               <w:szCs w:val="24"/>
+              <w:lang w:val="es-CO" w:eastAsia="es-CO"/>
               <w14:ligatures w14:val="standardContextual"/>
             </w:rPr>
           </w:pPr>
-          <w:hyperlink w:anchor="_Toc226299468" w:history="1">
+          <w:hyperlink w:anchor="_Toc228721958" w:history="1">
             <w:r>
               <w:rPr>
                 <w:rStyle w:val="Hipervnculo"/>
@@ -1321,7 +1390,7 @@
                 <w:noProof/>
                 <w:webHidden/>
               </w:rPr>
-              <w:instrText xml:space="preserve"> PAGEREF _Toc226299468 \h </w:instrText>
+              <w:instrText xml:space="preserve"> PAGEREF _Toc228721958 \h </w:instrText>
             </w:r>
             <w:r>
               <w:rPr>
@@ -1364,10 +1433,11 @@
               <w:kern w:val="2"/>
               <w:sz w:val="24"/>
               <w:szCs w:val="24"/>
+              <w:lang w:val="es-CO" w:eastAsia="es-CO"/>
               <w14:ligatures w14:val="standardContextual"/>
             </w:rPr>
           </w:pPr>
-          <w:hyperlink w:anchor="_Toc226299469" w:history="1">
+          <w:hyperlink w:anchor="_Toc228721959" w:history="1">
             <w:r>
               <w:rPr>
                 <w:rStyle w:val="Hipervnculo"/>
@@ -1395,7 +1465,7 @@
                 <w:noProof/>
                 <w:webHidden/>
               </w:rPr>
-              <w:instrText xml:space="preserve"> PAGEREF _Toc226299469 \h </w:instrText>
+              <w:instrText xml:space="preserve"> PAGEREF _Toc228721959 \h </w:instrText>
             </w:r>
             <w:r>
               <w:rPr>
@@ -1438,10 +1508,11 @@
               <w:kern w:val="2"/>
               <w:sz w:val="24"/>
               <w:szCs w:val="24"/>
+              <w:lang w:val="es-CO" w:eastAsia="es-CO"/>
               <w14:ligatures w14:val="standardContextual"/>
             </w:rPr>
           </w:pPr>
-          <w:hyperlink w:anchor="_Toc226299470" w:history="1">
+          <w:hyperlink w:anchor="_Toc228721960" w:history="1">
             <w:r>
               <w:rPr>
                 <w:rStyle w:val="Hipervnculo"/>
@@ -1469,7 +1540,7 @@
                 <w:noProof/>
                 <w:webHidden/>
               </w:rPr>
-              <w:instrText xml:space="preserve"> PAGEREF _Toc226299470 \h </w:instrText>
+              <w:instrText xml:space="preserve"> PAGEREF _Toc228721960 \h </w:instrText>
             </w:r>
             <w:r>
               <w:rPr>
@@ -1512,10 +1583,11 @@
               <w:kern w:val="2"/>
               <w:sz w:val="24"/>
               <w:szCs w:val="24"/>
+              <w:lang w:val="es-CO" w:eastAsia="es-CO"/>
               <w14:ligatures w14:val="standardContextual"/>
             </w:rPr>
           </w:pPr>
-          <w:hyperlink w:anchor="_Toc226299471" w:history="1">
+          <w:hyperlink w:anchor="_Toc228721961" w:history="1">
             <w:r>
               <w:rPr>
                 <w:rStyle w:val="Hipervnculo"/>
@@ -1543,7 +1615,7 @@
                 <w:noProof/>
                 <w:webHidden/>
               </w:rPr>
-              <w:instrText xml:space="preserve"> PAGEREF _Toc226299471 \h </w:instrText>
+              <w:instrText xml:space="preserve"> PAGEREF _Toc228721961 \h </w:instrText>
             </w:r>
             <w:r>
               <w:rPr>
@@ -1586,10 +1658,11 @@
               <w:kern w:val="2"/>
               <w:sz w:val="24"/>
               <w:szCs w:val="24"/>
+              <w:lang w:val="es-CO" w:eastAsia="es-CO"/>
               <w14:ligatures w14:val="standardContextual"/>
             </w:rPr>
           </w:pPr>
-          <w:hyperlink w:anchor="_Toc226299472" w:history="1">
+          <w:hyperlink w:anchor="_Toc228721962" w:history="1">
             <w:r>
               <w:rPr>
                 <w:rStyle w:val="Hipervnculo"/>
@@ -1617,7 +1690,7 @@
                 <w:noProof/>
                 <w:webHidden/>
               </w:rPr>
-              <w:instrText xml:space="preserve"> PAGEREF _Toc226299472 \h </w:instrText>
+              <w:instrText xml:space="preserve"> PAGEREF _Toc228721962 \h </w:instrText>
             </w:r>
             <w:r>
               <w:rPr>
@@ -1660,17 +1733,18 @@
               <w:kern w:val="2"/>
               <w:sz w:val="24"/>
               <w:szCs w:val="24"/>
+              <w:lang w:val="es-CO" w:eastAsia="es-CO"/>
               <w14:ligatures w14:val="standardContextual"/>
             </w:rPr>
           </w:pPr>
-          <w:hyperlink w:anchor="_Toc226299473" w:history="1">
+          <w:hyperlink w:anchor="_Toc228721963" w:history="1">
             <w:r>
               <w:rPr>
                 <w:rStyle w:val="Hipervnculo"/>
                 <w:rFonts w:ascii="Times New Roman" w:hAnsi="Times New Roman" w:cs="Times New Roman"/>
                 <w:noProof/>
               </w:rPr>
-              <w:t>4.3.1 planeación del sprint 1</w:t>
+              <w:t>4.4 Herramientas de Gestión</w:t>
             </w:r>
             <w:r>
               <w:rPr>
@@ -1691,7 +1765,7 @@
                 <w:noProof/>
                 <w:webHidden/>
               </w:rPr>
-              <w:instrText xml:space="preserve"> PAGEREF _Toc226299473 \h </w:instrText>
+              <w:instrText xml:space="preserve"> PAGEREF _Toc228721963 \h </w:instrText>
             </w:r>
             <w:r>
               <w:rPr>
@@ -1712,6 +1786,81 @@
                 <w:webHidden/>
               </w:rPr>
               <w:t>6</w:t>
+            </w:r>
+            <w:r>
+              <w:rPr>
+                <w:noProof/>
+                <w:webHidden/>
+              </w:rPr>
+              <w:fldChar w:fldCharType="end"/>
+            </w:r>
+          </w:hyperlink>
+        </w:p>
+        <w:p>
+          <w:pPr>
+            <w:pStyle w:val="TDC1"/>
+            <w:tabs>
+              <w:tab w:val="right" w:leader="dot" w:pos="9016"/>
+            </w:tabs>
+            <w:rPr>
+              <w:rFonts w:asciiTheme="minorHAnsi" w:eastAsiaTheme="minorEastAsia" w:hAnsiTheme="minorHAnsi" w:cstheme="minorBidi"/>
+              <w:noProof/>
+              <w:kern w:val="2"/>
+              <w:sz w:val="24"/>
+              <w:szCs w:val="24"/>
+              <w:lang w:val="es-CO" w:eastAsia="es-CO"/>
+              <w14:ligatures w14:val="standardContextual"/>
+            </w:rPr>
+          </w:pPr>
+          <w:hyperlink w:anchor="_Toc228721964" w:history="1">
+            <w:r>
+              <w:rPr>
+                <w:rStyle w:val="Hipervnculo"/>
+                <w:rFonts w:ascii="Times New Roman" w:hAnsi="Times New Roman" w:cs="Times New Roman"/>
+                <w:noProof/>
+              </w:rPr>
+              <w:t>5. Requisitos del Sistema</w:t>
+            </w:r>
+            <w:r>
+              <w:rPr>
+                <w:noProof/>
+                <w:webHidden/>
+              </w:rPr>
+              <w:tab/>
+            </w:r>
+            <w:r>
+              <w:rPr>
+                <w:noProof/>
+                <w:webHidden/>
+              </w:rPr>
+              <w:fldChar w:fldCharType="begin"/>
+            </w:r>
+            <w:r>
+              <w:rPr>
+                <w:noProof/>
+                <w:webHidden/>
+              </w:rPr>
+              <w:instrText xml:space="preserve"> PAGEREF _Toc228721964 \h </w:instrText>
+            </w:r>
+            <w:r>
+              <w:rPr>
+                <w:noProof/>
+                <w:webHidden/>
+              </w:rPr>
+            </w:r>
+            <w:r>
+              <w:rPr>
+                <w:noProof/>
+                <w:webHidden/>
+              </w:rPr>
+              <w:fldChar w:fldCharType="separate"/>
+            </w:r>
+            <w:r>
+              <w:rPr>
+                <w:noProof/>
+                <w:webHidden/>
+              </w:rPr>
+              <w:t>7</w:t>
             </w:r>
             <w:r>
               <w:rPr>
@@ -1734,17 +1883,18 @@
               <w:kern w:val="2"/>
               <w:sz w:val="24"/>
               <w:szCs w:val="24"/>
+              <w:lang w:val="es-CO" w:eastAsia="es-CO"/>
               <w14:ligatures w14:val="standardContextual"/>
             </w:rPr>
           </w:pPr>
-          <w:hyperlink w:anchor="_Toc226299474" w:history="1">
+          <w:hyperlink w:anchor="_Toc228721965" w:history="1">
             <w:r>
               <w:rPr>
                 <w:rStyle w:val="Hipervnculo"/>
                 <w:rFonts w:ascii="Times New Roman" w:hAnsi="Times New Roman" w:cs="Times New Roman"/>
                 <w:noProof/>
               </w:rPr>
-              <w:t>4.4 Herramientas de Gestión</w:t>
+              <w:t>5.1 Requisitos Funcionales</w:t>
             </w:r>
             <w:r>
               <w:rPr>
@@ -1765,7 +1915,7 @@
                 <w:noProof/>
                 <w:webHidden/>
               </w:rPr>
-              <w:instrText xml:space="preserve"> PAGEREF _Toc226299474 \h </w:instrText>
+              <w:instrText xml:space="preserve"> PAGEREF _Toc228721965 \h </w:instrText>
             </w:r>
             <w:r>
               <w:rPr>
@@ -1785,7 +1935,82 @@
                 <w:noProof/>
                 <w:webHidden/>
               </w:rPr>
-              <w:t>6</w:t>
+              <w:t>7</w:t>
+            </w:r>
+            <w:r>
+              <w:rPr>
+                <w:noProof/>
+                <w:webHidden/>
+              </w:rPr>
+              <w:fldChar w:fldCharType="end"/>
+            </w:r>
+          </w:hyperlink>
+        </w:p>
+        <w:p>
+          <w:pPr>
+            <w:pStyle w:val="TDC2"/>
+            <w:tabs>
+              <w:tab w:val="right" w:leader="dot" w:pos="9016"/>
+            </w:tabs>
+            <w:rPr>
+              <w:rFonts w:asciiTheme="minorHAnsi" w:eastAsiaTheme="minorEastAsia" w:hAnsiTheme="minorHAnsi" w:cstheme="minorBidi"/>
+              <w:noProof/>
+              <w:kern w:val="2"/>
+              <w:sz w:val="24"/>
+              <w:szCs w:val="24"/>
+              <w:lang w:val="es-CO" w:eastAsia="es-CO"/>
+              <w14:ligatures w14:val="standardContextual"/>
+            </w:rPr>
+          </w:pPr>
+          <w:hyperlink w:anchor="_Toc228721966" w:history="1">
+            <w:r>
+              <w:rPr>
+                <w:rStyle w:val="Hipervnculo"/>
+                <w:rFonts w:ascii="Times New Roman" w:hAnsi="Times New Roman" w:cs="Times New Roman"/>
+                <w:noProof/>
+              </w:rPr>
+              <w:t>5.2 Requisitos No Funcionales</w:t>
+            </w:r>
+            <w:r>
+              <w:rPr>
+                <w:noProof/>
+                <w:webHidden/>
+              </w:rPr>
+              <w:tab/>
+            </w:r>
+            <w:r>
+              <w:rPr>
+                <w:noProof/>
+                <w:webHidden/>
+              </w:rPr>
+              <w:fldChar w:fldCharType="begin"/>
+            </w:r>
+            <w:r>
+              <w:rPr>
+                <w:noProof/>
+                <w:webHidden/>
+              </w:rPr>
+              <w:instrText xml:space="preserve"> PAGEREF _Toc228721966 \h </w:instrText>
+            </w:r>
+            <w:r>
+              <w:rPr>
+                <w:noProof/>
+                <w:webHidden/>
+              </w:rPr>
+            </w:r>
+            <w:r>
+              <w:rPr>
+                <w:noProof/>
+                <w:webHidden/>
+              </w:rPr>
+              <w:fldChar w:fldCharType="separate"/>
+            </w:r>
+            <w:r>
+              <w:rPr>
+                <w:noProof/>
+                <w:webHidden/>
+              </w:rPr>
+              <w:t>8</w:t>
             </w:r>
             <w:r>
               <w:rPr>
@@ -1808,17 +2033,18 @@
               <w:kern w:val="2"/>
               <w:sz w:val="24"/>
               <w:szCs w:val="24"/>
+              <w:lang w:val="es-CO" w:eastAsia="es-CO"/>
               <w14:ligatures w14:val="standardContextual"/>
             </w:rPr>
           </w:pPr>
-          <w:hyperlink w:anchor="_Toc226299475" w:history="1">
+          <w:hyperlink w:anchor="_Toc228721967" w:history="1">
             <w:r>
               <w:rPr>
                 <w:rStyle w:val="Hipervnculo"/>
                 <w:rFonts w:ascii="Times New Roman" w:hAnsi="Times New Roman" w:cs="Times New Roman"/>
                 <w:noProof/>
               </w:rPr>
-              <w:t>5. Requisitos del Sistema</w:t>
+              <w:t>6. Identificación de Stakeholders y Usuarios Finales</w:t>
             </w:r>
             <w:r>
               <w:rPr>
@@ -1839,7 +2065,7 @@
                 <w:noProof/>
                 <w:webHidden/>
               </w:rPr>
-              <w:instrText xml:space="preserve"> PAGEREF _Toc226299475 \h </w:instrText>
+              <w:instrText xml:space="preserve"> PAGEREF _Toc228721967 \h </w:instrText>
             </w:r>
             <w:r>
               <w:rPr>
@@ -1859,7 +2085,7 @@
                 <w:noProof/>
                 <w:webHidden/>
               </w:rPr>
-              <w:t>7</w:t>
+              <w:t>8</w:t>
             </w:r>
             <w:r>
               <w:rPr>
@@ -1882,17 +2108,18 @@
               <w:kern w:val="2"/>
               <w:sz w:val="24"/>
               <w:szCs w:val="24"/>
+              <w:lang w:val="es-CO" w:eastAsia="es-CO"/>
               <w14:ligatures w14:val="standardContextual"/>
             </w:rPr>
           </w:pPr>
-          <w:hyperlink w:anchor="_Toc226299476" w:history="1">
+          <w:hyperlink w:anchor="_Toc228721968" w:history="1">
             <w:r>
               <w:rPr>
                 <w:rStyle w:val="Hipervnculo"/>
                 <w:rFonts w:ascii="Times New Roman" w:hAnsi="Times New Roman" w:cs="Times New Roman"/>
                 <w:noProof/>
               </w:rPr>
-              <w:t>5.1 Requisitos Funcionales</w:t>
+              <w:t>6.1 Stakeholders</w:t>
             </w:r>
             <w:r>
               <w:rPr>
@@ -1913,7 +2140,7 @@
                 <w:noProof/>
                 <w:webHidden/>
               </w:rPr>
-              <w:instrText xml:space="preserve"> PAGEREF _Toc226299476 \h </w:instrText>
+              <w:instrText xml:space="preserve"> PAGEREF _Toc228721968 \h </w:instrText>
             </w:r>
             <w:r>
               <w:rPr>
@@ -1933,7 +2160,7 @@
                 <w:noProof/>
                 <w:webHidden/>
               </w:rPr>
-              <w:t>7</w:t>
+              <w:t>8</w:t>
             </w:r>
             <w:r>
               <w:rPr>
@@ -1956,17 +2183,18 @@
               <w:kern w:val="2"/>
               <w:sz w:val="24"/>
               <w:szCs w:val="24"/>
+              <w:lang w:val="es-CO" w:eastAsia="es-CO"/>
               <w14:ligatures w14:val="standardContextual"/>
             </w:rPr>
           </w:pPr>
-          <w:hyperlink w:anchor="_Toc226299477" w:history="1">
+          <w:hyperlink w:anchor="_Toc228721969" w:history="1">
             <w:r>
               <w:rPr>
                 <w:rStyle w:val="Hipervnculo"/>
                 <w:rFonts w:ascii="Times New Roman" w:hAnsi="Times New Roman" w:cs="Times New Roman"/>
                 <w:noProof/>
               </w:rPr>
-              <w:t>5.2 Requisitos No Funcionales</w:t>
+              <w:t>6.2 Usuarios Finales</w:t>
             </w:r>
             <w:r>
               <w:rPr>
@@ -1987,7 +2215,7 @@
                 <w:noProof/>
                 <w:webHidden/>
               </w:rPr>
-              <w:instrText xml:space="preserve"> PAGEREF _Toc226299477 \h </w:instrText>
+              <w:instrText xml:space="preserve"> PAGEREF _Toc228721969 \h </w:instrText>
             </w:r>
             <w:r>
               <w:rPr>
@@ -2030,17 +2258,18 @@
               <w:kern w:val="2"/>
               <w:sz w:val="24"/>
               <w:szCs w:val="24"/>
+              <w:lang w:val="es-CO" w:eastAsia="es-CO"/>
               <w14:ligatures w14:val="standardContextual"/>
             </w:rPr>
           </w:pPr>
-          <w:hyperlink w:anchor="_Toc226299478" w:history="1">
+          <w:hyperlink w:anchor="_Toc228721970" w:history="1">
             <w:r>
               <w:rPr>
                 <w:rStyle w:val="Hipervnculo"/>
                 <w:rFonts w:ascii="Times New Roman" w:hAnsi="Times New Roman" w:cs="Times New Roman"/>
                 <w:noProof/>
               </w:rPr>
-              <w:t>6. Identificación de Stakeholders y Usuarios Finales</w:t>
+              <w:t>7. Historias de Usuario</w:t>
             </w:r>
             <w:r>
               <w:rPr>
@@ -2061,7 +2290,7 @@
                 <w:noProof/>
                 <w:webHidden/>
               </w:rPr>
-              <w:instrText xml:space="preserve"> PAGEREF _Toc226299478 \h </w:instrText>
+              <w:instrText xml:space="preserve"> PAGEREF _Toc228721970 \h </w:instrText>
             </w:r>
             <w:r>
               <w:rPr>
@@ -2081,7 +2310,82 @@
                 <w:noProof/>
                 <w:webHidden/>
               </w:rPr>
-              <w:t>8</w:t>
+              <w:t>9</w:t>
+            </w:r>
+            <w:r>
+              <w:rPr>
+                <w:noProof/>
+                <w:webHidden/>
+              </w:rPr>
+              <w:fldChar w:fldCharType="end"/>
+            </w:r>
+          </w:hyperlink>
+        </w:p>
+        <w:p>
+          <w:pPr>
+            <w:pStyle w:val="TDC1"/>
+            <w:tabs>
+              <w:tab w:val="right" w:leader="dot" w:pos="9016"/>
+            </w:tabs>
+            <w:rPr>
+              <w:rFonts w:asciiTheme="minorHAnsi" w:eastAsiaTheme="minorEastAsia" w:hAnsiTheme="minorHAnsi" w:cstheme="minorBidi"/>
+              <w:noProof/>
+              <w:kern w:val="2"/>
+              <w:sz w:val="24"/>
+              <w:szCs w:val="24"/>
+              <w:lang w:val="es-CO" w:eastAsia="es-CO"/>
+              <w14:ligatures w14:val="standardContextual"/>
+            </w:rPr>
+          </w:pPr>
+          <w:hyperlink w:anchor="_Toc228721971" w:history="1">
+            <w:r>
+              <w:rPr>
+                <w:rStyle w:val="Hipervnculo"/>
+                <w:rFonts w:ascii="Times New Roman" w:hAnsi="Times New Roman" w:cs="Times New Roman"/>
+                <w:noProof/>
+              </w:rPr>
+              <w:t>8. Casos de Uso</w:t>
+            </w:r>
+            <w:r>
+              <w:rPr>
+                <w:noProof/>
+                <w:webHidden/>
+              </w:rPr>
+              <w:tab/>
+            </w:r>
+            <w:r>
+              <w:rPr>
+                <w:noProof/>
+                <w:webHidden/>
+              </w:rPr>
+              <w:fldChar w:fldCharType="begin"/>
+            </w:r>
+            <w:r>
+              <w:rPr>
+                <w:noProof/>
+                <w:webHidden/>
+              </w:rPr>
+              <w:instrText xml:space="preserve"> PAGEREF _Toc228721971 \h </w:instrText>
+            </w:r>
+            <w:r>
+              <w:rPr>
+                <w:noProof/>
+                <w:webHidden/>
+              </w:rPr>
+            </w:r>
+            <w:r>
+              <w:rPr>
+                <w:noProof/>
+                <w:webHidden/>
+              </w:rPr>
+              <w:fldChar w:fldCharType="separate"/>
+            </w:r>
+            <w:r>
+              <w:rPr>
+                <w:noProof/>
+                <w:webHidden/>
+              </w:rPr>
+              <w:t>9</w:t>
             </w:r>
             <w:r>
               <w:rPr>
@@ -2104,17 +2408,18 @@
               <w:kern w:val="2"/>
               <w:sz w:val="24"/>
               <w:szCs w:val="24"/>
+              <w:lang w:val="es-CO" w:eastAsia="es-CO"/>
               <w14:ligatures w14:val="standardContextual"/>
             </w:rPr>
           </w:pPr>
-          <w:hyperlink w:anchor="_Toc226299479" w:history="1">
+          <w:hyperlink w:anchor="_Toc228721972" w:history="1">
             <w:r>
               <w:rPr>
                 <w:rStyle w:val="Hipervnculo"/>
                 <w:rFonts w:ascii="Times New Roman" w:hAnsi="Times New Roman" w:cs="Times New Roman"/>
                 <w:noProof/>
               </w:rPr>
-              <w:t>6.1 Stakeholders</w:t>
+              <w:t>8.1 Diagrama de Casos de Uso</w:t>
             </w:r>
             <w:r>
               <w:rPr>
@@ -2135,7 +2440,7 @@
                 <w:noProof/>
                 <w:webHidden/>
               </w:rPr>
-              <w:instrText xml:space="preserve"> PAGEREF _Toc226299479 \h </w:instrText>
+              <w:instrText xml:space="preserve"> PAGEREF _Toc228721972 \h </w:instrText>
             </w:r>
             <w:r>
               <w:rPr>
@@ -2155,7 +2460,7 @@
                 <w:noProof/>
                 <w:webHidden/>
               </w:rPr>
-              <w:t>8</w:t>
+              <w:t>9</w:t>
             </w:r>
             <w:r>
               <w:rPr>
@@ -2178,17 +2483,18 @@
               <w:kern w:val="2"/>
               <w:sz w:val="24"/>
               <w:szCs w:val="24"/>
+              <w:lang w:val="es-CO" w:eastAsia="es-CO"/>
               <w14:ligatures w14:val="standardContextual"/>
             </w:rPr>
           </w:pPr>
-          <w:hyperlink w:anchor="_Toc226299480" w:history="1">
+          <w:hyperlink w:anchor="_Toc228721973" w:history="1">
             <w:r>
               <w:rPr>
                 <w:rStyle w:val="Hipervnculo"/>
                 <w:rFonts w:ascii="Times New Roman" w:hAnsi="Times New Roman" w:cs="Times New Roman"/>
                 <w:noProof/>
               </w:rPr>
-              <w:t>6.2 Usuarios Finales</w:t>
+              <w:t>8.2 Documentación de Casos de Uso</w:t>
             </w:r>
             <w:r>
               <w:rPr>
@@ -2209,7 +2515,7 @@
                 <w:noProof/>
                 <w:webHidden/>
               </w:rPr>
-              <w:instrText xml:space="preserve"> PAGEREF _Toc226299480 \h </w:instrText>
+              <w:instrText xml:space="preserve"> PAGEREF _Toc228721973 \h </w:instrText>
             </w:r>
             <w:r>
               <w:rPr>
@@ -2229,7 +2535,7 @@
                 <w:noProof/>
                 <w:webHidden/>
               </w:rPr>
-              <w:t>8</w:t>
+              <w:t>10</w:t>
             </w:r>
             <w:r>
               <w:rPr>
@@ -2252,17 +2558,18 @@
               <w:kern w:val="2"/>
               <w:sz w:val="24"/>
               <w:szCs w:val="24"/>
+              <w:lang w:val="es-CO" w:eastAsia="es-CO"/>
               <w14:ligatures w14:val="standardContextual"/>
             </w:rPr>
           </w:pPr>
-          <w:hyperlink w:anchor="_Toc226299481" w:history="1">
+          <w:hyperlink w:anchor="_Toc228721974" w:history="1">
             <w:r>
               <w:rPr>
                 <w:rStyle w:val="Hipervnculo"/>
                 <w:rFonts w:ascii="Times New Roman" w:hAnsi="Times New Roman" w:cs="Times New Roman"/>
                 <w:noProof/>
               </w:rPr>
-              <w:t>7. Historias de Usuario</w:t>
+              <w:t>9. Flujos de Solución</w:t>
             </w:r>
             <w:r>
               <w:rPr>
@@ -2283,7 +2590,7 @@
                 <w:noProof/>
                 <w:webHidden/>
               </w:rPr>
-              <w:instrText xml:space="preserve"> PAGEREF _Toc226299481 \h </w:instrText>
+              <w:instrText xml:space="preserve"> PAGEREF _Toc228721974 \h </w:instrText>
             </w:r>
             <w:r>
               <w:rPr>
@@ -2303,7 +2610,7 @@
                 <w:noProof/>
                 <w:webHidden/>
               </w:rPr>
-              <w:t>9</w:t>
+              <w:t>14</w:t>
             </w:r>
             <w:r>
               <w:rPr>
@@ -2326,17 +2633,18 @@
               <w:kern w:val="2"/>
               <w:sz w:val="24"/>
               <w:szCs w:val="24"/>
+              <w:lang w:val="es-CO" w:eastAsia="es-CO"/>
               <w14:ligatures w14:val="standardContextual"/>
             </w:rPr>
           </w:pPr>
-          <w:hyperlink w:anchor="_Toc226299482" w:history="1">
+          <w:hyperlink w:anchor="_Toc228721975" w:history="1">
             <w:r>
               <w:rPr>
                 <w:rStyle w:val="Hipervnculo"/>
                 <w:rFonts w:ascii="Times New Roman" w:hAnsi="Times New Roman" w:cs="Times New Roman"/>
                 <w:noProof/>
               </w:rPr>
-              <w:t>8. Casos de Uso</w:t>
+              <w:t>10. Solución Tecnológica</w:t>
             </w:r>
             <w:r>
               <w:rPr>
@@ -2357,7 +2665,7 @@
                 <w:noProof/>
                 <w:webHidden/>
               </w:rPr>
-              <w:instrText xml:space="preserve"> PAGEREF _Toc226299482 \h </w:instrText>
+              <w:instrText xml:space="preserve"> PAGEREF _Toc228721975 \h </w:instrText>
             </w:r>
             <w:r>
               <w:rPr>
@@ -2377,7 +2685,7 @@
                 <w:noProof/>
                 <w:webHidden/>
               </w:rPr>
-              <w:t>9</w:t>
+              <w:t>15</w:t>
             </w:r>
             <w:r>
               <w:rPr>
@@ -2400,17 +2708,18 @@
               <w:kern w:val="2"/>
               <w:sz w:val="24"/>
               <w:szCs w:val="24"/>
+              <w:lang w:val="es-CO" w:eastAsia="es-CO"/>
               <w14:ligatures w14:val="standardContextual"/>
             </w:rPr>
           </w:pPr>
-          <w:hyperlink w:anchor="_Toc226299483" w:history="1">
+          <w:hyperlink w:anchor="_Toc228721976" w:history="1">
             <w:r>
               <w:rPr>
                 <w:rStyle w:val="Hipervnculo"/>
                 <w:rFonts w:ascii="Times New Roman" w:hAnsi="Times New Roman" w:cs="Times New Roman"/>
                 <w:noProof/>
               </w:rPr>
-              <w:t>8.1 Diagrama de Casos de Uso</w:t>
+              <w:t>10.1 Arquitectura del Sistema</w:t>
             </w:r>
             <w:r>
               <w:rPr>
@@ -2431,7 +2740,7 @@
                 <w:noProof/>
                 <w:webHidden/>
               </w:rPr>
-              <w:instrText xml:space="preserve"> PAGEREF _Toc226299483 \h </w:instrText>
+              <w:instrText xml:space="preserve"> PAGEREF _Toc228721976 \h </w:instrText>
             </w:r>
             <w:r>
               <w:rPr>
@@ -2451,7 +2760,7 @@
                 <w:noProof/>
                 <w:webHidden/>
               </w:rPr>
-              <w:t>10</w:t>
+              <w:t>15</w:t>
             </w:r>
             <w:r>
               <w:rPr>
@@ -2474,17 +2783,18 @@
               <w:kern w:val="2"/>
               <w:sz w:val="24"/>
               <w:szCs w:val="24"/>
+              <w:lang w:val="es-CO" w:eastAsia="es-CO"/>
               <w14:ligatures w14:val="standardContextual"/>
             </w:rPr>
           </w:pPr>
-          <w:hyperlink w:anchor="_Toc226299484" w:history="1">
+          <w:hyperlink w:anchor="_Toc228721977" w:history="1">
             <w:r>
               <w:rPr>
                 <w:rStyle w:val="Hipervnculo"/>
                 <w:rFonts w:ascii="Times New Roman" w:hAnsi="Times New Roman" w:cs="Times New Roman"/>
                 <w:noProof/>
               </w:rPr>
-              <w:t>8.2 Documentación de Casos de Uso</w:t>
+              <w:t>10.2 Stack Tecnológico</w:t>
             </w:r>
             <w:r>
               <w:rPr>
@@ -2505,7 +2815,7 @@
                 <w:noProof/>
                 <w:webHidden/>
               </w:rPr>
-              <w:instrText xml:space="preserve"> PAGEREF _Toc226299484 \h </w:instrText>
+              <w:instrText xml:space="preserve"> PAGEREF _Toc228721977 \h </w:instrText>
             </w:r>
             <w:r>
               <w:rPr>
@@ -2525,7 +2835,82 @@
                 <w:noProof/>
                 <w:webHidden/>
               </w:rPr>
-              <w:t>10</w:t>
+              <w:t>15</w:t>
+            </w:r>
+            <w:r>
+              <w:rPr>
+                <w:noProof/>
+                <w:webHidden/>
+              </w:rPr>
+              <w:fldChar w:fldCharType="end"/>
+            </w:r>
+          </w:hyperlink>
+        </w:p>
+        <w:p>
+          <w:pPr>
+            <w:pStyle w:val="TDC2"/>
+            <w:tabs>
+              <w:tab w:val="right" w:leader="dot" w:pos="9016"/>
+            </w:tabs>
+            <w:rPr>
+              <w:rFonts w:asciiTheme="minorHAnsi" w:eastAsiaTheme="minorEastAsia" w:hAnsiTheme="minorHAnsi" w:cstheme="minorBidi"/>
+              <w:noProof/>
+              <w:kern w:val="2"/>
+              <w:sz w:val="24"/>
+              <w:szCs w:val="24"/>
+              <w:lang w:val="es-CO" w:eastAsia="es-CO"/>
+              <w14:ligatures w14:val="standardContextual"/>
+            </w:rPr>
+          </w:pPr>
+          <w:hyperlink w:anchor="_Toc228721978" w:history="1">
+            <w:r>
+              <w:rPr>
+                <w:rStyle w:val="Hipervnculo"/>
+                <w:rFonts w:ascii="Times New Roman" w:hAnsi="Times New Roman" w:cs="Times New Roman"/>
+                <w:noProof/>
+              </w:rPr>
+              <w:t>10.3 Diagrama de Arquitectura del Sistema</w:t>
+            </w:r>
+            <w:r>
+              <w:rPr>
+                <w:noProof/>
+                <w:webHidden/>
+              </w:rPr>
+              <w:tab/>
+            </w:r>
+            <w:r>
+              <w:rPr>
+                <w:noProof/>
+                <w:webHidden/>
+              </w:rPr>
+              <w:fldChar w:fldCharType="begin"/>
+            </w:r>
+            <w:r>
+              <w:rPr>
+                <w:noProof/>
+                <w:webHidden/>
+              </w:rPr>
+              <w:instrText xml:space="preserve"> PAGEREF _Toc228721978 \h </w:instrText>
+            </w:r>
+            <w:r>
+              <w:rPr>
+                <w:noProof/>
+                <w:webHidden/>
+              </w:rPr>
+            </w:r>
+            <w:r>
+              <w:rPr>
+                <w:noProof/>
+                <w:webHidden/>
+              </w:rPr>
+              <w:fldChar w:fldCharType="separate"/>
+            </w:r>
+            <w:r>
+              <w:rPr>
+                <w:noProof/>
+                <w:webHidden/>
+              </w:rPr>
+              <w:t>15</w:t>
             </w:r>
             <w:r>
               <w:rPr>
@@ -2548,17 +2933,18 @@
               <w:kern w:val="2"/>
               <w:sz w:val="24"/>
               <w:szCs w:val="24"/>
+              <w:lang w:val="es-CO" w:eastAsia="es-CO"/>
               <w14:ligatures w14:val="standardContextual"/>
             </w:rPr>
           </w:pPr>
-          <w:hyperlink w:anchor="_Toc226299485" w:history="1">
+          <w:hyperlink w:anchor="_Toc228721979" w:history="1">
             <w:r>
               <w:rPr>
                 <w:rStyle w:val="Hipervnculo"/>
                 <w:rFonts w:ascii="Times New Roman" w:hAnsi="Times New Roman" w:cs="Times New Roman"/>
                 <w:noProof/>
               </w:rPr>
-              <w:t>9. Flujos de Solución</w:t>
+              <w:t>11. Modelamiento del Sistema</w:t>
             </w:r>
             <w:r>
               <w:rPr>
@@ -2579,7 +2965,7 @@
                 <w:noProof/>
                 <w:webHidden/>
               </w:rPr>
-              <w:instrText xml:space="preserve"> PAGEREF _Toc226299485 \h </w:instrText>
+              <w:instrText xml:space="preserve"> PAGEREF _Toc228721979 \h </w:instrText>
             </w:r>
             <w:r>
               <w:rPr>
@@ -2599,7 +2985,307 @@
                 <w:noProof/>
                 <w:webHidden/>
               </w:rPr>
-              <w:t>14</w:t>
+              <w:t>16</w:t>
+            </w:r>
+            <w:r>
+              <w:rPr>
+                <w:noProof/>
+                <w:webHidden/>
+              </w:rPr>
+              <w:fldChar w:fldCharType="end"/>
+            </w:r>
+          </w:hyperlink>
+        </w:p>
+        <w:p>
+          <w:pPr>
+            <w:pStyle w:val="TDC2"/>
+            <w:tabs>
+              <w:tab w:val="right" w:leader="dot" w:pos="9016"/>
+            </w:tabs>
+            <w:rPr>
+              <w:rFonts w:asciiTheme="minorHAnsi" w:eastAsiaTheme="minorEastAsia" w:hAnsiTheme="minorHAnsi" w:cstheme="minorBidi"/>
+              <w:noProof/>
+              <w:kern w:val="2"/>
+              <w:sz w:val="24"/>
+              <w:szCs w:val="24"/>
+              <w:lang w:val="es-CO" w:eastAsia="es-CO"/>
+              <w14:ligatures w14:val="standardContextual"/>
+            </w:rPr>
+          </w:pPr>
+          <w:hyperlink w:anchor="_Toc228721980" w:history="1">
+            <w:r>
+              <w:rPr>
+                <w:rStyle w:val="Hipervnculo"/>
+                <w:rFonts w:ascii="Times New Roman" w:hAnsi="Times New Roman" w:cs="Times New Roman"/>
+                <w:noProof/>
+              </w:rPr>
+              <w:t>11.1 Diagrama Entidad-Relación</w:t>
+            </w:r>
+            <w:r>
+              <w:rPr>
+                <w:noProof/>
+                <w:webHidden/>
+              </w:rPr>
+              <w:tab/>
+            </w:r>
+            <w:r>
+              <w:rPr>
+                <w:noProof/>
+                <w:webHidden/>
+              </w:rPr>
+              <w:fldChar w:fldCharType="begin"/>
+            </w:r>
+            <w:r>
+              <w:rPr>
+                <w:noProof/>
+                <w:webHidden/>
+              </w:rPr>
+              <w:instrText xml:space="preserve"> PAGEREF _Toc228721980 \h </w:instrText>
+            </w:r>
+            <w:r>
+              <w:rPr>
+                <w:noProof/>
+                <w:webHidden/>
+              </w:rPr>
+            </w:r>
+            <w:r>
+              <w:rPr>
+                <w:noProof/>
+                <w:webHidden/>
+              </w:rPr>
+              <w:fldChar w:fldCharType="separate"/>
+            </w:r>
+            <w:r>
+              <w:rPr>
+                <w:noProof/>
+                <w:webHidden/>
+              </w:rPr>
+              <w:t>16</w:t>
+            </w:r>
+            <w:r>
+              <w:rPr>
+                <w:noProof/>
+                <w:webHidden/>
+              </w:rPr>
+              <w:fldChar w:fldCharType="end"/>
+            </w:r>
+          </w:hyperlink>
+        </w:p>
+        <w:p>
+          <w:pPr>
+            <w:pStyle w:val="TDC2"/>
+            <w:tabs>
+              <w:tab w:val="right" w:leader="dot" w:pos="9016"/>
+            </w:tabs>
+            <w:rPr>
+              <w:rFonts w:asciiTheme="minorHAnsi" w:eastAsiaTheme="minorEastAsia" w:hAnsiTheme="minorHAnsi" w:cstheme="minorBidi"/>
+              <w:noProof/>
+              <w:kern w:val="2"/>
+              <w:sz w:val="24"/>
+              <w:szCs w:val="24"/>
+              <w:lang w:val="es-CO" w:eastAsia="es-CO"/>
+              <w14:ligatures w14:val="standardContextual"/>
+            </w:rPr>
+          </w:pPr>
+          <w:hyperlink w:anchor="_Toc228721981" w:history="1">
+            <w:r>
+              <w:rPr>
+                <w:rStyle w:val="Hipervnculo"/>
+                <w:rFonts w:ascii="Times New Roman" w:hAnsi="Times New Roman" w:cs="Times New Roman"/>
+                <w:noProof/>
+              </w:rPr>
+              <w:t>11.2 Documentación de Entidades Principales</w:t>
+            </w:r>
+            <w:r>
+              <w:rPr>
+                <w:noProof/>
+                <w:webHidden/>
+              </w:rPr>
+              <w:tab/>
+            </w:r>
+            <w:r>
+              <w:rPr>
+                <w:noProof/>
+                <w:webHidden/>
+              </w:rPr>
+              <w:fldChar w:fldCharType="begin"/>
+            </w:r>
+            <w:r>
+              <w:rPr>
+                <w:noProof/>
+                <w:webHidden/>
+              </w:rPr>
+              <w:instrText xml:space="preserve"> PAGEREF _Toc228721981 \h </w:instrText>
+            </w:r>
+            <w:r>
+              <w:rPr>
+                <w:noProof/>
+                <w:webHidden/>
+              </w:rPr>
+            </w:r>
+            <w:r>
+              <w:rPr>
+                <w:noProof/>
+                <w:webHidden/>
+              </w:rPr>
+              <w:fldChar w:fldCharType="separate"/>
+            </w:r>
+            <w:r>
+              <w:rPr>
+                <w:noProof/>
+                <w:webHidden/>
+              </w:rPr>
+              <w:t>17</w:t>
+            </w:r>
+            <w:r>
+              <w:rPr>
+                <w:noProof/>
+                <w:webHidden/>
+              </w:rPr>
+              <w:fldChar w:fldCharType="end"/>
+            </w:r>
+          </w:hyperlink>
+        </w:p>
+        <w:p>
+          <w:pPr>
+            <w:pStyle w:val="TDC2"/>
+            <w:tabs>
+              <w:tab w:val="right" w:leader="dot" w:pos="9016"/>
+            </w:tabs>
+            <w:rPr>
+              <w:rFonts w:asciiTheme="minorHAnsi" w:eastAsiaTheme="minorEastAsia" w:hAnsiTheme="minorHAnsi" w:cstheme="minorBidi"/>
+              <w:noProof/>
+              <w:kern w:val="2"/>
+              <w:sz w:val="24"/>
+              <w:szCs w:val="24"/>
+              <w:lang w:val="es-CO" w:eastAsia="es-CO"/>
+              <w14:ligatures w14:val="standardContextual"/>
+            </w:rPr>
+          </w:pPr>
+          <w:hyperlink w:anchor="_Toc228721982" w:history="1">
+            <w:r>
+              <w:rPr>
+                <w:rStyle w:val="Hipervnculo"/>
+                <w:rFonts w:ascii="Times New Roman" w:hAnsi="Times New Roman" w:cs="Times New Roman"/>
+                <w:noProof/>
+              </w:rPr>
+              <w:t>11.3 Diagrama de Secuencia — Registro de Emoción</w:t>
+            </w:r>
+            <w:r>
+              <w:rPr>
+                <w:noProof/>
+                <w:webHidden/>
+              </w:rPr>
+              <w:tab/>
+            </w:r>
+            <w:r>
+              <w:rPr>
+                <w:noProof/>
+                <w:webHidden/>
+              </w:rPr>
+              <w:fldChar w:fldCharType="begin"/>
+            </w:r>
+            <w:r>
+              <w:rPr>
+                <w:noProof/>
+                <w:webHidden/>
+              </w:rPr>
+              <w:instrText xml:space="preserve"> PAGEREF _Toc228721982 \h </w:instrText>
+            </w:r>
+            <w:r>
+              <w:rPr>
+                <w:noProof/>
+                <w:webHidden/>
+              </w:rPr>
+            </w:r>
+            <w:r>
+              <w:rPr>
+                <w:noProof/>
+                <w:webHidden/>
+              </w:rPr>
+              <w:fldChar w:fldCharType="separate"/>
+            </w:r>
+            <w:r>
+              <w:rPr>
+                <w:noProof/>
+                <w:webHidden/>
+              </w:rPr>
+              <w:t>19</w:t>
+            </w:r>
+            <w:r>
+              <w:rPr>
+                <w:noProof/>
+                <w:webHidden/>
+              </w:rPr>
+              <w:fldChar w:fldCharType="end"/>
+            </w:r>
+          </w:hyperlink>
+        </w:p>
+        <w:p>
+          <w:pPr>
+            <w:pStyle w:val="TDC2"/>
+            <w:tabs>
+              <w:tab w:val="right" w:leader="dot" w:pos="9016"/>
+            </w:tabs>
+            <w:rPr>
+              <w:rFonts w:asciiTheme="minorHAnsi" w:eastAsiaTheme="minorEastAsia" w:hAnsiTheme="minorHAnsi" w:cstheme="minorBidi"/>
+              <w:noProof/>
+              <w:kern w:val="2"/>
+              <w:sz w:val="24"/>
+              <w:szCs w:val="24"/>
+              <w:lang w:val="es-CO" w:eastAsia="es-CO"/>
+              <w14:ligatures w14:val="standardContextual"/>
+            </w:rPr>
+          </w:pPr>
+          <w:hyperlink w:anchor="_Toc228721983" w:history="1">
+            <w:r>
+              <w:rPr>
+                <w:rStyle w:val="Hipervnculo"/>
+                <w:rFonts w:ascii="Times New Roman" w:hAnsi="Times New Roman" w:cs="Times New Roman"/>
+                <w:noProof/>
+              </w:rPr>
+              <w:t>11.4 Diagrama de Secuencia — Generación de Alertas de Riesgo</w:t>
+            </w:r>
+            <w:r>
+              <w:rPr>
+                <w:noProof/>
+                <w:webHidden/>
+              </w:rPr>
+              <w:tab/>
+            </w:r>
+            <w:r>
+              <w:rPr>
+                <w:noProof/>
+                <w:webHidden/>
+              </w:rPr>
+              <w:fldChar w:fldCharType="begin"/>
+            </w:r>
+            <w:r>
+              <w:rPr>
+                <w:noProof/>
+                <w:webHidden/>
+              </w:rPr>
+              <w:instrText xml:space="preserve"> PAGEREF _Toc228721983 \h </w:instrText>
+            </w:r>
+            <w:r>
+              <w:rPr>
+                <w:noProof/>
+                <w:webHidden/>
+              </w:rPr>
+            </w:r>
+            <w:r>
+              <w:rPr>
+                <w:noProof/>
+                <w:webHidden/>
+              </w:rPr>
+              <w:fldChar w:fldCharType="separate"/>
+            </w:r>
+            <w:r>
+              <w:rPr>
+                <w:noProof/>
+                <w:webHidden/>
+              </w:rPr>
+              <w:t>20</w:t>
             </w:r>
             <w:r>
               <w:rPr>
@@ -2622,17 +3308,27 @@
               <w:kern w:val="2"/>
               <w:sz w:val="24"/>
               <w:szCs w:val="24"/>
+              <w:lang w:val="es-CO" w:eastAsia="es-CO"/>
               <w14:ligatures w14:val="standardContextual"/>
             </w:rPr>
           </w:pPr>
-          <w:hyperlink w:anchor="_Toc226299486" w:history="1">
+          <w:hyperlink w:anchor="_Toc228721984" w:history="1">
             <w:r>
               <w:rPr>
                 <w:rStyle w:val="Hipervnculo"/>
                 <w:rFonts w:ascii="Times New Roman" w:hAnsi="Times New Roman" w:cs="Times New Roman"/>
                 <w:noProof/>
               </w:rPr>
-              <w:t>10. Solución Tecnológica</w:t>
+              <w:t xml:space="preserve">12. </w:t>
+            </w:r>
+            <w:r>
+              <w:rPr>
+                <w:rStyle w:val="Hipervnculo"/>
+                <w:rFonts w:ascii="Times New Roman" w:hAnsi="Times New Roman" w:cs="Times New Roman"/>
+                <w:noProof/>
+                <w:lang w:val="es-CO"/>
+              </w:rPr>
+              <w:t>Arquitectura del Sistema: MindBalance (Modelo C4)</w:t>
             </w:r>
             <w:r>
               <w:rPr>
@@ -2653,7 +3349,7 @@
                 <w:noProof/>
                 <w:webHidden/>
               </w:rPr>
-              <w:instrText xml:space="preserve"> PAGEREF _Toc226299486 \h </w:instrText>
+              <w:instrText xml:space="preserve"> PAGEREF _Toc228721984 \h </w:instrText>
             </w:r>
             <w:r>
               <w:rPr>
@@ -2673,229 +3369,7 @@
                 <w:noProof/>
                 <w:webHidden/>
               </w:rPr>
-              <w:t>15</w:t>
-            </w:r>
-            <w:r>
-              <w:rPr>
-                <w:noProof/>
-                <w:webHidden/>
-              </w:rPr>
-              <w:fldChar w:fldCharType="end"/>
-            </w:r>
-          </w:hyperlink>
-        </w:p>
-        <w:p>
-          <w:pPr>
-            <w:pStyle w:val="TDC2"/>
-            <w:tabs>
-              <w:tab w:val="right" w:leader="dot" w:pos="9016"/>
-            </w:tabs>
-            <w:rPr>
-              <w:rFonts w:asciiTheme="minorHAnsi" w:eastAsiaTheme="minorEastAsia" w:hAnsiTheme="minorHAnsi" w:cstheme="minorBidi"/>
-              <w:noProof/>
-              <w:kern w:val="2"/>
-              <w:sz w:val="24"/>
-              <w:szCs w:val="24"/>
-              <w14:ligatures w14:val="standardContextual"/>
-            </w:rPr>
-          </w:pPr>
-          <w:hyperlink w:anchor="_Toc226299487" w:history="1">
-            <w:r>
-              <w:rPr>
-                <w:rStyle w:val="Hipervnculo"/>
-                <w:rFonts w:ascii="Times New Roman" w:hAnsi="Times New Roman" w:cs="Times New Roman"/>
-                <w:noProof/>
-              </w:rPr>
-              <w:t>10.1 Arquitectura del Sistema</w:t>
-            </w:r>
-            <w:r>
-              <w:rPr>
-                <w:noProof/>
-                <w:webHidden/>
-              </w:rPr>
-              <w:tab/>
-            </w:r>
-            <w:r>
-              <w:rPr>
-                <w:noProof/>
-                <w:webHidden/>
-              </w:rPr>
-              <w:fldChar w:fldCharType="begin"/>
-            </w:r>
-            <w:r>
-              <w:rPr>
-                <w:noProof/>
-                <w:webHidden/>
-              </w:rPr>
-              <w:instrText xml:space="preserve"> PAGEREF _Toc226299487 \h </w:instrText>
-            </w:r>
-            <w:r>
-              <w:rPr>
-                <w:noProof/>
-                <w:webHidden/>
-              </w:rPr>
-            </w:r>
-            <w:r>
-              <w:rPr>
-                <w:noProof/>
-                <w:webHidden/>
-              </w:rPr>
-              <w:fldChar w:fldCharType="separate"/>
-            </w:r>
-            <w:r>
-              <w:rPr>
-                <w:noProof/>
-                <w:webHidden/>
-              </w:rPr>
-              <w:t>15</w:t>
-            </w:r>
-            <w:r>
-              <w:rPr>
-                <w:noProof/>
-                <w:webHidden/>
-              </w:rPr>
-              <w:fldChar w:fldCharType="end"/>
-            </w:r>
-          </w:hyperlink>
-        </w:p>
-        <w:p>
-          <w:pPr>
-            <w:pStyle w:val="TDC2"/>
-            <w:tabs>
-              <w:tab w:val="right" w:leader="dot" w:pos="9016"/>
-            </w:tabs>
-            <w:rPr>
-              <w:rFonts w:asciiTheme="minorHAnsi" w:eastAsiaTheme="minorEastAsia" w:hAnsiTheme="minorHAnsi" w:cstheme="minorBidi"/>
-              <w:noProof/>
-              <w:kern w:val="2"/>
-              <w:sz w:val="24"/>
-              <w:szCs w:val="24"/>
-              <w14:ligatures w14:val="standardContextual"/>
-            </w:rPr>
-          </w:pPr>
-          <w:hyperlink w:anchor="_Toc226299488" w:history="1">
-            <w:r>
-              <w:rPr>
-                <w:rStyle w:val="Hipervnculo"/>
-                <w:rFonts w:ascii="Times New Roman" w:hAnsi="Times New Roman" w:cs="Times New Roman"/>
-                <w:noProof/>
-              </w:rPr>
-              <w:t>10.2 Stack Tecnológico</w:t>
-            </w:r>
-            <w:r>
-              <w:rPr>
-                <w:noProof/>
-                <w:webHidden/>
-              </w:rPr>
-              <w:tab/>
-            </w:r>
-            <w:r>
-              <w:rPr>
-                <w:noProof/>
-                <w:webHidden/>
-              </w:rPr>
-              <w:fldChar w:fldCharType="begin"/>
-            </w:r>
-            <w:r>
-              <w:rPr>
-                <w:noProof/>
-                <w:webHidden/>
-              </w:rPr>
-              <w:instrText xml:space="preserve"> PAGEREF _Toc226299488 \h </w:instrText>
-            </w:r>
-            <w:r>
-              <w:rPr>
-                <w:noProof/>
-                <w:webHidden/>
-              </w:rPr>
-            </w:r>
-            <w:r>
-              <w:rPr>
-                <w:noProof/>
-                <w:webHidden/>
-              </w:rPr>
-              <w:fldChar w:fldCharType="separate"/>
-            </w:r>
-            <w:r>
-              <w:rPr>
-                <w:noProof/>
-                <w:webHidden/>
-              </w:rPr>
-              <w:t>15</w:t>
-            </w:r>
-            <w:r>
-              <w:rPr>
-                <w:noProof/>
-                <w:webHidden/>
-              </w:rPr>
-              <w:fldChar w:fldCharType="end"/>
-            </w:r>
-          </w:hyperlink>
-        </w:p>
-        <w:p>
-          <w:pPr>
-            <w:pStyle w:val="TDC2"/>
-            <w:tabs>
-              <w:tab w:val="right" w:leader="dot" w:pos="9016"/>
-            </w:tabs>
-            <w:rPr>
-              <w:rFonts w:asciiTheme="minorHAnsi" w:eastAsiaTheme="minorEastAsia" w:hAnsiTheme="minorHAnsi" w:cstheme="minorBidi"/>
-              <w:noProof/>
-              <w:kern w:val="2"/>
-              <w:sz w:val="24"/>
-              <w:szCs w:val="24"/>
-              <w14:ligatures w14:val="standardContextual"/>
-            </w:rPr>
-          </w:pPr>
-          <w:hyperlink w:anchor="_Toc226299489" w:history="1">
-            <w:r>
-              <w:rPr>
-                <w:rStyle w:val="Hipervnculo"/>
-                <w:rFonts w:ascii="Times New Roman" w:hAnsi="Times New Roman" w:cs="Times New Roman"/>
-                <w:noProof/>
-              </w:rPr>
-              <w:t>10.3 Diagrama de Arquitectura del Sistema</w:t>
-            </w:r>
-            <w:r>
-              <w:rPr>
-                <w:noProof/>
-                <w:webHidden/>
-              </w:rPr>
-              <w:tab/>
-            </w:r>
-            <w:r>
-              <w:rPr>
-                <w:noProof/>
-                <w:webHidden/>
-              </w:rPr>
-              <w:fldChar w:fldCharType="begin"/>
-            </w:r>
-            <w:r>
-              <w:rPr>
-                <w:noProof/>
-                <w:webHidden/>
-              </w:rPr>
-              <w:instrText xml:space="preserve"> PAGEREF _Toc226299489 \h </w:instrText>
-            </w:r>
-            <w:r>
-              <w:rPr>
-                <w:noProof/>
-                <w:webHidden/>
-              </w:rPr>
-            </w:r>
-            <w:r>
-              <w:rPr>
-                <w:noProof/>
-                <w:webHidden/>
-              </w:rPr>
-              <w:fldChar w:fldCharType="separate"/>
-            </w:r>
-            <w:r>
-              <w:rPr>
-                <w:noProof/>
-                <w:webHidden/>
-              </w:rPr>
-              <w:t>15</w:t>
+              <w:t>21</w:t>
             </w:r>
             <w:r>
               <w:rPr>
@@ -2918,17 +3392,19 @@
               <w:kern w:val="2"/>
               <w:sz w:val="24"/>
               <w:szCs w:val="24"/>
+              <w:lang w:val="es-CO" w:eastAsia="es-CO"/>
               <w14:ligatures w14:val="standardContextual"/>
             </w:rPr>
           </w:pPr>
-          <w:hyperlink w:anchor="_Toc226299490" w:history="1">
+          <w:hyperlink w:anchor="_Toc228721985" w:history="1">
             <w:r>
               <w:rPr>
                 <w:rStyle w:val="Hipervnculo"/>
                 <w:rFonts w:ascii="Times New Roman" w:hAnsi="Times New Roman" w:cs="Times New Roman"/>
                 <w:noProof/>
-              </w:rPr>
-              <w:t>11. Modelamiento del Sistema</w:t>
+                <w:lang w:val="es-CO"/>
+              </w:rPr>
+              <w:t>12.1 Nivel 1: Diagrama de Contexto del Sistema</w:t>
             </w:r>
             <w:r>
               <w:rPr>
@@ -2949,7 +3425,7 @@
                 <w:noProof/>
                 <w:webHidden/>
               </w:rPr>
-              <w:instrText xml:space="preserve"> PAGEREF _Toc226299490 \h </w:instrText>
+              <w:instrText xml:space="preserve"> PAGEREF _Toc228721985 \h </w:instrText>
             </w:r>
             <w:r>
               <w:rPr>
@@ -2969,303 +3445,7 @@
                 <w:noProof/>
                 <w:webHidden/>
               </w:rPr>
-              <w:t>16</w:t>
-            </w:r>
-            <w:r>
-              <w:rPr>
-                <w:noProof/>
-                <w:webHidden/>
-              </w:rPr>
-              <w:fldChar w:fldCharType="end"/>
-            </w:r>
-          </w:hyperlink>
-        </w:p>
-        <w:p>
-          <w:pPr>
-            <w:pStyle w:val="TDC2"/>
-            <w:tabs>
-              <w:tab w:val="right" w:leader="dot" w:pos="9016"/>
-            </w:tabs>
-            <w:rPr>
-              <w:rFonts w:asciiTheme="minorHAnsi" w:eastAsiaTheme="minorEastAsia" w:hAnsiTheme="minorHAnsi" w:cstheme="minorBidi"/>
-              <w:noProof/>
-              <w:kern w:val="2"/>
-              <w:sz w:val="24"/>
-              <w:szCs w:val="24"/>
-              <w14:ligatures w14:val="standardContextual"/>
-            </w:rPr>
-          </w:pPr>
-          <w:hyperlink w:anchor="_Toc226299491" w:history="1">
-            <w:r>
-              <w:rPr>
-                <w:rStyle w:val="Hipervnculo"/>
-                <w:rFonts w:ascii="Times New Roman" w:hAnsi="Times New Roman" w:cs="Times New Roman"/>
-                <w:noProof/>
-              </w:rPr>
-              <w:t>11.1 Diagrama Entidad-Relación</w:t>
-            </w:r>
-            <w:r>
-              <w:rPr>
-                <w:noProof/>
-                <w:webHidden/>
-              </w:rPr>
-              <w:tab/>
-            </w:r>
-            <w:r>
-              <w:rPr>
-                <w:noProof/>
-                <w:webHidden/>
-              </w:rPr>
-              <w:fldChar w:fldCharType="begin"/>
-            </w:r>
-            <w:r>
-              <w:rPr>
-                <w:noProof/>
-                <w:webHidden/>
-              </w:rPr>
-              <w:instrText xml:space="preserve"> PAGEREF _Toc226299491 \h </w:instrText>
-            </w:r>
-            <w:r>
-              <w:rPr>
-                <w:noProof/>
-                <w:webHidden/>
-              </w:rPr>
-            </w:r>
-            <w:r>
-              <w:rPr>
-                <w:noProof/>
-                <w:webHidden/>
-              </w:rPr>
-              <w:fldChar w:fldCharType="separate"/>
-            </w:r>
-            <w:r>
-              <w:rPr>
-                <w:noProof/>
-                <w:webHidden/>
-              </w:rPr>
-              <w:t>16</w:t>
-            </w:r>
-            <w:r>
-              <w:rPr>
-                <w:noProof/>
-                <w:webHidden/>
-              </w:rPr>
-              <w:fldChar w:fldCharType="end"/>
-            </w:r>
-          </w:hyperlink>
-        </w:p>
-        <w:p>
-          <w:pPr>
-            <w:pStyle w:val="TDC2"/>
-            <w:tabs>
-              <w:tab w:val="right" w:leader="dot" w:pos="9016"/>
-            </w:tabs>
-            <w:rPr>
-              <w:rFonts w:asciiTheme="minorHAnsi" w:eastAsiaTheme="minorEastAsia" w:hAnsiTheme="minorHAnsi" w:cstheme="minorBidi"/>
-              <w:noProof/>
-              <w:kern w:val="2"/>
-              <w:sz w:val="24"/>
-              <w:szCs w:val="24"/>
-              <w14:ligatures w14:val="standardContextual"/>
-            </w:rPr>
-          </w:pPr>
-          <w:hyperlink w:anchor="_Toc226299492" w:history="1">
-            <w:r>
-              <w:rPr>
-                <w:rStyle w:val="Hipervnculo"/>
-                <w:rFonts w:ascii="Times New Roman" w:hAnsi="Times New Roman" w:cs="Times New Roman"/>
-                <w:noProof/>
-              </w:rPr>
-              <w:t>11.2 Documentación de Entidades Principales</w:t>
-            </w:r>
-            <w:r>
-              <w:rPr>
-                <w:noProof/>
-                <w:webHidden/>
-              </w:rPr>
-              <w:tab/>
-            </w:r>
-            <w:r>
-              <w:rPr>
-                <w:noProof/>
-                <w:webHidden/>
-              </w:rPr>
-              <w:fldChar w:fldCharType="begin"/>
-            </w:r>
-            <w:r>
-              <w:rPr>
-                <w:noProof/>
-                <w:webHidden/>
-              </w:rPr>
-              <w:instrText xml:space="preserve"> PAGEREF _Toc226299492 \h </w:instrText>
-            </w:r>
-            <w:r>
-              <w:rPr>
-                <w:noProof/>
-                <w:webHidden/>
-              </w:rPr>
-            </w:r>
-            <w:r>
-              <w:rPr>
-                <w:noProof/>
-                <w:webHidden/>
-              </w:rPr>
-              <w:fldChar w:fldCharType="separate"/>
-            </w:r>
-            <w:r>
-              <w:rPr>
-                <w:noProof/>
-                <w:webHidden/>
-              </w:rPr>
-              <w:t>17</w:t>
-            </w:r>
-            <w:r>
-              <w:rPr>
-                <w:noProof/>
-                <w:webHidden/>
-              </w:rPr>
-              <w:fldChar w:fldCharType="end"/>
-            </w:r>
-          </w:hyperlink>
-        </w:p>
-        <w:p>
-          <w:pPr>
-            <w:pStyle w:val="TDC2"/>
-            <w:tabs>
-              <w:tab w:val="right" w:leader="dot" w:pos="9016"/>
-            </w:tabs>
-            <w:rPr>
-              <w:rFonts w:asciiTheme="minorHAnsi" w:eastAsiaTheme="minorEastAsia" w:hAnsiTheme="minorHAnsi" w:cstheme="minorBidi"/>
-              <w:noProof/>
-              <w:kern w:val="2"/>
-              <w:sz w:val="24"/>
-              <w:szCs w:val="24"/>
-              <w14:ligatures w14:val="standardContextual"/>
-            </w:rPr>
-          </w:pPr>
-          <w:hyperlink w:anchor="_Toc226299493" w:history="1">
-            <w:r>
-              <w:rPr>
-                <w:rStyle w:val="Hipervnculo"/>
-                <w:rFonts w:ascii="Times New Roman" w:hAnsi="Times New Roman" w:cs="Times New Roman"/>
-                <w:noProof/>
-              </w:rPr>
-              <w:t>11.3 Diagrama de Secuencia — Registro de Emoción</w:t>
-            </w:r>
-            <w:r>
-              <w:rPr>
-                <w:noProof/>
-                <w:webHidden/>
-              </w:rPr>
-              <w:tab/>
-            </w:r>
-            <w:r>
-              <w:rPr>
-                <w:noProof/>
-                <w:webHidden/>
-              </w:rPr>
-              <w:fldChar w:fldCharType="begin"/>
-            </w:r>
-            <w:r>
-              <w:rPr>
-                <w:noProof/>
-                <w:webHidden/>
-              </w:rPr>
-              <w:instrText xml:space="preserve"> PAGEREF _Toc226299493 \h </w:instrText>
-            </w:r>
-            <w:r>
-              <w:rPr>
-                <w:noProof/>
-                <w:webHidden/>
-              </w:rPr>
-            </w:r>
-            <w:r>
-              <w:rPr>
-                <w:noProof/>
-                <w:webHidden/>
-              </w:rPr>
-              <w:fldChar w:fldCharType="separate"/>
-            </w:r>
-            <w:r>
-              <w:rPr>
-                <w:noProof/>
-                <w:webHidden/>
-              </w:rPr>
-              <w:t>19</w:t>
-            </w:r>
-            <w:r>
-              <w:rPr>
-                <w:noProof/>
-                <w:webHidden/>
-              </w:rPr>
-              <w:fldChar w:fldCharType="end"/>
-            </w:r>
-          </w:hyperlink>
-        </w:p>
-        <w:p>
-          <w:pPr>
-            <w:pStyle w:val="TDC2"/>
-            <w:tabs>
-              <w:tab w:val="right" w:leader="dot" w:pos="9016"/>
-            </w:tabs>
-            <w:rPr>
-              <w:rFonts w:asciiTheme="minorHAnsi" w:eastAsiaTheme="minorEastAsia" w:hAnsiTheme="minorHAnsi" w:cstheme="minorBidi"/>
-              <w:noProof/>
-              <w:kern w:val="2"/>
-              <w:sz w:val="24"/>
-              <w:szCs w:val="24"/>
-              <w14:ligatures w14:val="standardContextual"/>
-            </w:rPr>
-          </w:pPr>
-          <w:hyperlink w:anchor="_Toc226299494" w:history="1">
-            <w:r>
-              <w:rPr>
-                <w:rStyle w:val="Hipervnculo"/>
-                <w:rFonts w:ascii="Times New Roman" w:hAnsi="Times New Roman" w:cs="Times New Roman"/>
-                <w:noProof/>
-              </w:rPr>
-              <w:t>11.4 Diagrama de Secuencia — Generación de Alertas de Riesgo</w:t>
-            </w:r>
-            <w:r>
-              <w:rPr>
-                <w:noProof/>
-                <w:webHidden/>
-              </w:rPr>
-              <w:tab/>
-            </w:r>
-            <w:r>
-              <w:rPr>
-                <w:noProof/>
-                <w:webHidden/>
-              </w:rPr>
-              <w:fldChar w:fldCharType="begin"/>
-            </w:r>
-            <w:r>
-              <w:rPr>
-                <w:noProof/>
-                <w:webHidden/>
-              </w:rPr>
-              <w:instrText xml:space="preserve"> PAGEREF _Toc226299494 \h </w:instrText>
-            </w:r>
-            <w:r>
-              <w:rPr>
-                <w:noProof/>
-                <w:webHidden/>
-              </w:rPr>
-            </w:r>
-            <w:r>
-              <w:rPr>
-                <w:noProof/>
-                <w:webHidden/>
-              </w:rPr>
-              <w:fldChar w:fldCharType="separate"/>
-            </w:r>
-            <w:r>
-              <w:rPr>
-                <w:noProof/>
-                <w:webHidden/>
-              </w:rPr>
-              <w:t>20</w:t>
+              <w:t>21</w:t>
             </w:r>
             <w:r>
               <w:rPr>
@@ -3288,17 +3468,19 @@
               <w:kern w:val="2"/>
               <w:sz w:val="24"/>
               <w:szCs w:val="24"/>
+              <w:lang w:val="es-CO" w:eastAsia="es-CO"/>
               <w14:ligatures w14:val="standardContextual"/>
             </w:rPr>
           </w:pPr>
-          <w:hyperlink w:anchor="_Toc226299495" w:history="1">
+          <w:hyperlink w:anchor="_Toc228721986" w:history="1">
             <w:r>
               <w:rPr>
                 <w:rStyle w:val="Hipervnculo"/>
                 <w:rFonts w:ascii="Times New Roman" w:hAnsi="Times New Roman" w:cs="Times New Roman"/>
                 <w:noProof/>
-              </w:rPr>
-              <w:t>12. Conclusiones</w:t>
+                <w:lang w:val="es-CO"/>
+              </w:rPr>
+              <w:t>12.2 Nivel 2: Diagrama de Contenedores</w:t>
             </w:r>
             <w:r>
               <w:rPr>
@@ -3319,7 +3501,7 @@
                 <w:noProof/>
                 <w:webHidden/>
               </w:rPr>
-              <w:instrText xml:space="preserve"> PAGEREF _Toc226299495 \h </w:instrText>
+              <w:instrText xml:space="preserve"> PAGEREF _Toc228721986 \h </w:instrText>
             </w:r>
             <w:r>
               <w:rPr>
@@ -3339,7 +3521,7 @@
                 <w:noProof/>
                 <w:webHidden/>
               </w:rPr>
-              <w:t>21</w:t>
+              <w:t>22</w:t>
             </w:r>
             <w:r>
               <w:rPr>
@@ -3362,15 +3544,471 @@
               <w:kern w:val="2"/>
               <w:sz w:val="24"/>
               <w:szCs w:val="24"/>
+              <w:lang w:val="es-CO" w:eastAsia="es-CO"/>
               <w14:ligatures w14:val="standardContextual"/>
             </w:rPr>
           </w:pPr>
-          <w:hyperlink w:anchor="_Toc226299496" w:history="1">
+          <w:hyperlink w:anchor="_Toc228721987" w:history="1">
             <w:r>
               <w:rPr>
                 <w:rStyle w:val="Hipervnculo"/>
                 <w:rFonts w:ascii="Times New Roman" w:hAnsi="Times New Roman" w:cs="Times New Roman"/>
                 <w:noProof/>
+                <w:lang w:val="es-CO"/>
+              </w:rPr>
+              <w:t>12.3 Descripción de Componentes</w:t>
+            </w:r>
+            <w:r>
+              <w:rPr>
+                <w:noProof/>
+                <w:webHidden/>
+              </w:rPr>
+              <w:tab/>
+            </w:r>
+            <w:r>
+              <w:rPr>
+                <w:noProof/>
+                <w:webHidden/>
+              </w:rPr>
+              <w:fldChar w:fldCharType="begin"/>
+            </w:r>
+            <w:r>
+              <w:rPr>
+                <w:noProof/>
+                <w:webHidden/>
+              </w:rPr>
+              <w:instrText xml:space="preserve"> PAGEREF _Toc228721987 \h </w:instrText>
+            </w:r>
+            <w:r>
+              <w:rPr>
+                <w:noProof/>
+                <w:webHidden/>
+              </w:rPr>
+            </w:r>
+            <w:r>
+              <w:rPr>
+                <w:noProof/>
+                <w:webHidden/>
+              </w:rPr>
+              <w:fldChar w:fldCharType="separate"/>
+            </w:r>
+            <w:r>
+              <w:rPr>
+                <w:noProof/>
+                <w:webHidden/>
+              </w:rPr>
+              <w:t>22</w:t>
+            </w:r>
+            <w:r>
+              <w:rPr>
+                <w:noProof/>
+                <w:webHidden/>
+              </w:rPr>
+              <w:fldChar w:fldCharType="end"/>
+            </w:r>
+          </w:hyperlink>
+        </w:p>
+        <w:p>
+          <w:pPr>
+            <w:pStyle w:val="TDC1"/>
+            <w:tabs>
+              <w:tab w:val="right" w:leader="dot" w:pos="9016"/>
+            </w:tabs>
+            <w:rPr>
+              <w:rFonts w:asciiTheme="minorHAnsi" w:eastAsiaTheme="minorEastAsia" w:hAnsiTheme="minorHAnsi" w:cstheme="minorBidi"/>
+              <w:noProof/>
+              <w:kern w:val="2"/>
+              <w:sz w:val="24"/>
+              <w:szCs w:val="24"/>
+              <w:lang w:val="es-CO" w:eastAsia="es-CO"/>
+              <w14:ligatures w14:val="standardContextual"/>
+            </w:rPr>
+          </w:pPr>
+          <w:hyperlink w:anchor="_Toc228721988" w:history="1">
+            <w:r>
+              <w:rPr>
+                <w:rStyle w:val="Hipervnculo"/>
+                <w:rFonts w:ascii="Times New Roman" w:hAnsi="Times New Roman" w:cs="Times New Roman"/>
+                <w:noProof/>
+                <w:lang w:val="es-CO"/>
+              </w:rPr>
+              <w:t>12.3.1. Frontend (SPA / PWA)</w:t>
+            </w:r>
+            <w:r>
+              <w:rPr>
+                <w:noProof/>
+                <w:webHidden/>
+              </w:rPr>
+              <w:tab/>
+            </w:r>
+            <w:r>
+              <w:rPr>
+                <w:noProof/>
+                <w:webHidden/>
+              </w:rPr>
+              <w:fldChar w:fldCharType="begin"/>
+            </w:r>
+            <w:r>
+              <w:rPr>
+                <w:noProof/>
+                <w:webHidden/>
+              </w:rPr>
+              <w:instrText xml:space="preserve"> PAGEREF _Toc228721988 \h </w:instrText>
+            </w:r>
+            <w:r>
+              <w:rPr>
+                <w:noProof/>
+                <w:webHidden/>
+              </w:rPr>
+            </w:r>
+            <w:r>
+              <w:rPr>
+                <w:noProof/>
+                <w:webHidden/>
+              </w:rPr>
+              <w:fldChar w:fldCharType="separate"/>
+            </w:r>
+            <w:r>
+              <w:rPr>
+                <w:noProof/>
+                <w:webHidden/>
+              </w:rPr>
+              <w:t>22</w:t>
+            </w:r>
+            <w:r>
+              <w:rPr>
+                <w:noProof/>
+                <w:webHidden/>
+              </w:rPr>
+              <w:fldChar w:fldCharType="end"/>
+            </w:r>
+          </w:hyperlink>
+        </w:p>
+        <w:p>
+          <w:pPr>
+            <w:pStyle w:val="TDC1"/>
+            <w:tabs>
+              <w:tab w:val="right" w:leader="dot" w:pos="9016"/>
+            </w:tabs>
+            <w:rPr>
+              <w:rFonts w:asciiTheme="minorHAnsi" w:eastAsiaTheme="minorEastAsia" w:hAnsiTheme="minorHAnsi" w:cstheme="minorBidi"/>
+              <w:noProof/>
+              <w:kern w:val="2"/>
+              <w:sz w:val="24"/>
+              <w:szCs w:val="24"/>
+              <w:lang w:val="es-CO" w:eastAsia="es-CO"/>
+              <w14:ligatures w14:val="standardContextual"/>
+            </w:rPr>
+          </w:pPr>
+          <w:hyperlink w:anchor="_Toc228721989" w:history="1">
+            <w:r>
+              <w:rPr>
+                <w:rStyle w:val="Hipervnculo"/>
+                <w:rFonts w:ascii="Times New Roman" w:hAnsi="Times New Roman" w:cs="Times New Roman"/>
+                <w:noProof/>
+                <w:lang w:val="es-CO"/>
+              </w:rPr>
+              <w:t>12.3.2. Backend (API Application)</w:t>
+            </w:r>
+            <w:r>
+              <w:rPr>
+                <w:noProof/>
+                <w:webHidden/>
+              </w:rPr>
+              <w:tab/>
+            </w:r>
+            <w:r>
+              <w:rPr>
+                <w:noProof/>
+                <w:webHidden/>
+              </w:rPr>
+              <w:fldChar w:fldCharType="begin"/>
+            </w:r>
+            <w:r>
+              <w:rPr>
+                <w:noProof/>
+                <w:webHidden/>
+              </w:rPr>
+              <w:instrText xml:space="preserve"> PAGEREF _Toc228721989 \h </w:instrText>
+            </w:r>
+            <w:r>
+              <w:rPr>
+                <w:noProof/>
+                <w:webHidden/>
+              </w:rPr>
+            </w:r>
+            <w:r>
+              <w:rPr>
+                <w:noProof/>
+                <w:webHidden/>
+              </w:rPr>
+              <w:fldChar w:fldCharType="separate"/>
+            </w:r>
+            <w:r>
+              <w:rPr>
+                <w:noProof/>
+                <w:webHidden/>
+              </w:rPr>
+              <w:t>22</w:t>
+            </w:r>
+            <w:r>
+              <w:rPr>
+                <w:noProof/>
+                <w:webHidden/>
+              </w:rPr>
+              <w:fldChar w:fldCharType="end"/>
+            </w:r>
+          </w:hyperlink>
+        </w:p>
+        <w:p>
+          <w:pPr>
+            <w:pStyle w:val="TDC1"/>
+            <w:tabs>
+              <w:tab w:val="right" w:leader="dot" w:pos="9016"/>
+            </w:tabs>
+            <w:rPr>
+              <w:rFonts w:asciiTheme="minorHAnsi" w:eastAsiaTheme="minorEastAsia" w:hAnsiTheme="minorHAnsi" w:cstheme="minorBidi"/>
+              <w:noProof/>
+              <w:kern w:val="2"/>
+              <w:sz w:val="24"/>
+              <w:szCs w:val="24"/>
+              <w:lang w:val="es-CO" w:eastAsia="es-CO"/>
+              <w14:ligatures w14:val="standardContextual"/>
+            </w:rPr>
+          </w:pPr>
+          <w:hyperlink w:anchor="_Toc228721990" w:history="1">
+            <w:r>
+              <w:rPr>
+                <w:rStyle w:val="Hipervnculo"/>
+                <w:rFonts w:ascii="Times New Roman" w:hAnsi="Times New Roman" w:cs="Times New Roman"/>
+                <w:noProof/>
+                <w:lang w:val="es-CO"/>
+              </w:rPr>
+              <w:t>12.3.3. Base de Datos (PostgreSQL)</w:t>
+            </w:r>
+            <w:r>
+              <w:rPr>
+                <w:noProof/>
+                <w:webHidden/>
+              </w:rPr>
+              <w:tab/>
+            </w:r>
+            <w:r>
+              <w:rPr>
+                <w:noProof/>
+                <w:webHidden/>
+              </w:rPr>
+              <w:fldChar w:fldCharType="begin"/>
+            </w:r>
+            <w:r>
+              <w:rPr>
+                <w:noProof/>
+                <w:webHidden/>
+              </w:rPr>
+              <w:instrText xml:space="preserve"> PAGEREF _Toc228721990 \h </w:instrText>
+            </w:r>
+            <w:r>
+              <w:rPr>
+                <w:noProof/>
+                <w:webHidden/>
+              </w:rPr>
+            </w:r>
+            <w:r>
+              <w:rPr>
+                <w:noProof/>
+                <w:webHidden/>
+              </w:rPr>
+              <w:fldChar w:fldCharType="separate"/>
+            </w:r>
+            <w:r>
+              <w:rPr>
+                <w:noProof/>
+                <w:webHidden/>
+              </w:rPr>
+              <w:t>22</w:t>
+            </w:r>
+            <w:r>
+              <w:rPr>
+                <w:noProof/>
+                <w:webHidden/>
+              </w:rPr>
+              <w:fldChar w:fldCharType="end"/>
+            </w:r>
+          </w:hyperlink>
+        </w:p>
+        <w:p>
+          <w:pPr>
+            <w:pStyle w:val="TDC1"/>
+            <w:tabs>
+              <w:tab w:val="right" w:leader="dot" w:pos="9016"/>
+            </w:tabs>
+            <w:rPr>
+              <w:rFonts w:asciiTheme="minorHAnsi" w:eastAsiaTheme="minorEastAsia" w:hAnsiTheme="minorHAnsi" w:cstheme="minorBidi"/>
+              <w:noProof/>
+              <w:kern w:val="2"/>
+              <w:sz w:val="24"/>
+              <w:szCs w:val="24"/>
+              <w:lang w:val="es-CO" w:eastAsia="es-CO"/>
+              <w14:ligatures w14:val="standardContextual"/>
+            </w:rPr>
+          </w:pPr>
+          <w:hyperlink w:anchor="_Toc228721991" w:history="1">
+            <w:r>
+              <w:rPr>
+                <w:rStyle w:val="Hipervnculo"/>
+                <w:rFonts w:ascii="Times New Roman" w:hAnsi="Times New Roman" w:cs="Times New Roman"/>
+                <w:noProof/>
+                <w:lang w:val="es-CO"/>
+              </w:rPr>
+              <w:t>12.2.3. Servicios Externos (Supabase Auth/Storage)</w:t>
+            </w:r>
+            <w:r>
+              <w:rPr>
+                <w:noProof/>
+                <w:webHidden/>
+              </w:rPr>
+              <w:tab/>
+            </w:r>
+            <w:r>
+              <w:rPr>
+                <w:noProof/>
+                <w:webHidden/>
+              </w:rPr>
+              <w:fldChar w:fldCharType="begin"/>
+            </w:r>
+            <w:r>
+              <w:rPr>
+                <w:noProof/>
+                <w:webHidden/>
+              </w:rPr>
+              <w:instrText xml:space="preserve"> PAGEREF _Toc228721991 \h </w:instrText>
+            </w:r>
+            <w:r>
+              <w:rPr>
+                <w:noProof/>
+                <w:webHidden/>
+              </w:rPr>
+            </w:r>
+            <w:r>
+              <w:rPr>
+                <w:noProof/>
+                <w:webHidden/>
+              </w:rPr>
+              <w:fldChar w:fldCharType="separate"/>
+            </w:r>
+            <w:r>
+              <w:rPr>
+                <w:noProof/>
+                <w:webHidden/>
+              </w:rPr>
+              <w:t>23</w:t>
+            </w:r>
+            <w:r>
+              <w:rPr>
+                <w:noProof/>
+                <w:webHidden/>
+              </w:rPr>
+              <w:fldChar w:fldCharType="end"/>
+            </w:r>
+          </w:hyperlink>
+        </w:p>
+        <w:p>
+          <w:pPr>
+            <w:pStyle w:val="TDC1"/>
+            <w:tabs>
+              <w:tab w:val="right" w:leader="dot" w:pos="9016"/>
+            </w:tabs>
+            <w:rPr>
+              <w:rFonts w:asciiTheme="minorHAnsi" w:eastAsiaTheme="minorEastAsia" w:hAnsiTheme="minorHAnsi" w:cstheme="minorBidi"/>
+              <w:noProof/>
+              <w:kern w:val="2"/>
+              <w:sz w:val="24"/>
+              <w:szCs w:val="24"/>
+              <w:lang w:val="es-CO" w:eastAsia="es-CO"/>
+              <w14:ligatures w14:val="standardContextual"/>
+            </w:rPr>
+          </w:pPr>
+          <w:hyperlink w:anchor="_Toc228721992" w:history="1">
+            <w:r>
+              <w:rPr>
+                <w:rStyle w:val="Hipervnculo"/>
+                <w:rFonts w:ascii="Times New Roman" w:hAnsi="Times New Roman" w:cs="Times New Roman"/>
+                <w:noProof/>
+              </w:rPr>
+              <w:t>13. Conclusiones</w:t>
+            </w:r>
+            <w:r>
+              <w:rPr>
+                <w:noProof/>
+                <w:webHidden/>
+              </w:rPr>
+              <w:tab/>
+            </w:r>
+            <w:r>
+              <w:rPr>
+                <w:noProof/>
+                <w:webHidden/>
+              </w:rPr>
+              <w:fldChar w:fldCharType="begin"/>
+            </w:r>
+            <w:r>
+              <w:rPr>
+                <w:noProof/>
+                <w:webHidden/>
+              </w:rPr>
+              <w:instrText xml:space="preserve"> PAGEREF _Toc228721992 \h </w:instrText>
+            </w:r>
+            <w:r>
+              <w:rPr>
+                <w:noProof/>
+                <w:webHidden/>
+              </w:rPr>
+            </w:r>
+            <w:r>
+              <w:rPr>
+                <w:noProof/>
+                <w:webHidden/>
+              </w:rPr>
+              <w:fldChar w:fldCharType="separate"/>
+            </w:r>
+            <w:r>
+              <w:rPr>
+                <w:noProof/>
+                <w:webHidden/>
+              </w:rPr>
+              <w:t>23</w:t>
+            </w:r>
+            <w:r>
+              <w:rPr>
+                <w:noProof/>
+                <w:webHidden/>
+              </w:rPr>
+              <w:fldChar w:fldCharType="end"/>
+            </w:r>
+          </w:hyperlink>
+        </w:p>
+        <w:p>
+          <w:pPr>
+            <w:pStyle w:val="TDC1"/>
+            <w:tabs>
+              <w:tab w:val="right" w:leader="dot" w:pos="9016"/>
+            </w:tabs>
+            <w:rPr>
+              <w:rFonts w:asciiTheme="minorHAnsi" w:eastAsiaTheme="minorEastAsia" w:hAnsiTheme="minorHAnsi" w:cstheme="minorBidi"/>
+              <w:noProof/>
+              <w:kern w:val="2"/>
+              <w:sz w:val="24"/>
+              <w:szCs w:val="24"/>
+              <w:lang w:val="es-CO" w:eastAsia="es-CO"/>
+              <w14:ligatures w14:val="standardContextual"/>
+            </w:rPr>
+          </w:pPr>
+          <w:hyperlink w:anchor="_Toc228721993" w:history="1">
+            <w:r>
+              <w:rPr>
+                <w:rStyle w:val="Hipervnculo"/>
+                <w:rFonts w:ascii="Times New Roman" w:hAnsi="Times New Roman" w:cs="Times New Roman"/>
+                <w:noProof/>
               </w:rPr>
               <w:t>Referencias Bibliográficas</w:t>
             </w:r>
@@ -3393,7 +4031,7 @@
                 <w:noProof/>
                 <w:webHidden/>
               </w:rPr>
-              <w:instrText xml:space="preserve"> PAGEREF _Toc226299496 \h </w:instrText>
+              <w:instrText xml:space="preserve"> PAGEREF _Toc228721993 \h </w:instrText>
             </w:r>
             <w:r>
               <w:rPr>
@@ -3413,7 +4051,7 @@
                 <w:noProof/>
                 <w:webHidden/>
               </w:rPr>
-              <w:t>22</w:t>
+              <w:t>23</w:t>
             </w:r>
             <w:r>
               <w:rPr>
@@ -3428,6 +4066,8 @@
           <w:pPr>
             <w:rPr>
               <w:rFonts w:ascii="Times New Roman" w:hAnsi="Times New Roman" w:cs="Times New Roman"/>
+              <w:b/>
+              <w:bCs/>
               <w:sz w:val="24"/>
               <w:szCs w:val="24"/>
             </w:rPr>
@@ -3443,6 +4083,17 @@
             <w:fldChar w:fldCharType="end"/>
           </w:r>
         </w:p>
+        <w:p>
+          <w:pPr>
+            <w:rPr>
+              <w:rFonts w:ascii="Times New Roman" w:hAnsi="Times New Roman" w:cs="Times New Roman"/>
+              <w:b/>
+              <w:bCs/>
+              <w:sz w:val="24"/>
+              <w:szCs w:val="24"/>
+            </w:rPr>
+          </w:pPr>
+        </w:p>
       </w:sdtContent>
     </w:sdt>
     <w:p>
@@ -3455,7 +4106,7 @@
           <w:szCs w:val="24"/>
         </w:rPr>
       </w:pPr>
-      <w:bookmarkStart w:id="0" w:name="_Toc226299455"/>
+      <w:bookmarkStart w:id="0" w:name="_Toc228721945"/>
       <w:r>
         <w:rPr>
           <w:rFonts w:ascii="Times New Roman" w:hAnsi="Times New Roman" w:cs="Times New Roman"/>
@@ -3608,7 +4259,7 @@
           <w:szCs w:val="24"/>
         </w:rPr>
       </w:pPr>
-      <w:bookmarkStart w:id="1" w:name="_Toc226299456"/>
+      <w:bookmarkStart w:id="1" w:name="_Toc228721946"/>
       <w:r>
         <w:rPr>
           <w:rFonts w:ascii="Times New Roman" w:hAnsi="Times New Roman" w:cs="Times New Roman"/>
@@ -3630,7 +4281,7 @@
           <w:szCs w:val="24"/>
         </w:rPr>
       </w:pPr>
-      <w:bookmarkStart w:id="2" w:name="_Toc226299457"/>
+      <w:bookmarkStart w:id="2" w:name="_Toc228721947"/>
       <w:r>
         <w:rPr>
           <w:rFonts w:ascii="Times New Roman" w:hAnsi="Times New Roman" w:cs="Times New Roman"/>
@@ -3672,7 +4323,7 @@
           <w:szCs w:val="24"/>
         </w:rPr>
       </w:pPr>
-      <w:bookmarkStart w:id="3" w:name="_Toc226299458"/>
+      <w:bookmarkStart w:id="3" w:name="_Toc228721948"/>
       <w:r>
         <w:rPr>
           <w:rFonts w:ascii="Times New Roman" w:hAnsi="Times New Roman" w:cs="Times New Roman"/>
@@ -3714,7 +4365,7 @@
           <w:szCs w:val="24"/>
         </w:rPr>
       </w:pPr>
-      <w:bookmarkStart w:id="4" w:name="_Toc226299459"/>
+      <w:bookmarkStart w:id="4" w:name="_Toc228721949"/>
       <w:r>
         <w:rPr>
           <w:rFonts w:ascii="Times New Roman" w:hAnsi="Times New Roman" w:cs="Times New Roman"/>
@@ -3722,6 +4373,7 @@
           <w:sz w:val="24"/>
           <w:szCs w:val="24"/>
         </w:rPr>
+        <w:lastRenderedPageBreak/>
         <w:t>1.3 Contexto del Problema</w:t>
       </w:r>
       <w:bookmarkEnd w:id="4"/>
@@ -3756,7 +4408,7 @@
           <w:szCs w:val="24"/>
         </w:rPr>
       </w:pPr>
-      <w:bookmarkStart w:id="5" w:name="_Toc226299460"/>
+      <w:bookmarkStart w:id="5" w:name="_Toc228721950"/>
       <w:r>
         <w:rPr>
           <w:rFonts w:ascii="Times New Roman" w:hAnsi="Times New Roman" w:cs="Times New Roman"/>
@@ -3784,7 +4436,6 @@
           <w:sz w:val="24"/>
           <w:szCs w:val="24"/>
         </w:rPr>
-        <w:lastRenderedPageBreak/>
         <w:t>Estudiantes universitarios de pregrado y posgrado entre 16 y 40 años que necesiten llevar un registro de sus emociones, gestionar hábitos saludables y acceder a orientación preventiva en salud mental.</w:t>
       </w:r>
     </w:p>
@@ -3798,7 +4449,7 @@
           <w:szCs w:val="24"/>
         </w:rPr>
       </w:pPr>
-      <w:bookmarkStart w:id="6" w:name="_Toc226299461"/>
+      <w:bookmarkStart w:id="6" w:name="_Toc228721951"/>
       <w:r>
         <w:rPr>
           <w:rFonts w:ascii="Times New Roman" w:hAnsi="Times New Roman" w:cs="Times New Roman"/>
@@ -3886,7 +4537,7 @@
           <w:szCs w:val="24"/>
         </w:rPr>
       </w:pPr>
-      <w:bookmarkStart w:id="7" w:name="_Toc226299462"/>
+      <w:bookmarkStart w:id="7" w:name="_Toc228721952"/>
       <w:r>
         <w:rPr>
           <w:rFonts w:ascii="Times New Roman" w:hAnsi="Times New Roman" w:cs="Times New Roman"/>
@@ -3908,7 +4559,7 @@
           <w:szCs w:val="24"/>
         </w:rPr>
       </w:pPr>
-      <w:bookmarkStart w:id="8" w:name="_Toc226299463"/>
+      <w:bookmarkStart w:id="8" w:name="_Toc228721953"/>
       <w:r>
         <w:rPr>
           <w:rFonts w:ascii="Times New Roman" w:hAnsi="Times New Roman" w:cs="Times New Roman"/>
@@ -4004,7 +4655,7 @@
           <w:szCs w:val="24"/>
         </w:rPr>
       </w:pPr>
-      <w:bookmarkStart w:id="9" w:name="_Toc226299464"/>
+      <w:bookmarkStart w:id="9" w:name="_Toc228721954"/>
       <w:r>
         <w:rPr>
           <w:rFonts w:ascii="Times New Roman" w:hAnsi="Times New Roman" w:cs="Times New Roman"/>
@@ -4223,7 +4874,7 @@
           <w:szCs w:val="24"/>
         </w:rPr>
       </w:pPr>
-      <w:bookmarkStart w:id="10" w:name="_Toc226299465"/>
+      <w:bookmarkStart w:id="10" w:name="_Toc228721955"/>
       <w:r>
         <w:rPr>
           <w:rFonts w:ascii="Times New Roman" w:hAnsi="Times New Roman" w:cs="Times New Roman"/>
@@ -4245,7 +4896,7 @@
           <w:szCs w:val="24"/>
         </w:rPr>
       </w:pPr>
-      <w:bookmarkStart w:id="11" w:name="_Toc226299466"/>
+      <w:bookmarkStart w:id="11" w:name="_Toc228721956"/>
       <w:r>
         <w:rPr>
           <w:rFonts w:ascii="Times New Roman" w:hAnsi="Times New Roman" w:cs="Times New Roman"/>
@@ -4300,6 +4951,7 @@
           <w:sz w:val="24"/>
           <w:szCs w:val="24"/>
         </w:rPr>
+        <w:lastRenderedPageBreak/>
         <w:t>Diario emocional diario con selector de estado de ánimo (escala 1-5 y emojis) y notas opcionales.</w:t>
       </w:r>
     </w:p>
@@ -4466,7 +5118,6 @@
           <w:sz w:val="24"/>
           <w:szCs w:val="24"/>
         </w:rPr>
-        <w:lastRenderedPageBreak/>
         <w:t>Configuración de perfil (nombre, avatar) y preferencias de recordatorios.</w:t>
       </w:r>
     </w:p>
@@ -4521,7 +5172,7 @@
           <w:szCs w:val="24"/>
         </w:rPr>
       </w:pPr>
-      <w:bookmarkStart w:id="12" w:name="_Toc226299467"/>
+      <w:bookmarkStart w:id="12" w:name="_Toc228721957"/>
       <w:r>
         <w:rPr>
           <w:rFonts w:ascii="Times New Roman" w:hAnsi="Times New Roman" w:cs="Times New Roman"/>
@@ -4635,7 +5286,7 @@
           <w:szCs w:val="24"/>
         </w:rPr>
       </w:pPr>
-      <w:bookmarkStart w:id="13" w:name="_Toc226299468"/>
+      <w:bookmarkStart w:id="13" w:name="_Toc228721958"/>
       <w:r>
         <w:rPr>
           <w:rFonts w:ascii="Times New Roman" w:hAnsi="Times New Roman" w:cs="Times New Roman"/>
@@ -4759,7 +5410,7 @@
           <w:szCs w:val="24"/>
         </w:rPr>
       </w:pPr>
-      <w:bookmarkStart w:id="14" w:name="_Toc226299469"/>
+      <w:bookmarkStart w:id="14" w:name="_Toc228721959"/>
       <w:r>
         <w:rPr>
           <w:rFonts w:ascii="Times New Roman" w:hAnsi="Times New Roman" w:cs="Times New Roman"/>
@@ -4781,7 +5432,7 @@
           <w:szCs w:val="24"/>
         </w:rPr>
       </w:pPr>
-      <w:bookmarkStart w:id="15" w:name="_Toc226299470"/>
+      <w:bookmarkStart w:id="15" w:name="_Toc228721960"/>
       <w:r>
         <w:rPr>
           <w:rFonts w:ascii="Times New Roman" w:hAnsi="Times New Roman" w:cs="Times New Roman"/>
@@ -4877,7 +5528,7 @@
           <w:szCs w:val="24"/>
         </w:rPr>
       </w:pPr>
-      <w:bookmarkStart w:id="16" w:name="_Toc226299471"/>
+      <w:bookmarkStart w:id="16" w:name="_Toc228721961"/>
       <w:r>
         <w:rPr>
           <w:rFonts w:ascii="Times New Roman" w:hAnsi="Times New Roman" w:cs="Times New Roman"/>
@@ -5042,7 +5693,7 @@
           <w:szCs w:val="24"/>
         </w:rPr>
       </w:pPr>
-      <w:bookmarkStart w:id="17" w:name="_Toc226299472"/>
+      <w:bookmarkStart w:id="17" w:name="_Toc228721962"/>
       <w:r>
         <w:rPr>
           <w:rFonts w:ascii="Times New Roman" w:hAnsi="Times New Roman" w:cs="Times New Roman"/>
@@ -5083,13 +5734,7 @@
         <w:rPr>
           <w:rStyle w:val="Fuerte"/>
         </w:rPr>
-        <w:t xml:space="preserve">Sprint </w:t>
-      </w:r>
-      <w:r>
-        <w:rPr>
-          <w:rStyle w:val="Fuerte"/>
-        </w:rPr>
-        <w:t>1</w:t>
+        <w:t>Sprint 1</w:t>
       </w:r>
       <w:r>
         <w:rPr>
@@ -5152,13 +5797,7 @@
         <w:rPr>
           <w:rStyle w:val="Fuerte"/>
         </w:rPr>
-        <w:t xml:space="preserve">Sprint </w:t>
-      </w:r>
-      <w:r>
-        <w:rPr>
-          <w:rStyle w:val="Fuerte"/>
-        </w:rPr>
-        <w:t xml:space="preserve">2 </w:t>
+        <w:t xml:space="preserve">Sprint 2 </w:t>
       </w:r>
       <w:r>
         <w:t xml:space="preserve">(4 semanas) Configuración del entorno, autenticación con </w:t>
@@ -5184,19 +5823,8 @@
         <w:rPr>
           <w:rStyle w:val="Fuerte"/>
         </w:rPr>
-        <w:t xml:space="preserve">Sprint </w:t>
-      </w:r>
-      <w:r>
-        <w:rPr>
-          <w:rStyle w:val="Fuerte"/>
-        </w:rPr>
-        <w:t>3</w:t>
-      </w:r>
-      <w:r>
-        <w:rPr>
-          <w:rStyle w:val="Fuerte"/>
-        </w:rPr>
-        <w:t xml:space="preserve"> </w:t>
+        <w:lastRenderedPageBreak/>
+        <w:t xml:space="preserve">Sprint 3 </w:t>
       </w:r>
       <w:r>
         <w:t xml:space="preserve">(4 semanas) Módulo de </w:t>
@@ -5230,19 +5858,7 @@
         <w:rPr>
           <w:rStyle w:val="Fuerte"/>
         </w:rPr>
-        <w:t xml:space="preserve">Sprint </w:t>
-      </w:r>
-      <w:r>
-        <w:rPr>
-          <w:rStyle w:val="Fuerte"/>
-        </w:rPr>
-        <w:t>4</w:t>
-      </w:r>
-      <w:r>
-        <w:rPr>
-          <w:rStyle w:val="Fuerte"/>
-        </w:rPr>
-        <w:t xml:space="preserve"> </w:t>
+        <w:t xml:space="preserve">Sprint 4 </w:t>
       </w:r>
       <w:r>
         <w:t xml:space="preserve">(4 semanas) Motor de recomendaciones personalizadas, alertas de riesgo emocional, acceso a canales de bienestar, optimización PWA, notificaciones </w:t>
@@ -5265,79 +5881,29 @@
       </w:r>
     </w:p>
     <w:p>
-      <w:pPr>
-        <w:pStyle w:val="Ttulo2"/>
-        <w:rPr>
-          <w:rFonts w:ascii="Times New Roman" w:hAnsi="Times New Roman" w:cs="Times New Roman"/>
-          <w:color w:val="auto"/>
-          <w:sz w:val="24"/>
-          <w:szCs w:val="24"/>
-        </w:rPr>
-      </w:pPr>
-      <w:bookmarkStart w:id="18" w:name="_Toc226299473"/>
-      <w:r>
-        <w:rPr>
-          <w:rFonts w:ascii="Times New Roman" w:hAnsi="Times New Roman" w:cs="Times New Roman"/>
-          <w:color w:val="auto"/>
-          <w:sz w:val="24"/>
-          <w:szCs w:val="24"/>
-        </w:rPr>
-        <w:lastRenderedPageBreak/>
+      <w:r>
         <w:t>4.3</w:t>
       </w:r>
       <w:r>
-        <w:rPr>
-          <w:rFonts w:ascii="Times New Roman" w:hAnsi="Times New Roman" w:cs="Times New Roman"/>
-          <w:color w:val="auto"/>
-          <w:sz w:val="24"/>
-          <w:szCs w:val="24"/>
-        </w:rPr>
         <w:t>.1</w:t>
       </w:r>
       <w:r>
-        <w:rPr>
-          <w:rFonts w:ascii="Times New Roman" w:hAnsi="Times New Roman" w:cs="Times New Roman"/>
-          <w:color w:val="auto"/>
-          <w:sz w:val="24"/>
-          <w:szCs w:val="24"/>
-        </w:rPr>
         <w:t xml:space="preserve"> </w:t>
       </w:r>
-      <w:bookmarkStart w:id="19" w:name="_Toc226299144"/>
-      <w:r>
-        <w:rPr>
-          <w:rFonts w:ascii="Times New Roman" w:hAnsi="Times New Roman" w:cs="Times New Roman"/>
-          <w:color w:val="auto"/>
-          <w:sz w:val="24"/>
-          <w:szCs w:val="24"/>
-        </w:rPr>
+      <w:bookmarkStart w:id="18" w:name="_Toc226299144"/>
+      <w:r>
         <w:t xml:space="preserve">planeación del sprint 1 </w:t>
       </w:r>
       <w:r>
-        <w:rPr>
-          <w:rFonts w:ascii="Times New Roman" w:hAnsi="Times New Roman" w:cs="Times New Roman"/>
-          <w:color w:val="auto"/>
-          <w:sz w:val="24"/>
-          <w:szCs w:val="24"/>
-        </w:rPr>
         <w:br/>
       </w:r>
-      <w:bookmarkEnd w:id="19"/>
-      <w:r>
-        <w:rPr>
-          <w:rFonts w:ascii="Times New Roman" w:hAnsi="Times New Roman" w:cs="Times New Roman"/>
-          <w:color w:val="auto"/>
-          <w:sz w:val="24"/>
-          <w:szCs w:val="24"/>
-        </w:rPr>
+      <w:bookmarkEnd w:id="18"/>
+      <w:r>
         <w:t xml:space="preserve">    </w:t>
       </w:r>
       <w:r>
         <w:rPr>
-          <w:rFonts w:ascii="Times New Roman" w:hAnsi="Times New Roman" w:cs="Times New Roman"/>
-          <w:color w:val="auto"/>
-          <w:sz w:val="24"/>
-          <w:szCs w:val="24"/>
+          <w:noProof/>
         </w:rPr>
         <w:drawing>
           <wp:inline distT="0" distB="0" distL="0" distR="0" wp14:anchorId="1A8CEC89" wp14:editId="050404FE">
@@ -5375,7 +5941,6 @@
           </wp:inline>
         </w:drawing>
       </w:r>
-      <w:bookmarkEnd w:id="18"/>
     </w:p>
     <w:p>
       <w:pPr>
@@ -5434,8 +5999,9 @@
           <w:szCs w:val="24"/>
           <w:lang w:val="en-US"/>
         </w:rPr>
-        <w:t xml:space="preserve"> sprint 1 —</w:t>
-      </w:r>
+        <w:t xml:space="preserve"> sprint 1 — </w:t>
+      </w:r>
+      <w:proofErr w:type="spellStart"/>
       <w:r>
         <w:rPr>
           <w:rFonts w:ascii="Times New Roman" w:hAnsi="Times New Roman" w:cs="Times New Roman"/>
@@ -5445,21 +6011,9 @@
           <w:szCs w:val="24"/>
           <w:lang w:val="en-US"/>
         </w:rPr>
-        <w:t xml:space="preserve"> </w:t>
-      </w:r>
-      <w:proofErr w:type="spellStart"/>
-      <w:r>
-        <w:rPr>
-          <w:rFonts w:ascii="Times New Roman" w:hAnsi="Times New Roman" w:cs="Times New Roman"/>
-          <w:i/>
-          <w:iCs/>
-          <w:sz w:val="24"/>
-          <w:szCs w:val="24"/>
-          <w:lang w:val="en-US"/>
-        </w:rPr>
         <w:t>MindBalance</w:t>
       </w:r>
-      <w:bookmarkStart w:id="20" w:name="_Toc226299145"/>
+      <w:bookmarkStart w:id="19" w:name="_Toc226299145"/>
       <w:proofErr w:type="spellEnd"/>
       <w:r>
         <w:rPr>
@@ -5502,7 +6056,7 @@
           </wp:inline>
         </w:drawing>
       </w:r>
-      <w:bookmarkEnd w:id="20"/>
+      <w:bookmarkEnd w:id="19"/>
     </w:p>
     <w:p>
       <w:pPr>
@@ -5600,7 +6154,7 @@
           <w:szCs w:val="24"/>
         </w:rPr>
       </w:pPr>
-      <w:bookmarkStart w:id="21" w:name="_Toc226299474"/>
+      <w:bookmarkStart w:id="20" w:name="_Toc228721963"/>
       <w:r>
         <w:rPr>
           <w:rFonts w:ascii="Times New Roman" w:hAnsi="Times New Roman" w:cs="Times New Roman"/>
@@ -5610,7 +6164,7 @@
         </w:rPr>
         <w:t>4.4 Herramientas de Gestión</w:t>
       </w:r>
-      <w:bookmarkEnd w:id="21"/>
+      <w:bookmarkEnd w:id="20"/>
     </w:p>
     <w:p>
       <w:pPr>
@@ -5775,6 +6329,7 @@
           <w:sz w:val="24"/>
           <w:szCs w:val="24"/>
         </w:rPr>
+        <w:lastRenderedPageBreak/>
         <w:t>Figma</w:t>
       </w:r>
       <w:proofErr w:type="spellEnd"/>
@@ -5807,7 +6362,7 @@
           <w:szCs w:val="24"/>
         </w:rPr>
       </w:pPr>
-      <w:bookmarkStart w:id="22" w:name="_Toc226299475"/>
+      <w:bookmarkStart w:id="21" w:name="_Toc228721964"/>
       <w:r>
         <w:rPr>
           <w:rFonts w:ascii="Times New Roman" w:hAnsi="Times New Roman" w:cs="Times New Roman"/>
@@ -5817,7 +6372,7 @@
         </w:rPr>
         <w:t>5. Requisitos del Sistema</w:t>
       </w:r>
-      <w:bookmarkEnd w:id="22"/>
+      <w:bookmarkEnd w:id="21"/>
     </w:p>
     <w:p>
       <w:pPr>
@@ -5829,7 +6384,7 @@
           <w:szCs w:val="24"/>
         </w:rPr>
       </w:pPr>
-      <w:bookmarkStart w:id="23" w:name="_Toc226299476"/>
+      <w:bookmarkStart w:id="22" w:name="_Toc228721965"/>
       <w:r>
         <w:rPr>
           <w:rFonts w:ascii="Times New Roman" w:hAnsi="Times New Roman" w:cs="Times New Roman"/>
@@ -5839,7 +6394,7 @@
         </w:rPr>
         <w:t>5.1 Requisitos Funcionales</w:t>
       </w:r>
-      <w:bookmarkEnd w:id="23"/>
+      <w:bookmarkEnd w:id="22"/>
     </w:p>
     <w:p>
       <w:pPr>
@@ -5874,12 +6429,6 @@
         <w:gridCol w:w="5726"/>
       </w:tblGrid>
       <w:tr>
-        <w:tblPrEx>
-          <w:tblCellMar>
-            <w:top w:w="0" w:type="dxa"/>
-            <w:bottom w:w="0" w:type="dxa"/>
-          </w:tblCellMar>
-        </w:tblPrEx>
         <w:tc>
           <w:tcPr>
             <w:tcW w:w="1100" w:type="dxa"/>
@@ -5999,12 +6548,6 @@
         </w:tc>
       </w:tr>
       <w:tr>
-        <w:tblPrEx>
-          <w:tblCellMar>
-            <w:top w:w="0" w:type="dxa"/>
-            <w:bottom w:w="0" w:type="dxa"/>
-          </w:tblCellMar>
-        </w:tblPrEx>
         <w:tc>
           <w:tcPr>
             <w:tcW w:w="1100" w:type="dxa"/>
@@ -6115,12 +6658,6 @@
         </w:tc>
       </w:tr>
       <w:tr>
-        <w:tblPrEx>
-          <w:tblCellMar>
-            <w:top w:w="0" w:type="dxa"/>
-            <w:bottom w:w="0" w:type="dxa"/>
-          </w:tblCellMar>
-        </w:tblPrEx>
         <w:tc>
           <w:tcPr>
             <w:tcW w:w="1100" w:type="dxa"/>
@@ -6231,12 +6768,6 @@
         </w:tc>
       </w:tr>
       <w:tr>
-        <w:tblPrEx>
-          <w:tblCellMar>
-            <w:top w:w="0" w:type="dxa"/>
-            <w:bottom w:w="0" w:type="dxa"/>
-          </w:tblCellMar>
-        </w:tblPrEx>
         <w:tc>
           <w:tcPr>
             <w:tcW w:w="1100" w:type="dxa"/>
@@ -6347,12 +6878,6 @@
         </w:tc>
       </w:tr>
       <w:tr>
-        <w:tblPrEx>
-          <w:tblCellMar>
-            <w:top w:w="0" w:type="dxa"/>
-            <w:bottom w:w="0" w:type="dxa"/>
-          </w:tblCellMar>
-        </w:tblPrEx>
         <w:tc>
           <w:tcPr>
             <w:tcW w:w="1100" w:type="dxa"/>
@@ -6463,12 +6988,6 @@
         </w:tc>
       </w:tr>
       <w:tr>
-        <w:tblPrEx>
-          <w:tblCellMar>
-            <w:top w:w="0" w:type="dxa"/>
-            <w:bottom w:w="0" w:type="dxa"/>
-          </w:tblCellMar>
-        </w:tblPrEx>
         <w:tc>
           <w:tcPr>
             <w:tcW w:w="1100" w:type="dxa"/>
@@ -6579,12 +7098,6 @@
         </w:tc>
       </w:tr>
       <w:tr>
-        <w:tblPrEx>
-          <w:tblCellMar>
-            <w:top w:w="0" w:type="dxa"/>
-            <w:bottom w:w="0" w:type="dxa"/>
-          </w:tblCellMar>
-        </w:tblPrEx>
         <w:tc>
           <w:tcPr>
             <w:tcW w:w="1100" w:type="dxa"/>
@@ -6695,12 +7208,6 @@
         </w:tc>
       </w:tr>
       <w:tr>
-        <w:tblPrEx>
-          <w:tblCellMar>
-            <w:top w:w="0" w:type="dxa"/>
-            <w:bottom w:w="0" w:type="dxa"/>
-          </w:tblCellMar>
-        </w:tblPrEx>
         <w:tc>
           <w:tcPr>
             <w:tcW w:w="1100" w:type="dxa"/>
@@ -6823,12 +7330,6 @@
         </w:tc>
       </w:tr>
       <w:tr>
-        <w:tblPrEx>
-          <w:tblCellMar>
-            <w:top w:w="0" w:type="dxa"/>
-            <w:bottom w:w="0" w:type="dxa"/>
-          </w:tblCellMar>
-        </w:tblPrEx>
         <w:tc>
           <w:tcPr>
             <w:tcW w:w="1100" w:type="dxa"/>
@@ -6939,12 +7440,6 @@
         </w:tc>
       </w:tr>
       <w:tr>
-        <w:tblPrEx>
-          <w:tblCellMar>
-            <w:top w:w="0" w:type="dxa"/>
-            <w:bottom w:w="0" w:type="dxa"/>
-          </w:tblCellMar>
-        </w:tblPrEx>
         <w:tc>
           <w:tcPr>
             <w:tcW w:w="1100" w:type="dxa"/>
@@ -7055,12 +7550,6 @@
         </w:tc>
       </w:tr>
       <w:tr>
-        <w:tblPrEx>
-          <w:tblCellMar>
-            <w:top w:w="0" w:type="dxa"/>
-            <w:bottom w:w="0" w:type="dxa"/>
-          </w:tblCellMar>
-        </w:tblPrEx>
         <w:tc>
           <w:tcPr>
             <w:tcW w:w="1100" w:type="dxa"/>
@@ -7171,12 +7660,6 @@
         </w:tc>
       </w:tr>
       <w:tr>
-        <w:tblPrEx>
-          <w:tblCellMar>
-            <w:top w:w="0" w:type="dxa"/>
-            <w:bottom w:w="0" w:type="dxa"/>
-          </w:tblCellMar>
-        </w:tblPrEx>
         <w:tc>
           <w:tcPr>
             <w:tcW w:w="1100" w:type="dxa"/>
@@ -7287,12 +7770,6 @@
         </w:tc>
       </w:tr>
       <w:tr>
-        <w:tblPrEx>
-          <w:tblCellMar>
-            <w:top w:w="0" w:type="dxa"/>
-            <w:bottom w:w="0" w:type="dxa"/>
-          </w:tblCellMar>
-        </w:tblPrEx>
         <w:tc>
           <w:tcPr>
             <w:tcW w:w="1100" w:type="dxa"/>
@@ -7403,12 +7880,6 @@
         </w:tc>
       </w:tr>
       <w:tr>
-        <w:tblPrEx>
-          <w:tblCellMar>
-            <w:top w:w="0" w:type="dxa"/>
-            <w:bottom w:w="0" w:type="dxa"/>
-          </w:tblCellMar>
-        </w:tblPrEx>
         <w:tc>
           <w:tcPr>
             <w:tcW w:w="1100" w:type="dxa"/>
@@ -7519,12 +7990,6 @@
         </w:tc>
       </w:tr>
       <w:tr>
-        <w:tblPrEx>
-          <w:tblCellMar>
-            <w:top w:w="0" w:type="dxa"/>
-            <w:bottom w:w="0" w:type="dxa"/>
-          </w:tblCellMar>
-        </w:tblPrEx>
         <w:tc>
           <w:tcPr>
             <w:tcW w:w="1100" w:type="dxa"/>
@@ -7557,6 +8022,7 @@
                 <w:sz w:val="24"/>
                 <w:szCs w:val="24"/>
               </w:rPr>
+              <w:lastRenderedPageBreak/>
               <w:t>RF14</w:t>
             </w:r>
           </w:p>
@@ -7655,7 +8121,7 @@
           <w:szCs w:val="24"/>
         </w:rPr>
       </w:pPr>
-      <w:bookmarkStart w:id="24" w:name="_Toc226299477"/>
+      <w:bookmarkStart w:id="23" w:name="_Toc228721966"/>
       <w:r>
         <w:rPr>
           <w:rFonts w:ascii="Times New Roman" w:hAnsi="Times New Roman" w:cs="Times New Roman"/>
@@ -7665,7 +8131,7 @@
         </w:rPr>
         <w:t>5.2 Requisitos No Funcionales</w:t>
       </w:r>
-      <w:bookmarkEnd w:id="24"/>
+      <w:bookmarkEnd w:id="23"/>
     </w:p>
     <w:p>
       <w:pPr>
@@ -7700,12 +8166,6 @@
         <w:gridCol w:w="5726"/>
       </w:tblGrid>
       <w:tr>
-        <w:tblPrEx>
-          <w:tblCellMar>
-            <w:top w:w="0" w:type="dxa"/>
-            <w:bottom w:w="0" w:type="dxa"/>
-          </w:tblCellMar>
-        </w:tblPrEx>
         <w:tc>
           <w:tcPr>
             <w:tcW w:w="1100" w:type="dxa"/>
@@ -7825,12 +8285,6 @@
         </w:tc>
       </w:tr>
       <w:tr>
-        <w:tblPrEx>
-          <w:tblCellMar>
-            <w:top w:w="0" w:type="dxa"/>
-            <w:bottom w:w="0" w:type="dxa"/>
-          </w:tblCellMar>
-        </w:tblPrEx>
         <w:tc>
           <w:tcPr>
             <w:tcW w:w="1100" w:type="dxa"/>
@@ -7977,12 +8431,6 @@
         </w:tc>
       </w:tr>
       <w:tr>
-        <w:tblPrEx>
-          <w:tblCellMar>
-            <w:top w:w="0" w:type="dxa"/>
-            <w:bottom w:w="0" w:type="dxa"/>
-          </w:tblCellMar>
-        </w:tblPrEx>
         <w:tc>
           <w:tcPr>
             <w:tcW w:w="1100" w:type="dxa"/>
@@ -8147,12 +8595,6 @@
         </w:tc>
       </w:tr>
       <w:tr>
-        <w:tblPrEx>
-          <w:tblCellMar>
-            <w:top w:w="0" w:type="dxa"/>
-            <w:bottom w:w="0" w:type="dxa"/>
-          </w:tblCellMar>
-        </w:tblPrEx>
         <w:tc>
           <w:tcPr>
             <w:tcW w:w="1100" w:type="dxa"/>
@@ -8281,12 +8723,6 @@
         </w:tc>
       </w:tr>
       <w:tr>
-        <w:tblPrEx>
-          <w:tblCellMar>
-            <w:top w:w="0" w:type="dxa"/>
-            <w:bottom w:w="0" w:type="dxa"/>
-          </w:tblCellMar>
-        </w:tblPrEx>
         <w:tc>
           <w:tcPr>
             <w:tcW w:w="1100" w:type="dxa"/>
@@ -8397,12 +8833,6 @@
         </w:tc>
       </w:tr>
       <w:tr>
-        <w:tblPrEx>
-          <w:tblCellMar>
-            <w:top w:w="0" w:type="dxa"/>
-            <w:bottom w:w="0" w:type="dxa"/>
-          </w:tblCellMar>
-        </w:tblPrEx>
         <w:tc>
           <w:tcPr>
             <w:tcW w:w="1100" w:type="dxa"/>
@@ -8513,12 +8943,6 @@
         </w:tc>
       </w:tr>
       <w:tr>
-        <w:tblPrEx>
-          <w:tblCellMar>
-            <w:top w:w="0" w:type="dxa"/>
-            <w:bottom w:w="0" w:type="dxa"/>
-          </w:tblCellMar>
-        </w:tblPrEx>
         <w:tc>
           <w:tcPr>
             <w:tcW w:w="1100" w:type="dxa"/>
@@ -8649,7 +9073,7 @@
           <w:szCs w:val="24"/>
         </w:rPr>
       </w:pPr>
-      <w:bookmarkStart w:id="25" w:name="_Toc226299478"/>
+      <w:bookmarkStart w:id="24" w:name="_Toc228721967"/>
       <w:r>
         <w:rPr>
           <w:rFonts w:ascii="Times New Roman" w:hAnsi="Times New Roman" w:cs="Times New Roman"/>
@@ -8679,7 +9103,7 @@
         </w:rPr>
         <w:t xml:space="preserve"> y Usuarios Finales</w:t>
       </w:r>
-      <w:bookmarkEnd w:id="25"/>
+      <w:bookmarkEnd w:id="24"/>
     </w:p>
     <w:p>
       <w:pPr>
@@ -8691,7 +9115,7 @@
           <w:szCs w:val="24"/>
         </w:rPr>
       </w:pPr>
-      <w:bookmarkStart w:id="26" w:name="_Toc226299479"/>
+      <w:bookmarkStart w:id="25" w:name="_Toc228721968"/>
       <w:r>
         <w:rPr>
           <w:rFonts w:ascii="Times New Roman" w:hAnsi="Times New Roman" w:cs="Times New Roman"/>
@@ -8711,7 +9135,7 @@
         </w:rPr>
         <w:t>Stakeholders</w:t>
       </w:r>
-      <w:bookmarkEnd w:id="26"/>
+      <w:bookmarkEnd w:id="25"/>
       <w:proofErr w:type="spellEnd"/>
     </w:p>
     <w:p>
@@ -8816,7 +9240,7 @@
           <w:szCs w:val="24"/>
         </w:rPr>
       </w:pPr>
-      <w:bookmarkStart w:id="27" w:name="_Toc226299480"/>
+      <w:bookmarkStart w:id="26" w:name="_Toc228721969"/>
       <w:r>
         <w:rPr>
           <w:rFonts w:ascii="Times New Roman" w:hAnsi="Times New Roman" w:cs="Times New Roman"/>
@@ -8826,7 +9250,7 @@
         </w:rPr>
         <w:t>6.2 Usuarios Finales</w:t>
       </w:r>
-      <w:bookmarkEnd w:id="27"/>
+      <w:bookmarkEnd w:id="26"/>
     </w:p>
     <w:p>
       <w:pPr>
@@ -8868,7 +9292,7 @@
           <w:szCs w:val="24"/>
         </w:rPr>
       </w:pPr>
-      <w:bookmarkStart w:id="28" w:name="_Toc226299481"/>
+      <w:bookmarkStart w:id="27" w:name="_Toc228721970"/>
       <w:r>
         <w:rPr>
           <w:rFonts w:ascii="Times New Roman" w:hAnsi="Times New Roman" w:cs="Times New Roman"/>
@@ -8876,9 +9300,10 @@
           <w:sz w:val="24"/>
           <w:szCs w:val="24"/>
         </w:rPr>
+        <w:lastRenderedPageBreak/>
         <w:t>7. Historias de Usuario</w:t>
       </w:r>
-      <w:bookmarkEnd w:id="28"/>
+      <w:bookmarkEnd w:id="27"/>
     </w:p>
     <w:p>
       <w:pPr>
@@ -8912,12 +9337,6 @@
         <w:gridCol w:w="7826"/>
       </w:tblGrid>
       <w:tr>
-        <w:tblPrEx>
-          <w:tblCellMar>
-            <w:top w:w="0" w:type="dxa"/>
-            <w:bottom w:w="0" w:type="dxa"/>
-          </w:tblCellMar>
-        </w:tblPrEx>
         <w:tc>
           <w:tcPr>
             <w:tcW w:w="1200" w:type="dxa"/>
@@ -8998,12 +9417,6 @@
         </w:tc>
       </w:tr>
       <w:tr>
-        <w:tblPrEx>
-          <w:tblCellMar>
-            <w:top w:w="0" w:type="dxa"/>
-            <w:bottom w:w="0" w:type="dxa"/>
-          </w:tblCellMar>
-        </w:tblPrEx>
         <w:tc>
           <w:tcPr>
             <w:tcW w:w="1200" w:type="dxa"/>
@@ -9038,7 +9451,6 @@
                 <w:sz w:val="24"/>
                 <w:szCs w:val="24"/>
               </w:rPr>
-              <w:lastRenderedPageBreak/>
               <w:t>HU01</w:t>
             </w:r>
           </w:p>
@@ -9080,12 +9492,6 @@
         </w:tc>
       </w:tr>
       <w:tr>
-        <w:tblPrEx>
-          <w:tblCellMar>
-            <w:top w:w="0" w:type="dxa"/>
-            <w:bottom w:w="0" w:type="dxa"/>
-          </w:tblCellMar>
-        </w:tblPrEx>
         <w:tc>
           <w:tcPr>
             <w:tcW w:w="1200" w:type="dxa"/>
@@ -9161,12 +9567,6 @@
         </w:tc>
       </w:tr>
       <w:tr>
-        <w:tblPrEx>
-          <w:tblCellMar>
-            <w:top w:w="0" w:type="dxa"/>
-            <w:bottom w:w="0" w:type="dxa"/>
-          </w:tblCellMar>
-        </w:tblPrEx>
         <w:tc>
           <w:tcPr>
             <w:tcW w:w="1200" w:type="dxa"/>
@@ -9242,12 +9642,6 @@
         </w:tc>
       </w:tr>
       <w:tr>
-        <w:tblPrEx>
-          <w:tblCellMar>
-            <w:top w:w="0" w:type="dxa"/>
-            <w:bottom w:w="0" w:type="dxa"/>
-          </w:tblCellMar>
-        </w:tblPrEx>
         <w:tc>
           <w:tcPr>
             <w:tcW w:w="1200" w:type="dxa"/>
@@ -9323,12 +9717,6 @@
         </w:tc>
       </w:tr>
       <w:tr>
-        <w:tblPrEx>
-          <w:tblCellMar>
-            <w:top w:w="0" w:type="dxa"/>
-            <w:bottom w:w="0" w:type="dxa"/>
-          </w:tblCellMar>
-        </w:tblPrEx>
         <w:tc>
           <w:tcPr>
             <w:tcW w:w="1200" w:type="dxa"/>
@@ -9422,12 +9810,6 @@
         </w:tc>
       </w:tr>
       <w:tr>
-        <w:tblPrEx>
-          <w:tblCellMar>
-            <w:top w:w="0" w:type="dxa"/>
-            <w:bottom w:w="0" w:type="dxa"/>
-          </w:tblCellMar>
-        </w:tblPrEx>
         <w:tc>
           <w:tcPr>
             <w:tcW w:w="1200" w:type="dxa"/>
@@ -9503,12 +9885,6 @@
         </w:tc>
       </w:tr>
       <w:tr>
-        <w:tblPrEx>
-          <w:tblCellMar>
-            <w:top w:w="0" w:type="dxa"/>
-            <w:bottom w:w="0" w:type="dxa"/>
-          </w:tblCellMar>
-        </w:tblPrEx>
         <w:tc>
           <w:tcPr>
             <w:tcW w:w="1200" w:type="dxa"/>
@@ -9584,12 +9960,6 @@
         </w:tc>
       </w:tr>
       <w:tr>
-        <w:tblPrEx>
-          <w:tblCellMar>
-            <w:top w:w="0" w:type="dxa"/>
-            <w:bottom w:w="0" w:type="dxa"/>
-          </w:tblCellMar>
-        </w:tblPrEx>
         <w:tc>
           <w:tcPr>
             <w:tcW w:w="1200" w:type="dxa"/>
@@ -9665,12 +10035,6 @@
         </w:tc>
       </w:tr>
       <w:tr>
-        <w:tblPrEx>
-          <w:tblCellMar>
-            <w:top w:w="0" w:type="dxa"/>
-            <w:bottom w:w="0" w:type="dxa"/>
-          </w:tblCellMar>
-        </w:tblPrEx>
         <w:tc>
           <w:tcPr>
             <w:tcW w:w="1200" w:type="dxa"/>
@@ -9746,12 +10110,6 @@
         </w:tc>
       </w:tr>
       <w:tr>
-        <w:tblPrEx>
-          <w:tblCellMar>
-            <w:top w:w="0" w:type="dxa"/>
-            <w:bottom w:w="0" w:type="dxa"/>
-          </w:tblCellMar>
-        </w:tblPrEx>
         <w:tc>
           <w:tcPr>
             <w:tcW w:w="1200" w:type="dxa"/>
@@ -9827,12 +10185,6 @@
         </w:tc>
       </w:tr>
       <w:tr>
-        <w:tblPrEx>
-          <w:tblCellMar>
-            <w:top w:w="0" w:type="dxa"/>
-            <w:bottom w:w="0" w:type="dxa"/>
-          </w:tblCellMar>
-        </w:tblPrEx>
         <w:tc>
           <w:tcPr>
             <w:tcW w:w="1200" w:type="dxa"/>
@@ -9908,12 +10260,6 @@
         </w:tc>
       </w:tr>
       <w:tr>
-        <w:tblPrEx>
-          <w:tblCellMar>
-            <w:top w:w="0" w:type="dxa"/>
-            <w:bottom w:w="0" w:type="dxa"/>
-          </w:tblCellMar>
-        </w:tblPrEx>
         <w:tc>
           <w:tcPr>
             <w:tcW w:w="1200" w:type="dxa"/>
@@ -9989,12 +10335,6 @@
         </w:tc>
       </w:tr>
       <w:tr>
-        <w:tblPrEx>
-          <w:tblCellMar>
-            <w:top w:w="0" w:type="dxa"/>
-            <w:bottom w:w="0" w:type="dxa"/>
-          </w:tblCellMar>
-        </w:tblPrEx>
         <w:tc>
           <w:tcPr>
             <w:tcW w:w="1200" w:type="dxa"/>
@@ -10070,12 +10410,6 @@
         </w:tc>
       </w:tr>
       <w:tr>
-        <w:tblPrEx>
-          <w:tblCellMar>
-            <w:top w:w="0" w:type="dxa"/>
-            <w:bottom w:w="0" w:type="dxa"/>
-          </w:tblCellMar>
-        </w:tblPrEx>
         <w:tc>
           <w:tcPr>
             <w:tcW w:w="1200" w:type="dxa"/>
@@ -10171,7 +10505,7 @@
           <w:szCs w:val="24"/>
         </w:rPr>
       </w:pPr>
-      <w:bookmarkStart w:id="29" w:name="_Toc226299482"/>
+      <w:bookmarkStart w:id="28" w:name="_Toc228721971"/>
       <w:r>
         <w:rPr>
           <w:rFonts w:ascii="Times New Roman" w:hAnsi="Times New Roman" w:cs="Times New Roman"/>
@@ -10181,7 +10515,7 @@
         </w:rPr>
         <w:t>8. Casos de Uso</w:t>
       </w:r>
-      <w:bookmarkEnd w:id="29"/>
+      <w:bookmarkEnd w:id="28"/>
     </w:p>
     <w:p>
       <w:pPr>
@@ -10193,7 +10527,7 @@
           <w:szCs w:val="24"/>
         </w:rPr>
       </w:pPr>
-      <w:bookmarkStart w:id="30" w:name="_Toc226299483"/>
+      <w:bookmarkStart w:id="29" w:name="_Toc228721972"/>
       <w:r>
         <w:rPr>
           <w:rFonts w:ascii="Times New Roman" w:hAnsi="Times New Roman" w:cs="Times New Roman"/>
@@ -10203,7 +10537,7 @@
         </w:rPr>
         <w:t>8.1 Diagrama de Casos de Uso</w:t>
       </w:r>
-      <w:bookmarkEnd w:id="30"/>
+      <w:bookmarkEnd w:id="29"/>
     </w:p>
     <w:p>
       <w:pPr>
@@ -10347,7 +10681,7 @@
           <w:szCs w:val="24"/>
         </w:rPr>
       </w:pPr>
-      <w:bookmarkStart w:id="31" w:name="_Toc226299484"/>
+      <w:bookmarkStart w:id="30" w:name="_Toc228721973"/>
       <w:r>
         <w:rPr>
           <w:rFonts w:ascii="Times New Roman" w:hAnsi="Times New Roman" w:cs="Times New Roman"/>
@@ -10357,7 +10691,7 @@
         </w:rPr>
         <w:t>8.2 Documentación de Casos de Uso</w:t>
       </w:r>
-      <w:bookmarkEnd w:id="31"/>
+      <w:bookmarkEnd w:id="30"/>
     </w:p>
     <w:p>
       <w:pPr>
@@ -10391,12 +10725,6 @@
         <w:gridCol w:w="6426"/>
       </w:tblGrid>
       <w:tr>
-        <w:tblPrEx>
-          <w:tblCellMar>
-            <w:top w:w="0" w:type="dxa"/>
-            <w:bottom w:w="0" w:type="dxa"/>
-          </w:tblCellMar>
-        </w:tblPrEx>
         <w:tc>
           <w:tcPr>
             <w:tcW w:w="9026" w:type="dxa"/>
@@ -10439,12 +10767,6 @@
         </w:tc>
       </w:tr>
       <w:tr>
-        <w:tblPrEx>
-          <w:tblCellMar>
-            <w:top w:w="0" w:type="dxa"/>
-            <w:bottom w:w="0" w:type="dxa"/>
-          </w:tblCellMar>
-        </w:tblPrEx>
         <w:tc>
           <w:tcPr>
             <w:tcW w:w="2600" w:type="dxa"/>
@@ -10519,12 +10841,6 @@
         </w:tc>
       </w:tr>
       <w:tr>
-        <w:tblPrEx>
-          <w:tblCellMar>
-            <w:top w:w="0" w:type="dxa"/>
-            <w:bottom w:w="0" w:type="dxa"/>
-          </w:tblCellMar>
-        </w:tblPrEx>
         <w:tc>
           <w:tcPr>
             <w:tcW w:w="2600" w:type="dxa"/>
@@ -10599,12 +10915,6 @@
         </w:tc>
       </w:tr>
       <w:tr>
-        <w:tblPrEx>
-          <w:tblCellMar>
-            <w:top w:w="0" w:type="dxa"/>
-            <w:bottom w:w="0" w:type="dxa"/>
-          </w:tblCellMar>
-        </w:tblPrEx>
         <w:tc>
           <w:tcPr>
             <w:tcW w:w="2600" w:type="dxa"/>
@@ -10679,12 +10989,6 @@
         </w:tc>
       </w:tr>
       <w:tr>
-        <w:tblPrEx>
-          <w:tblCellMar>
-            <w:top w:w="0" w:type="dxa"/>
-            <w:bottom w:w="0" w:type="dxa"/>
-          </w:tblCellMar>
-        </w:tblPrEx>
         <w:tc>
           <w:tcPr>
             <w:tcW w:w="2600" w:type="dxa"/>
@@ -10869,12 +11173,6 @@
         </w:tc>
       </w:tr>
       <w:tr>
-        <w:tblPrEx>
-          <w:tblCellMar>
-            <w:top w:w="0" w:type="dxa"/>
-            <w:bottom w:w="0" w:type="dxa"/>
-          </w:tblCellMar>
-        </w:tblPrEx>
         <w:tc>
           <w:tcPr>
             <w:tcW w:w="2600" w:type="dxa"/>
@@ -10982,12 +11280,6 @@
         <w:gridCol w:w="6426"/>
       </w:tblGrid>
       <w:tr>
-        <w:tblPrEx>
-          <w:tblCellMar>
-            <w:top w:w="0" w:type="dxa"/>
-            <w:bottom w:w="0" w:type="dxa"/>
-          </w:tblCellMar>
-        </w:tblPrEx>
         <w:tc>
           <w:tcPr>
             <w:tcW w:w="9026" w:type="dxa"/>
@@ -11030,12 +11322,6 @@
         </w:tc>
       </w:tr>
       <w:tr>
-        <w:tblPrEx>
-          <w:tblCellMar>
-            <w:top w:w="0" w:type="dxa"/>
-            <w:bottom w:w="0" w:type="dxa"/>
-          </w:tblCellMar>
-        </w:tblPrEx>
         <w:tc>
           <w:tcPr>
             <w:tcW w:w="2600" w:type="dxa"/>
@@ -11110,12 +11396,6 @@
         </w:tc>
       </w:tr>
       <w:tr>
-        <w:tblPrEx>
-          <w:tblCellMar>
-            <w:top w:w="0" w:type="dxa"/>
-            <w:bottom w:w="0" w:type="dxa"/>
-          </w:tblCellMar>
-        </w:tblPrEx>
         <w:tc>
           <w:tcPr>
             <w:tcW w:w="2600" w:type="dxa"/>
@@ -11190,12 +11470,6 @@
         </w:tc>
       </w:tr>
       <w:tr>
-        <w:tblPrEx>
-          <w:tblCellMar>
-            <w:top w:w="0" w:type="dxa"/>
-            <w:bottom w:w="0" w:type="dxa"/>
-          </w:tblCellMar>
-        </w:tblPrEx>
         <w:tc>
           <w:tcPr>
             <w:tcW w:w="2600" w:type="dxa"/>
@@ -11270,12 +11544,6 @@
         </w:tc>
       </w:tr>
       <w:tr>
-        <w:tblPrEx>
-          <w:tblCellMar>
-            <w:top w:w="0" w:type="dxa"/>
-            <w:bottom w:w="0" w:type="dxa"/>
-          </w:tblCellMar>
-        </w:tblPrEx>
         <w:tc>
           <w:tcPr>
             <w:tcW w:w="2600" w:type="dxa"/>
@@ -11491,12 +11759,6 @@
         <w:gridCol w:w="6426"/>
       </w:tblGrid>
       <w:tr>
-        <w:tblPrEx>
-          <w:tblCellMar>
-            <w:top w:w="0" w:type="dxa"/>
-            <w:bottom w:w="0" w:type="dxa"/>
-          </w:tblCellMar>
-        </w:tblPrEx>
         <w:tc>
           <w:tcPr>
             <w:tcW w:w="9026" w:type="dxa"/>
@@ -11539,12 +11801,6 @@
         </w:tc>
       </w:tr>
       <w:tr>
-        <w:tblPrEx>
-          <w:tblCellMar>
-            <w:top w:w="0" w:type="dxa"/>
-            <w:bottom w:w="0" w:type="dxa"/>
-          </w:tblCellMar>
-        </w:tblPrEx>
         <w:tc>
           <w:tcPr>
             <w:tcW w:w="2600" w:type="dxa"/>
@@ -11619,12 +11875,6 @@
         </w:tc>
       </w:tr>
       <w:tr>
-        <w:tblPrEx>
-          <w:tblCellMar>
-            <w:top w:w="0" w:type="dxa"/>
-            <w:bottom w:w="0" w:type="dxa"/>
-          </w:tblCellMar>
-        </w:tblPrEx>
         <w:tc>
           <w:tcPr>
             <w:tcW w:w="2600" w:type="dxa"/>
@@ -11699,12 +11949,6 @@
         </w:tc>
       </w:tr>
       <w:tr>
-        <w:tblPrEx>
-          <w:tblCellMar>
-            <w:top w:w="0" w:type="dxa"/>
-            <w:bottom w:w="0" w:type="dxa"/>
-          </w:tblCellMar>
-        </w:tblPrEx>
         <w:tc>
           <w:tcPr>
             <w:tcW w:w="2600" w:type="dxa"/>
@@ -11779,12 +12023,6 @@
         </w:tc>
       </w:tr>
       <w:tr>
-        <w:tblPrEx>
-          <w:tblCellMar>
-            <w:top w:w="0" w:type="dxa"/>
-            <w:bottom w:w="0" w:type="dxa"/>
-          </w:tblCellMar>
-        </w:tblPrEx>
         <w:tc>
           <w:tcPr>
             <w:tcW w:w="2600" w:type="dxa"/>
@@ -12005,12 +12243,6 @@
         </w:tc>
       </w:tr>
       <w:tr>
-        <w:tblPrEx>
-          <w:tblCellMar>
-            <w:top w:w="0" w:type="dxa"/>
-            <w:bottom w:w="0" w:type="dxa"/>
-          </w:tblCellMar>
-        </w:tblPrEx>
         <w:tc>
           <w:tcPr>
             <w:tcW w:w="2600" w:type="dxa"/>
@@ -12136,12 +12368,6 @@
         <w:gridCol w:w="6426"/>
       </w:tblGrid>
       <w:tr>
-        <w:tblPrEx>
-          <w:tblCellMar>
-            <w:top w:w="0" w:type="dxa"/>
-            <w:bottom w:w="0" w:type="dxa"/>
-          </w:tblCellMar>
-        </w:tblPrEx>
         <w:tc>
           <w:tcPr>
             <w:tcW w:w="9026" w:type="dxa"/>
@@ -12185,12 +12411,6 @@
         </w:tc>
       </w:tr>
       <w:tr>
-        <w:tblPrEx>
-          <w:tblCellMar>
-            <w:top w:w="0" w:type="dxa"/>
-            <w:bottom w:w="0" w:type="dxa"/>
-          </w:tblCellMar>
-        </w:tblPrEx>
         <w:tc>
           <w:tcPr>
             <w:tcW w:w="2600" w:type="dxa"/>
@@ -12283,12 +12503,6 @@
         </w:tc>
       </w:tr>
       <w:tr>
-        <w:tblPrEx>
-          <w:tblCellMar>
-            <w:top w:w="0" w:type="dxa"/>
-            <w:bottom w:w="0" w:type="dxa"/>
-          </w:tblCellMar>
-        </w:tblPrEx>
         <w:tc>
           <w:tcPr>
             <w:tcW w:w="2600" w:type="dxa"/>
@@ -12363,12 +12577,6 @@
         </w:tc>
       </w:tr>
       <w:tr>
-        <w:tblPrEx>
-          <w:tblCellMar>
-            <w:top w:w="0" w:type="dxa"/>
-            <w:bottom w:w="0" w:type="dxa"/>
-          </w:tblCellMar>
-        </w:tblPrEx>
         <w:tc>
           <w:tcPr>
             <w:tcW w:w="2600" w:type="dxa"/>
@@ -12443,12 +12651,6 @@
         </w:tc>
       </w:tr>
       <w:tr>
-        <w:tblPrEx>
-          <w:tblCellMar>
-            <w:top w:w="0" w:type="dxa"/>
-            <w:bottom w:w="0" w:type="dxa"/>
-          </w:tblCellMar>
-        </w:tblPrEx>
         <w:tc>
           <w:tcPr>
             <w:tcW w:w="2600" w:type="dxa"/>
@@ -12614,12 +12816,6 @@
         </w:tc>
       </w:tr>
       <w:tr>
-        <w:tblPrEx>
-          <w:tblCellMar>
-            <w:top w:w="0" w:type="dxa"/>
-            <w:bottom w:w="0" w:type="dxa"/>
-          </w:tblCellMar>
-        </w:tblPrEx>
         <w:tc>
           <w:tcPr>
             <w:tcW w:w="2600" w:type="dxa"/>
@@ -12745,12 +12941,6 @@
         <w:gridCol w:w="6426"/>
       </w:tblGrid>
       <w:tr>
-        <w:tblPrEx>
-          <w:tblCellMar>
-            <w:top w:w="0" w:type="dxa"/>
-            <w:bottom w:w="0" w:type="dxa"/>
-          </w:tblCellMar>
-        </w:tblPrEx>
         <w:tc>
           <w:tcPr>
             <w:tcW w:w="9026" w:type="dxa"/>
@@ -12815,12 +13005,6 @@
         </w:tc>
       </w:tr>
       <w:tr>
-        <w:tblPrEx>
-          <w:tblCellMar>
-            <w:top w:w="0" w:type="dxa"/>
-            <w:bottom w:w="0" w:type="dxa"/>
-          </w:tblCellMar>
-        </w:tblPrEx>
         <w:tc>
           <w:tcPr>
             <w:tcW w:w="2600" w:type="dxa"/>
@@ -12895,12 +13079,6 @@
         </w:tc>
       </w:tr>
       <w:tr>
-        <w:tblPrEx>
-          <w:tblCellMar>
-            <w:top w:w="0" w:type="dxa"/>
-            <w:bottom w:w="0" w:type="dxa"/>
-          </w:tblCellMar>
-        </w:tblPrEx>
         <w:tc>
           <w:tcPr>
             <w:tcW w:w="2600" w:type="dxa"/>
@@ -12975,12 +13153,6 @@
         </w:tc>
       </w:tr>
       <w:tr>
-        <w:tblPrEx>
-          <w:tblCellMar>
-            <w:top w:w="0" w:type="dxa"/>
-            <w:bottom w:w="0" w:type="dxa"/>
-          </w:tblCellMar>
-        </w:tblPrEx>
         <w:tc>
           <w:tcPr>
             <w:tcW w:w="2600" w:type="dxa"/>
@@ -13055,12 +13227,6 @@
         </w:tc>
       </w:tr>
       <w:tr>
-        <w:tblPrEx>
-          <w:tblCellMar>
-            <w:top w:w="0" w:type="dxa"/>
-            <w:bottom w:w="0" w:type="dxa"/>
-          </w:tblCellMar>
-        </w:tblPrEx>
         <w:tc>
           <w:tcPr>
             <w:tcW w:w="2600" w:type="dxa"/>
@@ -13294,12 +13460,6 @@
         <w:gridCol w:w="6426"/>
       </w:tblGrid>
       <w:tr>
-        <w:tblPrEx>
-          <w:tblCellMar>
-            <w:top w:w="0" w:type="dxa"/>
-            <w:bottom w:w="0" w:type="dxa"/>
-          </w:tblCellMar>
-        </w:tblPrEx>
         <w:tc>
           <w:tcPr>
             <w:tcW w:w="9026" w:type="dxa"/>
@@ -13342,12 +13502,6 @@
         </w:tc>
       </w:tr>
       <w:tr>
-        <w:tblPrEx>
-          <w:tblCellMar>
-            <w:top w:w="0" w:type="dxa"/>
-            <w:bottom w:w="0" w:type="dxa"/>
-          </w:tblCellMar>
-        </w:tblPrEx>
         <w:tc>
           <w:tcPr>
             <w:tcW w:w="2600" w:type="dxa"/>
@@ -13422,12 +13576,6 @@
         </w:tc>
       </w:tr>
       <w:tr>
-        <w:tblPrEx>
-          <w:tblCellMar>
-            <w:top w:w="0" w:type="dxa"/>
-            <w:bottom w:w="0" w:type="dxa"/>
-          </w:tblCellMar>
-        </w:tblPrEx>
         <w:tc>
           <w:tcPr>
             <w:tcW w:w="2600" w:type="dxa"/>
@@ -13502,12 +13650,6 @@
         </w:tc>
       </w:tr>
       <w:tr>
-        <w:tblPrEx>
-          <w:tblCellMar>
-            <w:top w:w="0" w:type="dxa"/>
-            <w:bottom w:w="0" w:type="dxa"/>
-          </w:tblCellMar>
-        </w:tblPrEx>
         <w:tc>
           <w:tcPr>
             <w:tcW w:w="2600" w:type="dxa"/>
@@ -13582,12 +13724,6 @@
         </w:tc>
       </w:tr>
       <w:tr>
-        <w:tblPrEx>
-          <w:tblCellMar>
-            <w:top w:w="0" w:type="dxa"/>
-            <w:bottom w:w="0" w:type="dxa"/>
-          </w:tblCellMar>
-        </w:tblPrEx>
         <w:tc>
           <w:tcPr>
             <w:tcW w:w="2600" w:type="dxa"/>
@@ -13804,12 +13940,6 @@
         <w:gridCol w:w="6426"/>
       </w:tblGrid>
       <w:tr>
-        <w:tblPrEx>
-          <w:tblCellMar>
-            <w:top w:w="0" w:type="dxa"/>
-            <w:bottom w:w="0" w:type="dxa"/>
-          </w:tblCellMar>
-        </w:tblPrEx>
         <w:tc>
           <w:tcPr>
             <w:tcW w:w="9026" w:type="dxa"/>
@@ -13852,12 +13982,6 @@
         </w:tc>
       </w:tr>
       <w:tr>
-        <w:tblPrEx>
-          <w:tblCellMar>
-            <w:top w:w="0" w:type="dxa"/>
-            <w:bottom w:w="0" w:type="dxa"/>
-          </w:tblCellMar>
-        </w:tblPrEx>
         <w:tc>
           <w:tcPr>
             <w:tcW w:w="2600" w:type="dxa"/>
@@ -13932,12 +14056,6 @@
         </w:tc>
       </w:tr>
       <w:tr>
-        <w:tblPrEx>
-          <w:tblCellMar>
-            <w:top w:w="0" w:type="dxa"/>
-            <w:bottom w:w="0" w:type="dxa"/>
-          </w:tblCellMar>
-        </w:tblPrEx>
         <w:tc>
           <w:tcPr>
             <w:tcW w:w="2600" w:type="dxa"/>
@@ -14012,12 +14130,6 @@
         </w:tc>
       </w:tr>
       <w:tr>
-        <w:tblPrEx>
-          <w:tblCellMar>
-            <w:top w:w="0" w:type="dxa"/>
-            <w:bottom w:w="0" w:type="dxa"/>
-          </w:tblCellMar>
-        </w:tblPrEx>
         <w:tc>
           <w:tcPr>
             <w:tcW w:w="2600" w:type="dxa"/>
@@ -14092,12 +14204,6 @@
         </w:tc>
       </w:tr>
       <w:tr>
-        <w:tblPrEx>
-          <w:tblCellMar>
-            <w:top w:w="0" w:type="dxa"/>
-            <w:bottom w:w="0" w:type="dxa"/>
-          </w:tblCellMar>
-        </w:tblPrEx>
         <w:tc>
           <w:tcPr>
             <w:tcW w:w="2600" w:type="dxa"/>
@@ -14281,12 +14387,6 @@
         </w:tc>
       </w:tr>
       <w:tr>
-        <w:tblPrEx>
-          <w:tblCellMar>
-            <w:top w:w="0" w:type="dxa"/>
-            <w:bottom w:w="0" w:type="dxa"/>
-          </w:tblCellMar>
-        </w:tblPrEx>
         <w:tc>
           <w:tcPr>
             <w:tcW w:w="2600" w:type="dxa"/>
@@ -14394,12 +14494,6 @@
         <w:gridCol w:w="6426"/>
       </w:tblGrid>
       <w:tr>
-        <w:tblPrEx>
-          <w:tblCellMar>
-            <w:top w:w="0" w:type="dxa"/>
-            <w:bottom w:w="0" w:type="dxa"/>
-          </w:tblCellMar>
-        </w:tblPrEx>
         <w:tc>
           <w:tcPr>
             <w:tcW w:w="9026" w:type="dxa"/>
@@ -14442,12 +14536,6 @@
         </w:tc>
       </w:tr>
       <w:tr>
-        <w:tblPrEx>
-          <w:tblCellMar>
-            <w:top w:w="0" w:type="dxa"/>
-            <w:bottom w:w="0" w:type="dxa"/>
-          </w:tblCellMar>
-        </w:tblPrEx>
         <w:tc>
           <w:tcPr>
             <w:tcW w:w="2600" w:type="dxa"/>
@@ -14522,12 +14610,6 @@
         </w:tc>
       </w:tr>
       <w:tr>
-        <w:tblPrEx>
-          <w:tblCellMar>
-            <w:top w:w="0" w:type="dxa"/>
-            <w:bottom w:w="0" w:type="dxa"/>
-          </w:tblCellMar>
-        </w:tblPrEx>
         <w:tc>
           <w:tcPr>
             <w:tcW w:w="2600" w:type="dxa"/>
@@ -14602,12 +14684,6 @@
         </w:tc>
       </w:tr>
       <w:tr>
-        <w:tblPrEx>
-          <w:tblCellMar>
-            <w:top w:w="0" w:type="dxa"/>
-            <w:bottom w:w="0" w:type="dxa"/>
-          </w:tblCellMar>
-        </w:tblPrEx>
         <w:tc>
           <w:tcPr>
             <w:tcW w:w="2600" w:type="dxa"/>
@@ -14682,12 +14758,6 @@
         </w:tc>
       </w:tr>
       <w:tr>
-        <w:tblPrEx>
-          <w:tblCellMar>
-            <w:top w:w="0" w:type="dxa"/>
-            <w:bottom w:w="0" w:type="dxa"/>
-          </w:tblCellMar>
-        </w:tblPrEx>
         <w:tc>
           <w:tcPr>
             <w:tcW w:w="2600" w:type="dxa"/>
@@ -14903,12 +14973,6 @@
         <w:gridCol w:w="6426"/>
       </w:tblGrid>
       <w:tr>
-        <w:tblPrEx>
-          <w:tblCellMar>
-            <w:top w:w="0" w:type="dxa"/>
-            <w:bottom w:w="0" w:type="dxa"/>
-          </w:tblCellMar>
-        </w:tblPrEx>
         <w:tc>
           <w:tcPr>
             <w:tcW w:w="9026" w:type="dxa"/>
@@ -14951,12 +15015,6 @@
         </w:tc>
       </w:tr>
       <w:tr>
-        <w:tblPrEx>
-          <w:tblCellMar>
-            <w:top w:w="0" w:type="dxa"/>
-            <w:bottom w:w="0" w:type="dxa"/>
-          </w:tblCellMar>
-        </w:tblPrEx>
         <w:tc>
           <w:tcPr>
             <w:tcW w:w="2600" w:type="dxa"/>
@@ -15032,12 +15090,6 @@
         </w:tc>
       </w:tr>
       <w:tr>
-        <w:tblPrEx>
-          <w:tblCellMar>
-            <w:top w:w="0" w:type="dxa"/>
-            <w:bottom w:w="0" w:type="dxa"/>
-          </w:tblCellMar>
-        </w:tblPrEx>
         <w:tc>
           <w:tcPr>
             <w:tcW w:w="2600" w:type="dxa"/>
@@ -15112,12 +15164,6 @@
         </w:tc>
       </w:tr>
       <w:tr>
-        <w:tblPrEx>
-          <w:tblCellMar>
-            <w:top w:w="0" w:type="dxa"/>
-            <w:bottom w:w="0" w:type="dxa"/>
-          </w:tblCellMar>
-        </w:tblPrEx>
         <w:tc>
           <w:tcPr>
             <w:tcW w:w="2600" w:type="dxa"/>
@@ -15192,12 +15238,6 @@
         </w:tc>
       </w:tr>
       <w:tr>
-        <w:tblPrEx>
-          <w:tblCellMar>
-            <w:top w:w="0" w:type="dxa"/>
-            <w:bottom w:w="0" w:type="dxa"/>
-          </w:tblCellMar>
-        </w:tblPrEx>
         <w:tc>
           <w:tcPr>
             <w:tcW w:w="2600" w:type="dxa"/>
@@ -15395,12 +15435,6 @@
         <w:gridCol w:w="6426"/>
       </w:tblGrid>
       <w:tr>
-        <w:tblPrEx>
-          <w:tblCellMar>
-            <w:top w:w="0" w:type="dxa"/>
-            <w:bottom w:w="0" w:type="dxa"/>
-          </w:tblCellMar>
-        </w:tblPrEx>
         <w:tc>
           <w:tcPr>
             <w:tcW w:w="9026" w:type="dxa"/>
@@ -15443,12 +15477,6 @@
         </w:tc>
       </w:tr>
       <w:tr>
-        <w:tblPrEx>
-          <w:tblCellMar>
-            <w:top w:w="0" w:type="dxa"/>
-            <w:bottom w:w="0" w:type="dxa"/>
-          </w:tblCellMar>
-        </w:tblPrEx>
         <w:tc>
           <w:tcPr>
             <w:tcW w:w="2600" w:type="dxa"/>
@@ -15523,12 +15551,6 @@
         </w:tc>
       </w:tr>
       <w:tr>
-        <w:tblPrEx>
-          <w:tblCellMar>
-            <w:top w:w="0" w:type="dxa"/>
-            <w:bottom w:w="0" w:type="dxa"/>
-          </w:tblCellMar>
-        </w:tblPrEx>
         <w:tc>
           <w:tcPr>
             <w:tcW w:w="2600" w:type="dxa"/>
@@ -15603,12 +15625,6 @@
         </w:tc>
       </w:tr>
       <w:tr>
-        <w:tblPrEx>
-          <w:tblCellMar>
-            <w:top w:w="0" w:type="dxa"/>
-            <w:bottom w:w="0" w:type="dxa"/>
-          </w:tblCellMar>
-        </w:tblPrEx>
         <w:tc>
           <w:tcPr>
             <w:tcW w:w="2600" w:type="dxa"/>
@@ -15683,12 +15699,6 @@
         </w:tc>
       </w:tr>
       <w:tr>
-        <w:tblPrEx>
-          <w:tblCellMar>
-            <w:top w:w="0" w:type="dxa"/>
-            <w:bottom w:w="0" w:type="dxa"/>
-          </w:tblCellMar>
-        </w:tblPrEx>
         <w:tc>
           <w:tcPr>
             <w:tcW w:w="2600" w:type="dxa"/>
@@ -15892,7 +15902,7 @@
           <w:szCs w:val="24"/>
         </w:rPr>
       </w:pPr>
-      <w:bookmarkStart w:id="32" w:name="_Toc226299485"/>
+      <w:bookmarkStart w:id="31" w:name="_Toc228721974"/>
       <w:r>
         <w:rPr>
           <w:rFonts w:ascii="Times New Roman" w:hAnsi="Times New Roman" w:cs="Times New Roman"/>
@@ -15902,7 +15912,7 @@
         </w:rPr>
         <w:t>9. Flujos de Solución</w:t>
       </w:r>
-      <w:bookmarkEnd w:id="32"/>
+      <w:bookmarkEnd w:id="31"/>
     </w:p>
     <w:p>
       <w:pPr>
@@ -16261,7 +16271,7 @@
           <w:szCs w:val="24"/>
         </w:rPr>
       </w:pPr>
-      <w:bookmarkStart w:id="33" w:name="_Toc226299486"/>
+      <w:bookmarkStart w:id="32" w:name="_Toc228721975"/>
       <w:r>
         <w:rPr>
           <w:rFonts w:ascii="Times New Roman" w:hAnsi="Times New Roman" w:cs="Times New Roman"/>
@@ -16270,33 +16280,33 @@
           <w:szCs w:val="24"/>
         </w:rPr>
         <w:t>10. Solución Tecnológica</w:t>
+      </w:r>
+      <w:bookmarkEnd w:id="32"/>
+    </w:p>
+    <w:p>
+      <w:pPr>
+        <w:pStyle w:val="Ttulo2"/>
+        <w:rPr>
+          <w:rFonts w:ascii="Times New Roman" w:hAnsi="Times New Roman" w:cs="Times New Roman"/>
+          <w:color w:val="auto"/>
+          <w:sz w:val="24"/>
+          <w:szCs w:val="24"/>
+        </w:rPr>
+      </w:pPr>
+      <w:bookmarkStart w:id="33" w:name="_Toc228721976"/>
+      <w:r>
+        <w:rPr>
+          <w:rFonts w:ascii="Times New Roman" w:hAnsi="Times New Roman" w:cs="Times New Roman"/>
+          <w:color w:val="auto"/>
+          <w:sz w:val="24"/>
+          <w:szCs w:val="24"/>
+        </w:rPr>
+        <w:t>10.1 Arquitectura del Sistema</w:t>
       </w:r>
       <w:bookmarkEnd w:id="33"/>
     </w:p>
     <w:p>
       <w:pPr>
-        <w:pStyle w:val="Ttulo2"/>
-        <w:rPr>
-          <w:rFonts w:ascii="Times New Roman" w:hAnsi="Times New Roman" w:cs="Times New Roman"/>
-          <w:color w:val="auto"/>
-          <w:sz w:val="24"/>
-          <w:szCs w:val="24"/>
-        </w:rPr>
-      </w:pPr>
-      <w:bookmarkStart w:id="34" w:name="_Toc226299487"/>
-      <w:r>
-        <w:rPr>
-          <w:rFonts w:ascii="Times New Roman" w:hAnsi="Times New Roman" w:cs="Times New Roman"/>
-          <w:color w:val="auto"/>
-          <w:sz w:val="24"/>
-          <w:szCs w:val="24"/>
-        </w:rPr>
-        <w:t>10.1 Arquitectura del Sistema</w:t>
-      </w:r>
-      <w:bookmarkEnd w:id="34"/>
-    </w:p>
-    <w:p>
-      <w:pPr>
         <w:spacing w:before="60" w:after="100"/>
         <w:ind w:firstLine="708"/>
         <w:jc w:val="both"/>
@@ -16425,7 +16435,7 @@
           <w:szCs w:val="24"/>
         </w:rPr>
       </w:pPr>
-      <w:bookmarkStart w:id="35" w:name="_Toc226299488"/>
+      <w:bookmarkStart w:id="34" w:name="_Toc228721977"/>
       <w:r>
         <w:rPr>
           <w:rFonts w:ascii="Times New Roman" w:hAnsi="Times New Roman" w:cs="Times New Roman"/>
@@ -16435,7 +16445,7 @@
         </w:rPr>
         <w:t>10.2 Stack Tecnológico</w:t>
       </w:r>
-      <w:bookmarkEnd w:id="35"/>
+      <w:bookmarkEnd w:id="34"/>
     </w:p>
     <w:p>
       <w:pPr>
@@ -16469,12 +16479,6 @@
         <w:gridCol w:w="6826"/>
       </w:tblGrid>
       <w:tr>
-        <w:tblPrEx>
-          <w:tblCellMar>
-            <w:top w:w="0" w:type="dxa"/>
-            <w:bottom w:w="0" w:type="dxa"/>
-          </w:tblCellMar>
-        </w:tblPrEx>
         <w:tc>
           <w:tcPr>
             <w:tcW w:w="2200" w:type="dxa"/>
@@ -16555,12 +16559,6 @@
         </w:tc>
       </w:tr>
       <w:tr>
-        <w:tblPrEx>
-          <w:tblCellMar>
-            <w:top w:w="0" w:type="dxa"/>
-            <w:bottom w:w="0" w:type="dxa"/>
-          </w:tblCellMar>
-        </w:tblPrEx>
         <w:tc>
           <w:tcPr>
             <w:tcW w:w="2200" w:type="dxa"/>
@@ -16639,12 +16637,6 @@
         </w:tc>
       </w:tr>
       <w:tr>
-        <w:tblPrEx>
-          <w:tblCellMar>
-            <w:top w:w="0" w:type="dxa"/>
-            <w:bottom w:w="0" w:type="dxa"/>
-          </w:tblCellMar>
-        </w:tblPrEx>
         <w:tc>
           <w:tcPr>
             <w:tcW w:w="2200" w:type="dxa"/>
@@ -16731,12 +16723,6 @@
         </w:tc>
       </w:tr>
       <w:tr>
-        <w:tblPrEx>
-          <w:tblCellMar>
-            <w:top w:w="0" w:type="dxa"/>
-            <w:bottom w:w="0" w:type="dxa"/>
-          </w:tblCellMar>
-        </w:tblPrEx>
         <w:tc>
           <w:tcPr>
             <w:tcW w:w="2200" w:type="dxa"/>
@@ -16829,12 +16815,6 @@
         </w:tc>
       </w:tr>
       <w:tr>
-        <w:tblPrEx>
-          <w:tblCellMar>
-            <w:top w:w="0" w:type="dxa"/>
-            <w:bottom w:w="0" w:type="dxa"/>
-          </w:tblCellMar>
-        </w:tblPrEx>
         <w:tc>
           <w:tcPr>
             <w:tcW w:w="2200" w:type="dxa"/>
@@ -16942,12 +16922,6 @@
         </w:tc>
       </w:tr>
       <w:tr>
-        <w:tblPrEx>
-          <w:tblCellMar>
-            <w:top w:w="0" w:type="dxa"/>
-            <w:bottom w:w="0" w:type="dxa"/>
-          </w:tblCellMar>
-        </w:tblPrEx>
         <w:tc>
           <w:tcPr>
             <w:tcW w:w="2200" w:type="dxa"/>
@@ -17032,12 +17006,6 @@
         </w:tc>
       </w:tr>
       <w:tr>
-        <w:tblPrEx>
-          <w:tblCellMar>
-            <w:top w:w="0" w:type="dxa"/>
-            <w:bottom w:w="0" w:type="dxa"/>
-          </w:tblCellMar>
-        </w:tblPrEx>
         <w:tc>
           <w:tcPr>
             <w:tcW w:w="2200" w:type="dxa"/>
@@ -17145,12 +17113,6 @@
         </w:tc>
       </w:tr>
       <w:tr>
-        <w:tblPrEx>
-          <w:tblCellMar>
-            <w:top w:w="0" w:type="dxa"/>
-            <w:bottom w:w="0" w:type="dxa"/>
-          </w:tblCellMar>
-        </w:tblPrEx>
         <w:tc>
           <w:tcPr>
             <w:tcW w:w="2200" w:type="dxa"/>
@@ -17227,12 +17189,6 @@
         </w:tc>
       </w:tr>
       <w:tr>
-        <w:tblPrEx>
-          <w:tblCellMar>
-            <w:top w:w="0" w:type="dxa"/>
-            <w:bottom w:w="0" w:type="dxa"/>
-          </w:tblCellMar>
-        </w:tblPrEx>
         <w:tc>
           <w:tcPr>
             <w:tcW w:w="2200" w:type="dxa"/>
@@ -17335,7 +17291,7 @@
           <w:szCs w:val="24"/>
         </w:rPr>
       </w:pPr>
-      <w:bookmarkStart w:id="36" w:name="_Toc226299489"/>
+      <w:bookmarkStart w:id="35" w:name="_Toc228721978"/>
       <w:r>
         <w:rPr>
           <w:rFonts w:ascii="Times New Roman" w:hAnsi="Times New Roman" w:cs="Times New Roman"/>
@@ -17345,7 +17301,7 @@
         </w:rPr>
         <w:t>10.3 Diagrama de Arquitectura del Sistema</w:t>
       </w:r>
-      <w:bookmarkEnd w:id="36"/>
+      <w:bookmarkEnd w:id="35"/>
     </w:p>
     <w:p>
       <w:pPr>
@@ -17552,7 +17508,7 @@
           <w:szCs w:val="24"/>
         </w:rPr>
       </w:pPr>
-      <w:bookmarkStart w:id="37" w:name="_Toc226299490"/>
+      <w:bookmarkStart w:id="36" w:name="_Toc228721979"/>
       <w:r>
         <w:rPr>
           <w:rFonts w:ascii="Times New Roman" w:hAnsi="Times New Roman" w:cs="Times New Roman"/>
@@ -17562,7 +17518,7 @@
         </w:rPr>
         <w:t>11. Modelamiento del Sistema</w:t>
       </w:r>
-      <w:bookmarkEnd w:id="37"/>
+      <w:bookmarkEnd w:id="36"/>
     </w:p>
     <w:p>
       <w:pPr>
@@ -17574,7 +17530,7 @@
           <w:szCs w:val="24"/>
         </w:rPr>
       </w:pPr>
-      <w:bookmarkStart w:id="38" w:name="_Toc226299491"/>
+      <w:bookmarkStart w:id="37" w:name="_Toc228721980"/>
       <w:r>
         <w:rPr>
           <w:rFonts w:ascii="Times New Roman" w:hAnsi="Times New Roman" w:cs="Times New Roman"/>
@@ -17584,7 +17540,7 @@
         </w:rPr>
         <w:t>11.1 Diagrama Entidad-Relación</w:t>
       </w:r>
-      <w:bookmarkEnd w:id="38"/>
+      <w:bookmarkEnd w:id="37"/>
     </w:p>
     <w:p>
       <w:pPr>
@@ -17715,7 +17671,7 @@
           <w:szCs w:val="24"/>
         </w:rPr>
       </w:pPr>
-      <w:bookmarkStart w:id="39" w:name="_Toc226299492"/>
+      <w:bookmarkStart w:id="38" w:name="_Toc228721981"/>
       <w:r>
         <w:rPr>
           <w:rFonts w:ascii="Times New Roman" w:hAnsi="Times New Roman" w:cs="Times New Roman"/>
@@ -17725,7 +17681,7 @@
         </w:rPr>
         <w:t>11.2 Documentación de Entidades Principales</w:t>
       </w:r>
-      <w:bookmarkEnd w:id="39"/>
+      <w:bookmarkEnd w:id="38"/>
     </w:p>
     <w:p>
       <w:pPr>
@@ -17892,12 +17848,6 @@
         <w:gridCol w:w="4226"/>
       </w:tblGrid>
       <w:tr>
-        <w:tblPrEx>
-          <w:tblCellMar>
-            <w:top w:w="0" w:type="dxa"/>
-            <w:bottom w:w="0" w:type="dxa"/>
-          </w:tblCellMar>
-        </w:tblPrEx>
         <w:tc>
           <w:tcPr>
             <w:tcW w:w="2800" w:type="dxa"/>
@@ -18017,12 +17967,6 @@
         </w:tc>
       </w:tr>
       <w:tr>
-        <w:tblPrEx>
-          <w:tblCellMar>
-            <w:top w:w="0" w:type="dxa"/>
-            <w:bottom w:w="0" w:type="dxa"/>
-          </w:tblCellMar>
-        </w:tblPrEx>
         <w:tc>
           <w:tcPr>
             <w:tcW w:w="2800" w:type="dxa"/>
@@ -18132,12 +18076,6 @@
         </w:tc>
       </w:tr>
       <w:tr>
-        <w:tblPrEx>
-          <w:tblCellMar>
-            <w:top w:w="0" w:type="dxa"/>
-            <w:bottom w:w="0" w:type="dxa"/>
-          </w:tblCellMar>
-        </w:tblPrEx>
         <w:tc>
           <w:tcPr>
             <w:tcW w:w="2800" w:type="dxa"/>
@@ -18245,12 +18183,6 @@
         </w:tc>
       </w:tr>
       <w:tr>
-        <w:tblPrEx>
-          <w:tblCellMar>
-            <w:top w:w="0" w:type="dxa"/>
-            <w:bottom w:w="0" w:type="dxa"/>
-          </w:tblCellMar>
-        </w:tblPrEx>
         <w:tc>
           <w:tcPr>
             <w:tcW w:w="2800" w:type="dxa"/>
@@ -18362,12 +18294,6 @@
         </w:tc>
       </w:tr>
       <w:tr>
-        <w:tblPrEx>
-          <w:tblCellMar>
-            <w:top w:w="0" w:type="dxa"/>
-            <w:bottom w:w="0" w:type="dxa"/>
-          </w:tblCellMar>
-        </w:tblPrEx>
         <w:tc>
           <w:tcPr>
             <w:tcW w:w="2800" w:type="dxa"/>
@@ -18478,12 +18404,6 @@
         </w:tc>
       </w:tr>
       <w:tr>
-        <w:tblPrEx>
-          <w:tblCellMar>
-            <w:top w:w="0" w:type="dxa"/>
-            <w:bottom w:w="0" w:type="dxa"/>
-          </w:tblCellMar>
-        </w:tblPrEx>
         <w:tc>
           <w:tcPr>
             <w:tcW w:w="2800" w:type="dxa"/>
@@ -18718,12 +18638,6 @@
         <w:gridCol w:w="4226"/>
       </w:tblGrid>
       <w:tr>
-        <w:tblPrEx>
-          <w:tblCellMar>
-            <w:top w:w="0" w:type="dxa"/>
-            <w:bottom w:w="0" w:type="dxa"/>
-          </w:tblCellMar>
-        </w:tblPrEx>
         <w:tc>
           <w:tcPr>
             <w:tcW w:w="2800" w:type="dxa"/>
@@ -18843,12 +18757,6 @@
         </w:tc>
       </w:tr>
       <w:tr>
-        <w:tblPrEx>
-          <w:tblCellMar>
-            <w:top w:w="0" w:type="dxa"/>
-            <w:bottom w:w="0" w:type="dxa"/>
-          </w:tblCellMar>
-        </w:tblPrEx>
         <w:tc>
           <w:tcPr>
             <w:tcW w:w="2800" w:type="dxa"/>
@@ -18958,12 +18866,6 @@
         </w:tc>
       </w:tr>
       <w:tr>
-        <w:tblPrEx>
-          <w:tblCellMar>
-            <w:top w:w="0" w:type="dxa"/>
-            <w:bottom w:w="0" w:type="dxa"/>
-          </w:tblCellMar>
-        </w:tblPrEx>
         <w:tc>
           <w:tcPr>
             <w:tcW w:w="2800" w:type="dxa"/>
@@ -19073,12 +18975,6 @@
         </w:tc>
       </w:tr>
       <w:tr>
-        <w:tblPrEx>
-          <w:tblCellMar>
-            <w:top w:w="0" w:type="dxa"/>
-            <w:bottom w:w="0" w:type="dxa"/>
-          </w:tblCellMar>
-        </w:tblPrEx>
         <w:tc>
           <w:tcPr>
             <w:tcW w:w="2800" w:type="dxa"/>
@@ -19190,12 +19086,6 @@
         </w:tc>
       </w:tr>
       <w:tr>
-        <w:tblPrEx>
-          <w:tblCellMar>
-            <w:top w:w="0" w:type="dxa"/>
-            <w:bottom w:w="0" w:type="dxa"/>
-          </w:tblCellMar>
-        </w:tblPrEx>
         <w:tc>
           <w:tcPr>
             <w:tcW w:w="2800" w:type="dxa"/>
@@ -19303,12 +19193,6 @@
         </w:tc>
       </w:tr>
       <w:tr>
-        <w:tblPrEx>
-          <w:tblCellMar>
-            <w:top w:w="0" w:type="dxa"/>
-            <w:bottom w:w="0" w:type="dxa"/>
-          </w:tblCellMar>
-        </w:tblPrEx>
         <w:tc>
           <w:tcPr>
             <w:tcW w:w="2800" w:type="dxa"/>
@@ -19519,12 +19403,6 @@
         <w:gridCol w:w="4226"/>
       </w:tblGrid>
       <w:tr>
-        <w:tblPrEx>
-          <w:tblCellMar>
-            <w:top w:w="0" w:type="dxa"/>
-            <w:bottom w:w="0" w:type="dxa"/>
-          </w:tblCellMar>
-        </w:tblPrEx>
         <w:tc>
           <w:tcPr>
             <w:tcW w:w="2800" w:type="dxa"/>
@@ -19644,12 +19522,6 @@
         </w:tc>
       </w:tr>
       <w:tr>
-        <w:tblPrEx>
-          <w:tblCellMar>
-            <w:top w:w="0" w:type="dxa"/>
-            <w:bottom w:w="0" w:type="dxa"/>
-          </w:tblCellMar>
-        </w:tblPrEx>
         <w:tc>
           <w:tcPr>
             <w:tcW w:w="2800" w:type="dxa"/>
@@ -19759,12 +19631,6 @@
         </w:tc>
       </w:tr>
       <w:tr>
-        <w:tblPrEx>
-          <w:tblCellMar>
-            <w:top w:w="0" w:type="dxa"/>
-            <w:bottom w:w="0" w:type="dxa"/>
-          </w:tblCellMar>
-        </w:tblPrEx>
         <w:tc>
           <w:tcPr>
             <w:tcW w:w="2800" w:type="dxa"/>
@@ -19874,12 +19740,6 @@
         </w:tc>
       </w:tr>
       <w:tr>
-        <w:tblPrEx>
-          <w:tblCellMar>
-            <w:top w:w="0" w:type="dxa"/>
-            <w:bottom w:w="0" w:type="dxa"/>
-          </w:tblCellMar>
-        </w:tblPrEx>
         <w:tc>
           <w:tcPr>
             <w:tcW w:w="2800" w:type="dxa"/>
@@ -19991,12 +19851,6 @@
         </w:tc>
       </w:tr>
       <w:tr>
-        <w:tblPrEx>
-          <w:tblCellMar>
-            <w:top w:w="0" w:type="dxa"/>
-            <w:bottom w:w="0" w:type="dxa"/>
-          </w:tblCellMar>
-        </w:tblPrEx>
         <w:tc>
           <w:tcPr>
             <w:tcW w:w="2800" w:type="dxa"/>
@@ -20106,12 +19960,6 @@
         </w:tc>
       </w:tr>
       <w:tr>
-        <w:tblPrEx>
-          <w:tblCellMar>
-            <w:top w:w="0" w:type="dxa"/>
-            <w:bottom w:w="0" w:type="dxa"/>
-          </w:tblCellMar>
-        </w:tblPrEx>
         <w:tc>
           <w:tcPr>
             <w:tcW w:w="2800" w:type="dxa"/>
@@ -20306,12 +20154,6 @@
         <w:gridCol w:w="4226"/>
       </w:tblGrid>
       <w:tr>
-        <w:tblPrEx>
-          <w:tblCellMar>
-            <w:top w:w="0" w:type="dxa"/>
-            <w:bottom w:w="0" w:type="dxa"/>
-          </w:tblCellMar>
-        </w:tblPrEx>
         <w:tc>
           <w:tcPr>
             <w:tcW w:w="2800" w:type="dxa"/>
@@ -20432,12 +20274,6 @@
         </w:tc>
       </w:tr>
       <w:tr>
-        <w:tblPrEx>
-          <w:tblCellMar>
-            <w:top w:w="0" w:type="dxa"/>
-            <w:bottom w:w="0" w:type="dxa"/>
-          </w:tblCellMar>
-        </w:tblPrEx>
         <w:tc>
           <w:tcPr>
             <w:tcW w:w="2800" w:type="dxa"/>
@@ -20547,12 +20383,6 @@
         </w:tc>
       </w:tr>
       <w:tr>
-        <w:tblPrEx>
-          <w:tblCellMar>
-            <w:top w:w="0" w:type="dxa"/>
-            <w:bottom w:w="0" w:type="dxa"/>
-          </w:tblCellMar>
-        </w:tblPrEx>
         <w:tc>
           <w:tcPr>
             <w:tcW w:w="2800" w:type="dxa"/>
@@ -20662,12 +20492,6 @@
         </w:tc>
       </w:tr>
       <w:tr>
-        <w:tblPrEx>
-          <w:tblCellMar>
-            <w:top w:w="0" w:type="dxa"/>
-            <w:bottom w:w="0" w:type="dxa"/>
-          </w:tblCellMar>
-        </w:tblPrEx>
         <w:tc>
           <w:tcPr>
             <w:tcW w:w="2800" w:type="dxa"/>
@@ -20779,12 +20603,6 @@
         </w:tc>
       </w:tr>
       <w:tr>
-        <w:tblPrEx>
-          <w:tblCellMar>
-            <w:top w:w="0" w:type="dxa"/>
-            <w:bottom w:w="0" w:type="dxa"/>
-          </w:tblCellMar>
-        </w:tblPrEx>
         <w:tc>
           <w:tcPr>
             <w:tcW w:w="2800" w:type="dxa"/>
@@ -20894,12 +20712,6 @@
         </w:tc>
       </w:tr>
       <w:tr>
-        <w:tblPrEx>
-          <w:tblCellMar>
-            <w:top w:w="0" w:type="dxa"/>
-            <w:bottom w:w="0" w:type="dxa"/>
-          </w:tblCellMar>
-        </w:tblPrEx>
         <w:tc>
           <w:tcPr>
             <w:tcW w:w="2800" w:type="dxa"/>
@@ -21116,12 +20928,6 @@
         <w:gridCol w:w="4226"/>
       </w:tblGrid>
       <w:tr>
-        <w:tblPrEx>
-          <w:tblCellMar>
-            <w:top w:w="0" w:type="dxa"/>
-            <w:bottom w:w="0" w:type="dxa"/>
-          </w:tblCellMar>
-        </w:tblPrEx>
         <w:tc>
           <w:tcPr>
             <w:tcW w:w="2800" w:type="dxa"/>
@@ -21241,12 +21047,6 @@
         </w:tc>
       </w:tr>
       <w:tr>
-        <w:tblPrEx>
-          <w:tblCellMar>
-            <w:top w:w="0" w:type="dxa"/>
-            <w:bottom w:w="0" w:type="dxa"/>
-          </w:tblCellMar>
-        </w:tblPrEx>
         <w:tc>
           <w:tcPr>
             <w:tcW w:w="2800" w:type="dxa"/>
@@ -21356,12 +21156,6 @@
         </w:tc>
       </w:tr>
       <w:tr>
-        <w:tblPrEx>
-          <w:tblCellMar>
-            <w:top w:w="0" w:type="dxa"/>
-            <w:bottom w:w="0" w:type="dxa"/>
-          </w:tblCellMar>
-        </w:tblPrEx>
         <w:tc>
           <w:tcPr>
             <w:tcW w:w="2800" w:type="dxa"/>
@@ -21471,12 +21265,6 @@
         </w:tc>
       </w:tr>
       <w:tr>
-        <w:tblPrEx>
-          <w:tblCellMar>
-            <w:top w:w="0" w:type="dxa"/>
-            <w:bottom w:w="0" w:type="dxa"/>
-          </w:tblCellMar>
-        </w:tblPrEx>
         <w:tc>
           <w:tcPr>
             <w:tcW w:w="2800" w:type="dxa"/>
@@ -21588,12 +21376,6 @@
         </w:tc>
       </w:tr>
       <w:tr>
-        <w:tblPrEx>
-          <w:tblCellMar>
-            <w:top w:w="0" w:type="dxa"/>
-            <w:bottom w:w="0" w:type="dxa"/>
-          </w:tblCellMar>
-        </w:tblPrEx>
         <w:tc>
           <w:tcPr>
             <w:tcW w:w="2800" w:type="dxa"/>
@@ -21723,7 +21505,7 @@
           <w:szCs w:val="24"/>
         </w:rPr>
       </w:pPr>
-      <w:bookmarkStart w:id="40" w:name="_Toc226299493"/>
+      <w:bookmarkStart w:id="39" w:name="_Toc228721982"/>
       <w:r>
         <w:rPr>
           <w:rFonts w:ascii="Times New Roman" w:hAnsi="Times New Roman" w:cs="Times New Roman"/>
@@ -21733,7 +21515,7 @@
         </w:rPr>
         <w:t>11.3 Diagrama de Secuencia — Registro de Emoción</w:t>
       </w:r>
-      <w:bookmarkEnd w:id="40"/>
+      <w:bookmarkEnd w:id="39"/>
     </w:p>
     <w:p>
       <w:pPr>
@@ -21864,7 +21646,7 @@
           <w:szCs w:val="24"/>
         </w:rPr>
       </w:pPr>
-      <w:bookmarkStart w:id="41" w:name="_Toc226299494"/>
+      <w:bookmarkStart w:id="40" w:name="_Toc228721983"/>
       <w:r>
         <w:rPr>
           <w:rFonts w:ascii="Times New Roman" w:hAnsi="Times New Roman" w:cs="Times New Roman"/>
@@ -21874,7 +21656,7 @@
         </w:rPr>
         <w:t>11.4 Diagrama de Secuencia — Generación de Alertas de Riesgo</w:t>
       </w:r>
-      <w:bookmarkEnd w:id="41"/>
+      <w:bookmarkEnd w:id="40"/>
     </w:p>
     <w:p>
       <w:pPr>
@@ -22030,9 +21812,10 @@
           <w:color w:val="auto"/>
           <w:sz w:val="24"/>
           <w:szCs w:val="24"/>
-        </w:rPr>
-      </w:pPr>
-      <w:bookmarkStart w:id="42" w:name="_Toc226299495"/>
+          <w:lang w:val="es-CO"/>
+        </w:rPr>
+      </w:pPr>
+      <w:bookmarkStart w:id="41" w:name="_Toc228721984"/>
       <w:r>
         <w:rPr>
           <w:rFonts w:ascii="Times New Roman" w:hAnsi="Times New Roman" w:cs="Times New Roman"/>
@@ -22040,12 +21823,970 @@
           <w:sz w:val="24"/>
           <w:szCs w:val="24"/>
         </w:rPr>
-        <w:t>12. Conclusiones</w:t>
+        <w:t xml:space="preserve">12. </w:t>
+      </w:r>
+      <w:r>
+        <w:rPr>
+          <w:rFonts w:ascii="Times New Roman" w:hAnsi="Times New Roman" w:cs="Times New Roman"/>
+          <w:color w:val="auto"/>
+          <w:sz w:val="24"/>
+          <w:szCs w:val="24"/>
+          <w:lang w:val="es-CO"/>
+        </w:rPr>
+        <w:t xml:space="preserve">Arquitectura del Sistema: </w:t>
+      </w:r>
+      <w:proofErr w:type="spellStart"/>
+      <w:r>
+        <w:rPr>
+          <w:rFonts w:ascii="Times New Roman" w:hAnsi="Times New Roman" w:cs="Times New Roman"/>
+          <w:color w:val="auto"/>
+          <w:sz w:val="24"/>
+          <w:szCs w:val="24"/>
+          <w:lang w:val="es-CO"/>
+        </w:rPr>
+        <w:t>MindBalance</w:t>
+      </w:r>
+      <w:proofErr w:type="spellEnd"/>
+      <w:r>
+        <w:rPr>
+          <w:rFonts w:ascii="Times New Roman" w:hAnsi="Times New Roman" w:cs="Times New Roman"/>
+          <w:color w:val="auto"/>
+          <w:sz w:val="24"/>
+          <w:szCs w:val="24"/>
+          <w:lang w:val="es-CO"/>
+        </w:rPr>
+        <w:t xml:space="preserve"> (Modelo C4)</w:t>
+      </w:r>
+      <w:bookmarkEnd w:id="41"/>
+    </w:p>
+    <w:p>
+      <w:pPr>
+        <w:pStyle w:val="Ttulo1"/>
+        <w:rPr>
+          <w:rFonts w:ascii="Times New Roman" w:hAnsi="Times New Roman" w:cs="Times New Roman"/>
+          <w:color w:val="auto"/>
+          <w:sz w:val="24"/>
+          <w:szCs w:val="24"/>
+          <w:lang w:val="es-CO"/>
+        </w:rPr>
+      </w:pPr>
+      <w:bookmarkStart w:id="42" w:name="_Toc228721985"/>
+      <w:r>
+        <w:rPr>
+          <w:rFonts w:ascii="Times New Roman" w:hAnsi="Times New Roman" w:cs="Times New Roman"/>
+          <w:color w:val="auto"/>
+          <w:sz w:val="24"/>
+          <w:szCs w:val="24"/>
+          <w:lang w:val="es-CO"/>
+        </w:rPr>
+        <w:t xml:space="preserve">12.1 </w:t>
+      </w:r>
+      <w:r>
+        <w:rPr>
+          <w:rFonts w:ascii="Times New Roman" w:hAnsi="Times New Roman" w:cs="Times New Roman"/>
+          <w:color w:val="auto"/>
+          <w:sz w:val="24"/>
+          <w:szCs w:val="24"/>
+          <w:lang w:val="es-CO"/>
+        </w:rPr>
+        <w:t>Nivel 1: Diagrama de Contexto del Sistema</w:t>
       </w:r>
       <w:bookmarkEnd w:id="42"/>
     </w:p>
     <w:p>
       <w:pPr>
+        <w:ind w:firstLine="708"/>
+        <w:rPr>
+          <w:rFonts w:ascii="Times New Roman" w:hAnsi="Times New Roman" w:cs="Times New Roman"/>
+          <w:sz w:val="24"/>
+          <w:szCs w:val="24"/>
+          <w:lang w:val="es-CO"/>
+        </w:rPr>
+      </w:pPr>
+      <w:r>
+        <w:rPr>
+          <w:rFonts w:ascii="Times New Roman" w:hAnsi="Times New Roman" w:cs="Times New Roman"/>
+          <w:sz w:val="24"/>
+          <w:szCs w:val="24"/>
+          <w:lang w:val="es-CO"/>
+        </w:rPr>
+        <w:t xml:space="preserve">El diagrama de contexto muestra cómo </w:t>
+      </w:r>
+      <w:proofErr w:type="spellStart"/>
+      <w:r>
+        <w:rPr>
+          <w:rFonts w:ascii="Times New Roman" w:hAnsi="Times New Roman" w:cs="Times New Roman"/>
+          <w:sz w:val="24"/>
+          <w:szCs w:val="24"/>
+          <w:lang w:val="es-CO"/>
+        </w:rPr>
+        <w:t>MindBalance</w:t>
+      </w:r>
+      <w:proofErr w:type="spellEnd"/>
+      <w:r>
+        <w:rPr>
+          <w:rFonts w:ascii="Times New Roman" w:hAnsi="Times New Roman" w:cs="Times New Roman"/>
+          <w:sz w:val="24"/>
+          <w:szCs w:val="24"/>
+          <w:lang w:val="es-CO"/>
+        </w:rPr>
+        <w:t xml:space="preserve"> interactúa con los usuarios y los sistemas externos.</w:t>
+      </w:r>
+    </w:p>
+    <w:p>
+      <w:pPr>
+        <w:ind w:firstLine="708"/>
+        <w:rPr>
+          <w:rFonts w:ascii="Times New Roman" w:hAnsi="Times New Roman" w:cs="Times New Roman"/>
+          <w:sz w:val="24"/>
+          <w:szCs w:val="24"/>
+          <w:lang w:val="es-CO"/>
+        </w:rPr>
+      </w:pPr>
+      <w:r>
+        <w:rPr>
+          <w:noProof/>
+        </w:rPr>
+        <w:drawing>
+          <wp:anchor distT="0" distB="0" distL="114300" distR="114300" simplePos="0" relativeHeight="251658240" behindDoc="0" locked="0" layoutInCell="1" allowOverlap="1" wp14:anchorId="3ED583F9" wp14:editId="3760C6AD">
+            <wp:simplePos x="0" y="0"/>
+            <wp:positionH relativeFrom="margin">
+              <wp:align>left</wp:align>
+            </wp:positionH>
+            <wp:positionV relativeFrom="paragraph">
+              <wp:posOffset>280670</wp:posOffset>
+            </wp:positionV>
+            <wp:extent cx="6162675" cy="2027555"/>
+            <wp:effectExtent l="0" t="0" r="9525" b="0"/>
+            <wp:wrapThrough wrapText="bothSides">
+              <wp:wrapPolygon edited="0">
+                <wp:start x="0" y="0"/>
+                <wp:lineTo x="0" y="21309"/>
+                <wp:lineTo x="21567" y="21309"/>
+                <wp:lineTo x="21567" y="0"/>
+                <wp:lineTo x="0" y="0"/>
+              </wp:wrapPolygon>
+            </wp:wrapThrough>
+            <wp:docPr id="1097887849" name="Imagen 1"/>
+            <wp:cNvGraphicFramePr>
+              <a:graphicFrameLocks xmlns:a="http://schemas.openxmlformats.org/drawingml/2006/main" noChangeAspect="1"/>
+            </wp:cNvGraphicFramePr>
+            <a:graphic xmlns:a="http://schemas.openxmlformats.org/drawingml/2006/main">
+              <a:graphicData uri="http://schemas.openxmlformats.org/drawingml/2006/picture">
+                <pic:pic xmlns:pic="http://schemas.openxmlformats.org/drawingml/2006/picture">
+                  <pic:nvPicPr>
+                    <pic:cNvPr id="1097887849" name=""/>
+                    <pic:cNvPicPr/>
+                  </pic:nvPicPr>
+                  <pic:blipFill>
+                    <a:blip r:embed="rId15">
+                      <a:extLst>
+                        <a:ext uri="{28A0092B-C50C-407E-A947-70E740481C1C}">
+                          <a14:useLocalDpi xmlns:a14="http://schemas.microsoft.com/office/drawing/2010/main" val="0"/>
+                        </a:ext>
+                      </a:extLst>
+                    </a:blip>
+                    <a:stretch>
+                      <a:fillRect/>
+                    </a:stretch>
+                  </pic:blipFill>
+                  <pic:spPr>
+                    <a:xfrm>
+                      <a:off x="0" y="0"/>
+                      <a:ext cx="6162675" cy="2027555"/>
+                    </a:xfrm>
+                    <a:prstGeom prst="rect">
+                      <a:avLst/>
+                    </a:prstGeom>
+                  </pic:spPr>
+                </pic:pic>
+              </a:graphicData>
+            </a:graphic>
+            <wp14:sizeRelH relativeFrom="page">
+              <wp14:pctWidth>0</wp14:pctWidth>
+            </wp14:sizeRelH>
+            <wp14:sizeRelV relativeFrom="page">
+              <wp14:pctHeight>0</wp14:pctHeight>
+            </wp14:sizeRelV>
+          </wp:anchor>
+        </w:drawing>
+      </w:r>
+    </w:p>
+    <w:p>
+      <w:pPr>
+        <w:ind w:firstLine="708"/>
+        <w:rPr>
+          <w:rFonts w:ascii="Times New Roman" w:hAnsi="Times New Roman" w:cs="Times New Roman"/>
+          <w:sz w:val="24"/>
+          <w:szCs w:val="24"/>
+          <w:lang w:val="es-CO"/>
+        </w:rPr>
+      </w:pPr>
+    </w:p>
+    <w:p>
+      <w:pPr>
+        <w:pStyle w:val="Ttulo1"/>
+        <w:rPr>
+          <w:rFonts w:ascii="Times New Roman" w:hAnsi="Times New Roman" w:cs="Times New Roman"/>
+          <w:color w:val="auto"/>
+          <w:sz w:val="24"/>
+          <w:szCs w:val="24"/>
+          <w:lang w:val="es-CO"/>
+        </w:rPr>
+      </w:pPr>
+      <w:bookmarkStart w:id="43" w:name="_Toc228721986"/>
+      <w:r>
+        <w:rPr>
+          <w:rFonts w:ascii="Times New Roman" w:hAnsi="Times New Roman" w:cs="Times New Roman"/>
+          <w:color w:val="auto"/>
+          <w:sz w:val="24"/>
+          <w:szCs w:val="24"/>
+          <w:lang w:val="es-CO"/>
+        </w:rPr>
+        <w:lastRenderedPageBreak/>
+        <w:t>12.</w:t>
+      </w:r>
+      <w:r>
+        <w:rPr>
+          <w:rFonts w:ascii="Times New Roman" w:hAnsi="Times New Roman" w:cs="Times New Roman"/>
+          <w:color w:val="auto"/>
+          <w:sz w:val="24"/>
+          <w:szCs w:val="24"/>
+          <w:lang w:val="es-CO"/>
+        </w:rPr>
+        <w:t>2</w:t>
+      </w:r>
+      <w:r>
+        <w:rPr>
+          <w:rFonts w:ascii="Times New Roman" w:hAnsi="Times New Roman" w:cs="Times New Roman"/>
+          <w:color w:val="auto"/>
+          <w:sz w:val="24"/>
+          <w:szCs w:val="24"/>
+          <w:lang w:val="es-CO"/>
+        </w:rPr>
+        <w:t xml:space="preserve"> </w:t>
+      </w:r>
+      <w:r>
+        <w:rPr>
+          <w:rFonts w:ascii="Times New Roman" w:hAnsi="Times New Roman" w:cs="Times New Roman"/>
+          <w:color w:val="auto"/>
+          <w:sz w:val="24"/>
+          <w:szCs w:val="24"/>
+          <w:lang w:val="es-CO"/>
+        </w:rPr>
+        <w:t>Nivel 2: Diagrama de Contenedores</w:t>
+      </w:r>
+      <w:bookmarkEnd w:id="43"/>
+    </w:p>
+    <w:p>
+      <w:pPr>
+        <w:ind w:firstLine="708"/>
+        <w:rPr>
+          <w:rFonts w:ascii="Times New Roman" w:hAnsi="Times New Roman" w:cs="Times New Roman"/>
+          <w:sz w:val="24"/>
+          <w:szCs w:val="24"/>
+          <w:lang w:val="es-CO"/>
+        </w:rPr>
+      </w:pPr>
+      <w:r>
+        <w:rPr>
+          <w:rFonts w:ascii="Times New Roman" w:hAnsi="Times New Roman" w:cs="Times New Roman"/>
+          <w:sz w:val="24"/>
+          <w:szCs w:val="24"/>
+          <w:lang w:val="es-CO"/>
+        </w:rPr>
+        <w:t xml:space="preserve">El diagrama de contenedores desglosa el sistema </w:t>
+      </w:r>
+      <w:proofErr w:type="spellStart"/>
+      <w:r>
+        <w:rPr>
+          <w:rFonts w:ascii="Times New Roman" w:hAnsi="Times New Roman" w:cs="Times New Roman"/>
+          <w:sz w:val="24"/>
+          <w:szCs w:val="24"/>
+          <w:lang w:val="es-CO"/>
+        </w:rPr>
+        <w:t>MindBalance</w:t>
+      </w:r>
+      <w:proofErr w:type="spellEnd"/>
+      <w:r>
+        <w:rPr>
+          <w:rFonts w:ascii="Times New Roman" w:hAnsi="Times New Roman" w:cs="Times New Roman"/>
+          <w:sz w:val="24"/>
+          <w:szCs w:val="24"/>
+          <w:lang w:val="es-CO"/>
+        </w:rPr>
+        <w:t xml:space="preserve"> en sus componentes tecnológicos principales.</w:t>
+      </w:r>
+    </w:p>
+    <w:p>
+      <w:pPr>
+        <w:ind w:firstLine="708"/>
+        <w:rPr>
+          <w:rFonts w:ascii="Times New Roman" w:hAnsi="Times New Roman" w:cs="Times New Roman"/>
+          <w:sz w:val="24"/>
+          <w:szCs w:val="24"/>
+          <w:lang w:val="es-CO"/>
+        </w:rPr>
+      </w:pPr>
+    </w:p>
+    <w:p>
+      <w:pPr>
+        <w:rPr>
+          <w:rFonts w:ascii="Times New Roman" w:hAnsi="Times New Roman" w:cs="Times New Roman"/>
+          <w:sz w:val="24"/>
+          <w:szCs w:val="24"/>
+          <w:lang w:val="es-CO"/>
+        </w:rPr>
+      </w:pPr>
+      <w:r>
+        <w:rPr>
+          <w:noProof/>
+        </w:rPr>
+        <w:drawing>
+          <wp:inline distT="0" distB="0" distL="0" distR="0" wp14:anchorId="2569D542" wp14:editId="74B9A565">
+            <wp:extent cx="5731510" cy="3780155"/>
+            <wp:effectExtent l="0" t="0" r="2540" b="0"/>
+            <wp:docPr id="474656102" name="Imagen 1"/>
+            <wp:cNvGraphicFramePr>
+              <a:graphicFrameLocks xmlns:a="http://schemas.openxmlformats.org/drawingml/2006/main" noChangeAspect="1"/>
+            </wp:cNvGraphicFramePr>
+            <a:graphic xmlns:a="http://schemas.openxmlformats.org/drawingml/2006/main">
+              <a:graphicData uri="http://schemas.openxmlformats.org/drawingml/2006/picture">
+                <pic:pic xmlns:pic="http://schemas.openxmlformats.org/drawingml/2006/picture">
+                  <pic:nvPicPr>
+                    <pic:cNvPr id="474656102" name=""/>
+                    <pic:cNvPicPr/>
+                  </pic:nvPicPr>
+                  <pic:blipFill>
+                    <a:blip r:embed="rId16"/>
+                    <a:stretch>
+                      <a:fillRect/>
+                    </a:stretch>
+                  </pic:blipFill>
+                  <pic:spPr>
+                    <a:xfrm>
+                      <a:off x="0" y="0"/>
+                      <a:ext cx="5731510" cy="3780155"/>
+                    </a:xfrm>
+                    <a:prstGeom prst="rect">
+                      <a:avLst/>
+                    </a:prstGeom>
+                  </pic:spPr>
+                </pic:pic>
+              </a:graphicData>
+            </a:graphic>
+          </wp:inline>
+        </w:drawing>
+      </w:r>
+    </w:p>
+    <w:p>
+      <w:pPr>
+        <w:pStyle w:val="Ttulo1"/>
+        <w:rPr>
+          <w:rFonts w:ascii="Times New Roman" w:hAnsi="Times New Roman" w:cs="Times New Roman"/>
+          <w:color w:val="auto"/>
+          <w:sz w:val="24"/>
+          <w:szCs w:val="24"/>
+          <w:lang w:val="es-CO"/>
+        </w:rPr>
+      </w:pPr>
+      <w:bookmarkStart w:id="44" w:name="_Toc228721987"/>
+      <w:r>
+        <w:rPr>
+          <w:rFonts w:ascii="Times New Roman" w:hAnsi="Times New Roman" w:cs="Times New Roman"/>
+          <w:color w:val="auto"/>
+          <w:sz w:val="24"/>
+          <w:szCs w:val="24"/>
+          <w:lang w:val="es-CO"/>
+        </w:rPr>
+        <w:t xml:space="preserve">12.3 </w:t>
+      </w:r>
+      <w:r>
+        <w:rPr>
+          <w:rFonts w:ascii="Times New Roman" w:hAnsi="Times New Roman" w:cs="Times New Roman"/>
+          <w:color w:val="auto"/>
+          <w:sz w:val="24"/>
+          <w:szCs w:val="24"/>
+          <w:lang w:val="es-CO"/>
+        </w:rPr>
+        <w:t>Descripción de Componentes</w:t>
+      </w:r>
+      <w:bookmarkEnd w:id="44"/>
+    </w:p>
+    <w:p>
+      <w:pPr>
+        <w:pStyle w:val="Ttulo1"/>
+        <w:rPr>
+          <w:rFonts w:ascii="Times New Roman" w:hAnsi="Times New Roman" w:cs="Times New Roman"/>
+          <w:color w:val="auto"/>
+          <w:sz w:val="24"/>
+          <w:szCs w:val="24"/>
+          <w:lang w:val="es-CO"/>
+        </w:rPr>
+      </w:pPr>
+      <w:bookmarkStart w:id="45" w:name="_Toc228721988"/>
+      <w:r>
+        <w:rPr>
+          <w:rFonts w:ascii="Times New Roman" w:hAnsi="Times New Roman" w:cs="Times New Roman"/>
+          <w:color w:val="auto"/>
+          <w:sz w:val="24"/>
+          <w:szCs w:val="24"/>
+          <w:lang w:val="es-CO"/>
+        </w:rPr>
+        <w:t>1</w:t>
+      </w:r>
+      <w:r>
+        <w:rPr>
+          <w:rFonts w:ascii="Times New Roman" w:hAnsi="Times New Roman" w:cs="Times New Roman"/>
+          <w:color w:val="auto"/>
+          <w:sz w:val="24"/>
+          <w:szCs w:val="24"/>
+          <w:lang w:val="es-CO"/>
+        </w:rPr>
+        <w:t>2.3.1.</w:t>
+      </w:r>
+      <w:r>
+        <w:rPr>
+          <w:rFonts w:ascii="Times New Roman" w:hAnsi="Times New Roman" w:cs="Times New Roman"/>
+          <w:color w:val="auto"/>
+          <w:sz w:val="24"/>
+          <w:szCs w:val="24"/>
+          <w:lang w:val="es-CO"/>
+        </w:rPr>
+        <w:t xml:space="preserve"> </w:t>
+      </w:r>
+      <w:proofErr w:type="spellStart"/>
+      <w:r>
+        <w:rPr>
+          <w:rFonts w:ascii="Times New Roman" w:hAnsi="Times New Roman" w:cs="Times New Roman"/>
+          <w:color w:val="auto"/>
+          <w:sz w:val="24"/>
+          <w:szCs w:val="24"/>
+          <w:lang w:val="es-CO"/>
+        </w:rPr>
+        <w:t>Frontend</w:t>
+      </w:r>
+      <w:proofErr w:type="spellEnd"/>
+      <w:r>
+        <w:rPr>
+          <w:rFonts w:ascii="Times New Roman" w:hAnsi="Times New Roman" w:cs="Times New Roman"/>
+          <w:color w:val="auto"/>
+          <w:sz w:val="24"/>
+          <w:szCs w:val="24"/>
+          <w:lang w:val="es-CO"/>
+        </w:rPr>
+        <w:t xml:space="preserve"> (SPA / PWA)</w:t>
+      </w:r>
+      <w:bookmarkEnd w:id="45"/>
+    </w:p>
+    <w:p>
+      <w:pPr>
+        <w:pStyle w:val="Prrafodelista"/>
+        <w:numPr>
+          <w:ilvl w:val="0"/>
+          <w:numId w:val="10"/>
+        </w:numPr>
+        <w:rPr>
+          <w:rFonts w:ascii="Times New Roman" w:hAnsi="Times New Roman" w:cs="Times New Roman"/>
+          <w:lang w:val="es-CO"/>
+        </w:rPr>
+      </w:pPr>
+      <w:r>
+        <w:rPr>
+          <w:rFonts w:ascii="Times New Roman" w:hAnsi="Times New Roman" w:cs="Times New Roman"/>
+          <w:lang w:val="es-CO"/>
+        </w:rPr>
+        <w:t xml:space="preserve">Tecnología: React.js + </w:t>
+      </w:r>
+      <w:proofErr w:type="spellStart"/>
+      <w:r>
+        <w:rPr>
+          <w:rFonts w:ascii="Times New Roman" w:hAnsi="Times New Roman" w:cs="Times New Roman"/>
+          <w:lang w:val="es-CO"/>
+        </w:rPr>
+        <w:t>Tailwind</w:t>
+      </w:r>
+      <w:proofErr w:type="spellEnd"/>
+      <w:r>
+        <w:rPr>
+          <w:rFonts w:ascii="Times New Roman" w:hAnsi="Times New Roman" w:cs="Times New Roman"/>
+          <w:lang w:val="es-CO"/>
+        </w:rPr>
+        <w:t xml:space="preserve"> CSS.</w:t>
+      </w:r>
+    </w:p>
+    <w:p>
+      <w:pPr>
+        <w:pStyle w:val="Prrafodelista"/>
+        <w:numPr>
+          <w:ilvl w:val="0"/>
+          <w:numId w:val="10"/>
+        </w:numPr>
+        <w:rPr>
+          <w:rFonts w:ascii="Times New Roman" w:hAnsi="Times New Roman" w:cs="Times New Roman"/>
+          <w:lang w:val="es-CO"/>
+        </w:rPr>
+      </w:pPr>
+      <w:r>
+        <w:rPr>
+          <w:rFonts w:ascii="Times New Roman" w:hAnsi="Times New Roman" w:cs="Times New Roman"/>
+          <w:lang w:val="es-CO"/>
+        </w:rPr>
+        <w:t xml:space="preserve">Responsabilidad: Renderizado de la interfaz, captura de datos del usuario, visualización de gráficas con Chart.js y funcionalidad offline (Service </w:t>
+      </w:r>
+      <w:proofErr w:type="spellStart"/>
+      <w:r>
+        <w:rPr>
+          <w:rFonts w:ascii="Times New Roman" w:hAnsi="Times New Roman" w:cs="Times New Roman"/>
+          <w:lang w:val="es-CO"/>
+        </w:rPr>
+        <w:t>Workers</w:t>
+      </w:r>
+      <w:proofErr w:type="spellEnd"/>
+      <w:r>
+        <w:rPr>
+          <w:rFonts w:ascii="Times New Roman" w:hAnsi="Times New Roman" w:cs="Times New Roman"/>
+          <w:lang w:val="es-CO"/>
+        </w:rPr>
+        <w:t>).</w:t>
+      </w:r>
+    </w:p>
+    <w:p>
+      <w:pPr>
+        <w:pStyle w:val="Ttulo1"/>
+        <w:rPr>
+          <w:rFonts w:ascii="Times New Roman" w:hAnsi="Times New Roman" w:cs="Times New Roman"/>
+          <w:color w:val="auto"/>
+          <w:sz w:val="24"/>
+          <w:szCs w:val="24"/>
+          <w:lang w:val="es-CO"/>
+        </w:rPr>
+      </w:pPr>
+      <w:bookmarkStart w:id="46" w:name="_Toc228721989"/>
+      <w:r>
+        <w:rPr>
+          <w:rFonts w:ascii="Times New Roman" w:hAnsi="Times New Roman" w:cs="Times New Roman"/>
+          <w:color w:val="auto"/>
+          <w:sz w:val="24"/>
+          <w:szCs w:val="24"/>
+          <w:lang w:val="es-CO"/>
+        </w:rPr>
+        <w:t>1</w:t>
+      </w:r>
+      <w:r>
+        <w:rPr>
+          <w:rFonts w:ascii="Times New Roman" w:hAnsi="Times New Roman" w:cs="Times New Roman"/>
+          <w:color w:val="auto"/>
+          <w:sz w:val="24"/>
+          <w:szCs w:val="24"/>
+          <w:lang w:val="es-CO"/>
+        </w:rPr>
+        <w:t>2.</w:t>
+      </w:r>
+      <w:r>
+        <w:rPr>
+          <w:rFonts w:ascii="Times New Roman" w:hAnsi="Times New Roman" w:cs="Times New Roman"/>
+          <w:color w:val="auto"/>
+          <w:sz w:val="24"/>
+          <w:szCs w:val="24"/>
+          <w:lang w:val="es-CO"/>
+        </w:rPr>
+        <w:t>3.2.</w:t>
+      </w:r>
+      <w:r>
+        <w:rPr>
+          <w:rFonts w:ascii="Times New Roman" w:hAnsi="Times New Roman" w:cs="Times New Roman"/>
+          <w:color w:val="auto"/>
+          <w:sz w:val="24"/>
+          <w:szCs w:val="24"/>
+          <w:lang w:val="es-CO"/>
+        </w:rPr>
+        <w:t xml:space="preserve"> </w:t>
+      </w:r>
+      <w:proofErr w:type="spellStart"/>
+      <w:r>
+        <w:rPr>
+          <w:rFonts w:ascii="Times New Roman" w:hAnsi="Times New Roman" w:cs="Times New Roman"/>
+          <w:color w:val="auto"/>
+          <w:sz w:val="24"/>
+          <w:szCs w:val="24"/>
+          <w:lang w:val="es-CO"/>
+        </w:rPr>
+        <w:t>Backend</w:t>
+      </w:r>
+      <w:proofErr w:type="spellEnd"/>
+      <w:r>
+        <w:rPr>
+          <w:rFonts w:ascii="Times New Roman" w:hAnsi="Times New Roman" w:cs="Times New Roman"/>
+          <w:color w:val="auto"/>
+          <w:sz w:val="24"/>
+          <w:szCs w:val="24"/>
+          <w:lang w:val="es-CO"/>
+        </w:rPr>
+        <w:t xml:space="preserve"> (API </w:t>
+      </w:r>
+      <w:proofErr w:type="spellStart"/>
+      <w:r>
+        <w:rPr>
+          <w:rFonts w:ascii="Times New Roman" w:hAnsi="Times New Roman" w:cs="Times New Roman"/>
+          <w:color w:val="auto"/>
+          <w:sz w:val="24"/>
+          <w:szCs w:val="24"/>
+          <w:lang w:val="es-CO"/>
+        </w:rPr>
+        <w:t>Application</w:t>
+      </w:r>
+      <w:proofErr w:type="spellEnd"/>
+      <w:r>
+        <w:rPr>
+          <w:rFonts w:ascii="Times New Roman" w:hAnsi="Times New Roman" w:cs="Times New Roman"/>
+          <w:color w:val="auto"/>
+          <w:sz w:val="24"/>
+          <w:szCs w:val="24"/>
+          <w:lang w:val="es-CO"/>
+        </w:rPr>
+        <w:t>)</w:t>
+      </w:r>
+      <w:bookmarkEnd w:id="46"/>
+    </w:p>
+    <w:p>
+      <w:pPr>
+        <w:pStyle w:val="Prrafodelista"/>
+        <w:numPr>
+          <w:ilvl w:val="0"/>
+          <w:numId w:val="9"/>
+        </w:numPr>
+        <w:rPr>
+          <w:rFonts w:ascii="Times New Roman" w:hAnsi="Times New Roman" w:cs="Times New Roman"/>
+          <w:lang w:val="es-CO"/>
+        </w:rPr>
+      </w:pPr>
+      <w:r>
+        <w:rPr>
+          <w:rFonts w:ascii="Times New Roman" w:hAnsi="Times New Roman" w:cs="Times New Roman"/>
+          <w:lang w:val="es-CO"/>
+        </w:rPr>
+        <w:t>Tecnología: Node.js + Express.js.</w:t>
+      </w:r>
+    </w:p>
+    <w:p>
+      <w:pPr>
+        <w:pStyle w:val="Prrafodelista"/>
+        <w:numPr>
+          <w:ilvl w:val="0"/>
+          <w:numId w:val="9"/>
+        </w:numPr>
+        <w:rPr>
+          <w:rFonts w:ascii="Times New Roman" w:hAnsi="Times New Roman" w:cs="Times New Roman"/>
+          <w:lang w:val="es-CO"/>
+        </w:rPr>
+      </w:pPr>
+      <w:r>
+        <w:rPr>
+          <w:rFonts w:ascii="Times New Roman" w:hAnsi="Times New Roman" w:cs="Times New Roman"/>
+          <w:lang w:val="es-CO"/>
+        </w:rPr>
+        <w:t>Responsabilidad: Actúa como capa de lógica. Procesa los algoritmos de detección de riesgo (ej. 3 días seguidos con ánimo bajo) y filtra las recomendaciones personalizadas según el score emocional.</w:t>
+      </w:r>
+    </w:p>
+    <w:p>
+      <w:pPr>
+        <w:pStyle w:val="Ttulo1"/>
+        <w:rPr>
+          <w:rFonts w:ascii="Times New Roman" w:hAnsi="Times New Roman" w:cs="Times New Roman"/>
+          <w:color w:val="auto"/>
+          <w:sz w:val="24"/>
+          <w:szCs w:val="24"/>
+          <w:lang w:val="es-CO"/>
+        </w:rPr>
+      </w:pPr>
+      <w:bookmarkStart w:id="47" w:name="_Toc228721990"/>
+      <w:r>
+        <w:rPr>
+          <w:rFonts w:ascii="Times New Roman" w:hAnsi="Times New Roman" w:cs="Times New Roman"/>
+          <w:color w:val="auto"/>
+          <w:sz w:val="24"/>
+          <w:szCs w:val="24"/>
+          <w:lang w:val="es-CO"/>
+        </w:rPr>
+        <w:t>12</w:t>
+      </w:r>
+      <w:r>
+        <w:rPr>
+          <w:rFonts w:ascii="Times New Roman" w:hAnsi="Times New Roman" w:cs="Times New Roman"/>
+          <w:color w:val="auto"/>
+          <w:sz w:val="24"/>
+          <w:szCs w:val="24"/>
+          <w:lang w:val="es-CO"/>
+        </w:rPr>
+        <w:t>.</w:t>
+      </w:r>
+      <w:r>
+        <w:rPr>
+          <w:rFonts w:ascii="Times New Roman" w:hAnsi="Times New Roman" w:cs="Times New Roman"/>
+          <w:color w:val="auto"/>
+          <w:sz w:val="24"/>
+          <w:szCs w:val="24"/>
+          <w:lang w:val="es-CO"/>
+        </w:rPr>
+        <w:t>3.3.</w:t>
+      </w:r>
+      <w:r>
+        <w:rPr>
+          <w:rFonts w:ascii="Times New Roman" w:hAnsi="Times New Roman" w:cs="Times New Roman"/>
+          <w:color w:val="auto"/>
+          <w:sz w:val="24"/>
+          <w:szCs w:val="24"/>
+          <w:lang w:val="es-CO"/>
+        </w:rPr>
+        <w:t xml:space="preserve"> Base de Datos (PostgreSQL)</w:t>
+      </w:r>
+      <w:bookmarkEnd w:id="47"/>
+    </w:p>
+    <w:p>
+      <w:pPr>
+        <w:pStyle w:val="Prrafodelista"/>
+        <w:numPr>
+          <w:ilvl w:val="0"/>
+          <w:numId w:val="11"/>
+        </w:numPr>
+        <w:rPr>
+          <w:rFonts w:ascii="Times New Roman" w:hAnsi="Times New Roman" w:cs="Times New Roman"/>
+          <w:lang w:val="es-CO"/>
+        </w:rPr>
+      </w:pPr>
+      <w:r>
+        <w:rPr>
+          <w:rFonts w:ascii="Times New Roman" w:hAnsi="Times New Roman" w:cs="Times New Roman"/>
+          <w:lang w:val="es-CO"/>
+        </w:rPr>
+        <w:t xml:space="preserve">Tecnología: PostgreSQL gestionado por </w:t>
+      </w:r>
+      <w:proofErr w:type="spellStart"/>
+      <w:r>
+        <w:rPr>
+          <w:rFonts w:ascii="Times New Roman" w:hAnsi="Times New Roman" w:cs="Times New Roman"/>
+          <w:lang w:val="es-CO"/>
+        </w:rPr>
+        <w:t>Supabase</w:t>
+      </w:r>
+      <w:proofErr w:type="spellEnd"/>
+      <w:r>
+        <w:rPr>
+          <w:rFonts w:ascii="Times New Roman" w:hAnsi="Times New Roman" w:cs="Times New Roman"/>
+          <w:lang w:val="es-CO"/>
+        </w:rPr>
+        <w:t>.</w:t>
+      </w:r>
+    </w:p>
+    <w:p>
+      <w:pPr>
+        <w:pStyle w:val="Prrafodelista"/>
+        <w:numPr>
+          <w:ilvl w:val="0"/>
+          <w:numId w:val="11"/>
+        </w:numPr>
+        <w:rPr>
+          <w:rFonts w:ascii="Times New Roman" w:hAnsi="Times New Roman" w:cs="Times New Roman"/>
+          <w:lang w:val="es-CO"/>
+        </w:rPr>
+      </w:pPr>
+      <w:r>
+        <w:rPr>
+          <w:rFonts w:ascii="Times New Roman" w:hAnsi="Times New Roman" w:cs="Times New Roman"/>
+          <w:lang w:val="es-CO"/>
+        </w:rPr>
+        <w:t>Responsabilidad: Almacenamiento persistente y seguro. Utiliza Row Level Security (RLS) para asegurar que los estudiantes solo puedan ver sus propios datos emocionales.</w:t>
+      </w:r>
+    </w:p>
+    <w:p>
+      <w:pPr>
+        <w:rPr>
+          <w:rFonts w:ascii="Times New Roman" w:hAnsi="Times New Roman" w:cs="Times New Roman"/>
+          <w:lang w:val="es-CO"/>
+        </w:rPr>
+      </w:pPr>
+    </w:p>
+    <w:p>
+      <w:pPr>
+        <w:rPr>
+          <w:rFonts w:ascii="Times New Roman" w:hAnsi="Times New Roman" w:cs="Times New Roman"/>
+          <w:lang w:val="es-CO"/>
+        </w:rPr>
+      </w:pPr>
+    </w:p>
+    <w:p>
+      <w:pPr>
+        <w:rPr>
+          <w:rFonts w:ascii="Times New Roman" w:hAnsi="Times New Roman" w:cs="Times New Roman"/>
+          <w:lang w:val="es-CO"/>
+        </w:rPr>
+      </w:pPr>
+    </w:p>
+    <w:p>
+      <w:pPr>
+        <w:pStyle w:val="Ttulo1"/>
+        <w:rPr>
+          <w:rFonts w:ascii="Times New Roman" w:hAnsi="Times New Roman" w:cs="Times New Roman"/>
+          <w:color w:val="auto"/>
+          <w:sz w:val="24"/>
+          <w:szCs w:val="24"/>
+          <w:lang w:val="es-CO"/>
+        </w:rPr>
+      </w:pPr>
+      <w:bookmarkStart w:id="48" w:name="_Toc228721991"/>
+      <w:r>
+        <w:rPr>
+          <w:rFonts w:ascii="Times New Roman" w:hAnsi="Times New Roman" w:cs="Times New Roman"/>
+          <w:color w:val="auto"/>
+          <w:sz w:val="24"/>
+          <w:szCs w:val="24"/>
+          <w:lang w:val="es-CO"/>
+        </w:rPr>
+        <w:lastRenderedPageBreak/>
+        <w:t>12</w:t>
+      </w:r>
+      <w:r>
+        <w:rPr>
+          <w:rFonts w:ascii="Times New Roman" w:hAnsi="Times New Roman" w:cs="Times New Roman"/>
+          <w:color w:val="auto"/>
+          <w:sz w:val="24"/>
+          <w:szCs w:val="24"/>
+          <w:lang w:val="es-CO"/>
+        </w:rPr>
+        <w:t>.</w:t>
+      </w:r>
+      <w:r>
+        <w:rPr>
+          <w:rFonts w:ascii="Times New Roman" w:hAnsi="Times New Roman" w:cs="Times New Roman"/>
+          <w:color w:val="auto"/>
+          <w:sz w:val="24"/>
+          <w:szCs w:val="24"/>
+          <w:lang w:val="es-CO"/>
+        </w:rPr>
+        <w:t>2.3.</w:t>
+      </w:r>
+      <w:r>
+        <w:rPr>
+          <w:rFonts w:ascii="Times New Roman" w:hAnsi="Times New Roman" w:cs="Times New Roman"/>
+          <w:color w:val="auto"/>
+          <w:sz w:val="24"/>
+          <w:szCs w:val="24"/>
+          <w:lang w:val="es-CO"/>
+        </w:rPr>
+        <w:t xml:space="preserve"> Servicios Externos (</w:t>
+      </w:r>
+      <w:proofErr w:type="spellStart"/>
+      <w:r>
+        <w:rPr>
+          <w:rFonts w:ascii="Times New Roman" w:hAnsi="Times New Roman" w:cs="Times New Roman"/>
+          <w:color w:val="auto"/>
+          <w:sz w:val="24"/>
+          <w:szCs w:val="24"/>
+          <w:lang w:val="es-CO"/>
+        </w:rPr>
+        <w:t>Supabase</w:t>
+      </w:r>
+      <w:proofErr w:type="spellEnd"/>
+      <w:r>
+        <w:rPr>
+          <w:rFonts w:ascii="Times New Roman" w:hAnsi="Times New Roman" w:cs="Times New Roman"/>
+          <w:color w:val="auto"/>
+          <w:sz w:val="24"/>
+          <w:szCs w:val="24"/>
+          <w:lang w:val="es-CO"/>
+        </w:rPr>
+        <w:t xml:space="preserve"> Auth/Storage)</w:t>
+      </w:r>
+      <w:bookmarkEnd w:id="48"/>
+    </w:p>
+    <w:p>
+      <w:pPr>
+        <w:pStyle w:val="Prrafodelista"/>
+        <w:numPr>
+          <w:ilvl w:val="0"/>
+          <w:numId w:val="12"/>
+        </w:numPr>
+        <w:rPr>
+          <w:rFonts w:ascii="Times New Roman" w:hAnsi="Times New Roman" w:cs="Times New Roman"/>
+          <w:lang w:val="es-CO"/>
+        </w:rPr>
+      </w:pPr>
+      <w:r>
+        <w:rPr>
+          <w:rFonts w:ascii="Times New Roman" w:hAnsi="Times New Roman" w:cs="Times New Roman"/>
+          <w:lang w:val="es-CO"/>
+        </w:rPr>
+        <w:t>Auth: Gestión de sesiones segura mediante tokens JWT.</w:t>
+      </w:r>
+    </w:p>
+    <w:p>
+      <w:pPr>
+        <w:pStyle w:val="Prrafodelista"/>
+        <w:numPr>
+          <w:ilvl w:val="0"/>
+          <w:numId w:val="12"/>
+        </w:numPr>
+        <w:rPr>
+          <w:lang w:val="es-CO"/>
+        </w:rPr>
+      </w:pPr>
+      <w:r>
+        <w:rPr>
+          <w:rFonts w:ascii="Times New Roman" w:hAnsi="Times New Roman" w:cs="Times New Roman"/>
+          <w:lang w:val="es-CO"/>
+        </w:rPr>
+        <w:t>Storage: Repositorio de objetos para contenido estático y multimedia del perfil</w:t>
+      </w:r>
+      <w:r>
+        <w:rPr>
+          <w:lang w:val="es-CO"/>
+        </w:rPr>
+        <w:t>.</w:t>
+      </w:r>
+    </w:p>
+    <w:p>
+      <w:pPr>
+        <w:pStyle w:val="Ttulo1"/>
+        <w:rPr>
+          <w:rFonts w:ascii="Times New Roman" w:hAnsi="Times New Roman" w:cs="Times New Roman"/>
+          <w:color w:val="auto"/>
+          <w:sz w:val="24"/>
+          <w:szCs w:val="24"/>
+        </w:rPr>
+      </w:pPr>
+      <w:bookmarkStart w:id="49" w:name="_Toc228721992"/>
+      <w:r>
+        <w:rPr>
+          <w:rFonts w:ascii="Times New Roman" w:hAnsi="Times New Roman" w:cs="Times New Roman"/>
+          <w:color w:val="auto"/>
+          <w:sz w:val="24"/>
+          <w:szCs w:val="24"/>
+        </w:rPr>
+        <w:t>1</w:t>
+      </w:r>
+      <w:r>
+        <w:rPr>
+          <w:rFonts w:ascii="Times New Roman" w:hAnsi="Times New Roman" w:cs="Times New Roman"/>
+          <w:color w:val="auto"/>
+          <w:sz w:val="24"/>
+          <w:szCs w:val="24"/>
+        </w:rPr>
+        <w:t>3</w:t>
+      </w:r>
+      <w:r>
+        <w:rPr>
+          <w:rFonts w:ascii="Times New Roman" w:hAnsi="Times New Roman" w:cs="Times New Roman"/>
+          <w:color w:val="auto"/>
+          <w:sz w:val="24"/>
+          <w:szCs w:val="24"/>
+        </w:rPr>
+        <w:t>. Conclusiones</w:t>
+      </w:r>
+      <w:bookmarkEnd w:id="49"/>
+    </w:p>
+    <w:p>
+      <w:pPr>
         <w:spacing w:before="60" w:after="100"/>
         <w:ind w:firstLine="708"/>
         <w:jc w:val="both"/>
@@ -22216,7 +22957,7 @@
           <w:szCs w:val="24"/>
         </w:rPr>
       </w:pPr>
-      <w:bookmarkStart w:id="43" w:name="_Toc226299496"/>
+      <w:bookmarkStart w:id="50" w:name="_Toc228721993"/>
       <w:r>
         <w:rPr>
           <w:rFonts w:ascii="Times New Roman" w:hAnsi="Times New Roman" w:cs="Times New Roman"/>
@@ -22224,10 +22965,9 @@
           <w:sz w:val="24"/>
           <w:szCs w:val="24"/>
         </w:rPr>
-        <w:lastRenderedPageBreak/>
         <w:t>Referencias Bibliográficas</w:t>
       </w:r>
-      <w:bookmarkEnd w:id="43"/>
+      <w:bookmarkEnd w:id="50"/>
     </w:p>
     <w:p>
       <w:pPr>
@@ -22480,6 +23220,417 @@
 <file path=word/numbering.xml><?xml version="1.0" encoding="utf-8"?>
 <w:numbering xmlns:wpc="http://schemas.microsoft.com/office/word/2010/wordprocessingCanvas" xmlns:cx="http://schemas.microsoft.com/office/drawing/2014/chartex" xmlns:cx1="http://schemas.microsoft.com/office/drawing/2015/9/8/chartex" xmlns:cx2="http://schemas.microsoft.com/office/drawing/2015/10/21/chartex" xmlns:cx3="http://schemas.microsoft.com/office/drawing/2016/5/9/chartex" xmlns:cx4="http://schemas.microsoft.com/office/drawing/2016/5/10/chartex" xmlns:cx5="http://schemas.microsoft.com/office/drawing/2016/5/11/chartex" xmlns:cx6="http://schemas.microsoft.com/office/drawing/2016/5/12/chartex" xmlns:cx7="http://schemas.microsoft.com/office/drawing/2016/5/13/chartex" xmlns:cx8="http://schemas.microsoft.com/office/drawing/2016/5/14/chartex" xmlns:mc="http://schemas.openxmlformats.org/markup-compatibility/2006" xmlns:aink="http://schemas.microsoft.com/office/drawing/2016/ink" xmlns:am3d="http://schemas.microsoft.com/office/drawing/2017/model3d" xmlns:o="urn:schemas-microsoft-com:office:office" xmlns:oel="http://schemas.microsoft.com/office/2019/extlst" xmlns:r="http://schemas.openxmlformats.org/officeDocument/2006/relationships" xmlns:m="http://schemas.openxmlformats.org/officeDocument/2006/math" xmlns:v="urn:schemas-microsoft-com:vml" xmlns:wp14="http://schemas.microsoft.com/office/word/2010/wordprocessingDrawing" xmlns:wp="http://schemas.openxmlformats.org/drawingml/2006/wordprocessingDrawing" xmlns:w10="urn:schemas-microsoft-com:office:word" xmlns:w="http://schemas.openxmlformats.org/wordprocessingml/2006/main" xmlns:w14="http://schemas.microsoft.com/office/word/2010/wordml" xmlns:w15="http://schemas.microsoft.com/office/word/2012/wordml" xmlns:w16cex="http://schemas.microsoft.com/office/word/2018/wordml/cex" xmlns:w16cid="http://schemas.microsoft.com/office/word/2016/wordml/cid" xmlns:w16="http://schemas.microsoft.com/office/word/2018/wordml" xmlns:w16du="http://schemas.microsoft.com/office/word/2023/wordml/word16du" xmlns:w16sdtdh="http://schemas.microsoft.com/office/word/2020/wordml/sdtdatahash" xmlns:w16sdtfl="http://schemas.microsoft.com/office/word/2024/wordml/sdtformatlock" xmlns:w16se="http://schemas.microsoft.com/office/word/2015/wordml/symex" xmlns:wpg="http://schemas.microsoft.com/office/word/2010/wordprocessingGroup" xmlns:wpi="http://schemas.microsoft.com/office/word/2010/wordprocessingInk" xmlns:wne="http://schemas.microsoft.com/office/word/2006/wordml" xmlns:wps="http://schemas.microsoft.com/office/word/2010/wordprocessingShape" mc:Ignorable="w14 w15 w16se w16cid w16 w16cex w16sdtdh w16sdtfl w16du wp14">
   <w:abstractNum w:abstractNumId="0" w15:restartNumberingAfterBreak="0">
+    <w:nsid w:val="03CD0DB3"/>
+    <w:multiLevelType w:val="multilevel"/>
+    <w:tmpl w:val="66DEACBC"/>
+    <w:lvl w:ilvl="0">
+      <w:start w:val="1"/>
+      <w:numFmt w:val="bullet"/>
+      <w:lvlText w:val=""/>
+      <w:lvlJc w:val="left"/>
+      <w:pPr>
+        <w:tabs>
+          <w:tab w:val="num" w:pos="720"/>
+        </w:tabs>
+        <w:ind w:left="720" w:hanging="360"/>
+      </w:pPr>
+      <w:rPr>
+        <w:rFonts w:ascii="Symbol" w:hAnsi="Symbol" w:hint="default"/>
+        <w:sz w:val="20"/>
+      </w:rPr>
+    </w:lvl>
+    <w:lvl w:ilvl="1" w:tentative="1">
+      <w:start w:val="1"/>
+      <w:numFmt w:val="bullet"/>
+      <w:lvlText w:val=""/>
+      <w:lvlJc w:val="left"/>
+      <w:pPr>
+        <w:tabs>
+          <w:tab w:val="num" w:pos="1440"/>
+        </w:tabs>
+        <w:ind w:left="1440" w:hanging="360"/>
+      </w:pPr>
+      <w:rPr>
+        <w:rFonts w:ascii="Symbol" w:hAnsi="Symbol" w:hint="default"/>
+        <w:sz w:val="20"/>
+      </w:rPr>
+    </w:lvl>
+    <w:lvl w:ilvl="2" w:tentative="1">
+      <w:start w:val="1"/>
+      <w:numFmt w:val="bullet"/>
+      <w:lvlText w:val=""/>
+      <w:lvlJc w:val="left"/>
+      <w:pPr>
+        <w:tabs>
+          <w:tab w:val="num" w:pos="2160"/>
+        </w:tabs>
+        <w:ind w:left="2160" w:hanging="360"/>
+      </w:pPr>
+      <w:rPr>
+        <w:rFonts w:ascii="Symbol" w:hAnsi="Symbol" w:hint="default"/>
+        <w:sz w:val="20"/>
+      </w:rPr>
+    </w:lvl>
+    <w:lvl w:ilvl="3" w:tentative="1">
+      <w:start w:val="1"/>
+      <w:numFmt w:val="bullet"/>
+      <w:lvlText w:val=""/>
+      <w:lvlJc w:val="left"/>
+      <w:pPr>
+        <w:tabs>
+          <w:tab w:val="num" w:pos="2880"/>
+        </w:tabs>
+        <w:ind w:left="2880" w:hanging="360"/>
+      </w:pPr>
+      <w:rPr>
+        <w:rFonts w:ascii="Symbol" w:hAnsi="Symbol" w:hint="default"/>
+        <w:sz w:val="20"/>
+      </w:rPr>
+    </w:lvl>
+    <w:lvl w:ilvl="4" w:tentative="1">
+      <w:start w:val="1"/>
+      <w:numFmt w:val="bullet"/>
+      <w:lvlText w:val=""/>
+      <w:lvlJc w:val="left"/>
+      <w:pPr>
+        <w:tabs>
+          <w:tab w:val="num" w:pos="3600"/>
+        </w:tabs>
+        <w:ind w:left="3600" w:hanging="360"/>
+      </w:pPr>
+      <w:rPr>
+        <w:rFonts w:ascii="Symbol" w:hAnsi="Symbol" w:hint="default"/>
+        <w:sz w:val="20"/>
+      </w:rPr>
+    </w:lvl>
+    <w:lvl w:ilvl="5" w:tentative="1">
+      <w:start w:val="1"/>
+      <w:numFmt w:val="bullet"/>
+      <w:lvlText w:val=""/>
+      <w:lvlJc w:val="left"/>
+      <w:pPr>
+        <w:tabs>
+          <w:tab w:val="num" w:pos="4320"/>
+        </w:tabs>
+        <w:ind w:left="4320" w:hanging="360"/>
+      </w:pPr>
+      <w:rPr>
+        <w:rFonts w:ascii="Symbol" w:hAnsi="Symbol" w:hint="default"/>
+        <w:sz w:val="20"/>
+      </w:rPr>
+    </w:lvl>
+    <w:lvl w:ilvl="6" w:tentative="1">
+      <w:start w:val="1"/>
+      <w:numFmt w:val="bullet"/>
+      <w:lvlText w:val=""/>
+      <w:lvlJc w:val="left"/>
+      <w:pPr>
+        <w:tabs>
+          <w:tab w:val="num" w:pos="5040"/>
+        </w:tabs>
+        <w:ind w:left="5040" w:hanging="360"/>
+      </w:pPr>
+      <w:rPr>
+        <w:rFonts w:ascii="Symbol" w:hAnsi="Symbol" w:hint="default"/>
+        <w:sz w:val="20"/>
+      </w:rPr>
+    </w:lvl>
+    <w:lvl w:ilvl="7" w:tentative="1">
+      <w:start w:val="1"/>
+      <w:numFmt w:val="bullet"/>
+      <w:lvlText w:val=""/>
+      <w:lvlJc w:val="left"/>
+      <w:pPr>
+        <w:tabs>
+          <w:tab w:val="num" w:pos="5760"/>
+        </w:tabs>
+        <w:ind w:left="5760" w:hanging="360"/>
+      </w:pPr>
+      <w:rPr>
+        <w:rFonts w:ascii="Symbol" w:hAnsi="Symbol" w:hint="default"/>
+        <w:sz w:val="20"/>
+      </w:rPr>
+    </w:lvl>
+    <w:lvl w:ilvl="8" w:tentative="1">
+      <w:start w:val="1"/>
+      <w:numFmt w:val="bullet"/>
+      <w:lvlText w:val=""/>
+      <w:lvlJc w:val="left"/>
+      <w:pPr>
+        <w:tabs>
+          <w:tab w:val="num" w:pos="6480"/>
+        </w:tabs>
+        <w:ind w:left="6480" w:hanging="360"/>
+      </w:pPr>
+      <w:rPr>
+        <w:rFonts w:ascii="Symbol" w:hAnsi="Symbol" w:hint="default"/>
+        <w:sz w:val="20"/>
+      </w:rPr>
+    </w:lvl>
+  </w:abstractNum>
+  <w:abstractNum w:abstractNumId="1" w15:restartNumberingAfterBreak="0">
+    <w:nsid w:val="08281D84"/>
+    <w:multiLevelType w:val="hybridMultilevel"/>
+    <w:tmpl w:val="20C2F2D6"/>
+    <w:lvl w:ilvl="0" w:tplc="240A0001">
+      <w:start w:val="1"/>
+      <w:numFmt w:val="bullet"/>
+      <w:lvlText w:val=""/>
+      <w:lvlJc w:val="left"/>
+      <w:pPr>
+        <w:ind w:left="720" w:hanging="360"/>
+      </w:pPr>
+      <w:rPr>
+        <w:rFonts w:ascii="Symbol" w:hAnsi="Symbol" w:hint="default"/>
+      </w:rPr>
+    </w:lvl>
+    <w:lvl w:ilvl="1" w:tplc="240A0003" w:tentative="1">
+      <w:start w:val="1"/>
+      <w:numFmt w:val="bullet"/>
+      <w:lvlText w:val="o"/>
+      <w:lvlJc w:val="left"/>
+      <w:pPr>
+        <w:ind w:left="1440" w:hanging="360"/>
+      </w:pPr>
+      <w:rPr>
+        <w:rFonts w:ascii="Courier New" w:hAnsi="Courier New" w:cs="Courier New" w:hint="default"/>
+      </w:rPr>
+    </w:lvl>
+    <w:lvl w:ilvl="2" w:tplc="240A0005" w:tentative="1">
+      <w:start w:val="1"/>
+      <w:numFmt w:val="bullet"/>
+      <w:lvlText w:val=""/>
+      <w:lvlJc w:val="left"/>
+      <w:pPr>
+        <w:ind w:left="2160" w:hanging="360"/>
+      </w:pPr>
+      <w:rPr>
+        <w:rFonts w:ascii="Wingdings" w:hAnsi="Wingdings" w:hint="default"/>
+      </w:rPr>
+    </w:lvl>
+    <w:lvl w:ilvl="3" w:tplc="240A0001" w:tentative="1">
+      <w:start w:val="1"/>
+      <w:numFmt w:val="bullet"/>
+      <w:lvlText w:val=""/>
+      <w:lvlJc w:val="left"/>
+      <w:pPr>
+        <w:ind w:left="2880" w:hanging="360"/>
+      </w:pPr>
+      <w:rPr>
+        <w:rFonts w:ascii="Symbol" w:hAnsi="Symbol" w:hint="default"/>
+      </w:rPr>
+    </w:lvl>
+    <w:lvl w:ilvl="4" w:tplc="240A0003" w:tentative="1">
+      <w:start w:val="1"/>
+      <w:numFmt w:val="bullet"/>
+      <w:lvlText w:val="o"/>
+      <w:lvlJc w:val="left"/>
+      <w:pPr>
+        <w:ind w:left="3600" w:hanging="360"/>
+      </w:pPr>
+      <w:rPr>
+        <w:rFonts w:ascii="Courier New" w:hAnsi="Courier New" w:cs="Courier New" w:hint="default"/>
+      </w:rPr>
+    </w:lvl>
+    <w:lvl w:ilvl="5" w:tplc="240A0005" w:tentative="1">
+      <w:start w:val="1"/>
+      <w:numFmt w:val="bullet"/>
+      <w:lvlText w:val=""/>
+      <w:lvlJc w:val="left"/>
+      <w:pPr>
+        <w:ind w:left="4320" w:hanging="360"/>
+      </w:pPr>
+      <w:rPr>
+        <w:rFonts w:ascii="Wingdings" w:hAnsi="Wingdings" w:hint="default"/>
+      </w:rPr>
+    </w:lvl>
+    <w:lvl w:ilvl="6" w:tplc="240A0001" w:tentative="1">
+      <w:start w:val="1"/>
+      <w:numFmt w:val="bullet"/>
+      <w:lvlText w:val=""/>
+      <w:lvlJc w:val="left"/>
+      <w:pPr>
+        <w:ind w:left="5040" w:hanging="360"/>
+      </w:pPr>
+      <w:rPr>
+        <w:rFonts w:ascii="Symbol" w:hAnsi="Symbol" w:hint="default"/>
+      </w:rPr>
+    </w:lvl>
+    <w:lvl w:ilvl="7" w:tplc="240A0003" w:tentative="1">
+      <w:start w:val="1"/>
+      <w:numFmt w:val="bullet"/>
+      <w:lvlText w:val="o"/>
+      <w:lvlJc w:val="left"/>
+      <w:pPr>
+        <w:ind w:left="5760" w:hanging="360"/>
+      </w:pPr>
+      <w:rPr>
+        <w:rFonts w:ascii="Courier New" w:hAnsi="Courier New" w:cs="Courier New" w:hint="default"/>
+      </w:rPr>
+    </w:lvl>
+    <w:lvl w:ilvl="8" w:tplc="240A0005" w:tentative="1">
+      <w:start w:val="1"/>
+      <w:numFmt w:val="bullet"/>
+      <w:lvlText w:val=""/>
+      <w:lvlJc w:val="left"/>
+      <w:pPr>
+        <w:ind w:left="6480" w:hanging="360"/>
+      </w:pPr>
+      <w:rPr>
+        <w:rFonts w:ascii="Wingdings" w:hAnsi="Wingdings" w:hint="default"/>
+      </w:rPr>
+    </w:lvl>
+  </w:abstractNum>
+  <w:abstractNum w:abstractNumId="2" w15:restartNumberingAfterBreak="0">
+    <w:nsid w:val="0EFD28AC"/>
+    <w:multiLevelType w:val="multilevel"/>
+    <w:tmpl w:val="F30CBE70"/>
+    <w:lvl w:ilvl="0">
+      <w:start w:val="1"/>
+      <w:numFmt w:val="bullet"/>
+      <w:lvlText w:val=""/>
+      <w:lvlJc w:val="left"/>
+      <w:pPr>
+        <w:tabs>
+          <w:tab w:val="num" w:pos="720"/>
+        </w:tabs>
+        <w:ind w:left="720" w:hanging="360"/>
+      </w:pPr>
+      <w:rPr>
+        <w:rFonts w:ascii="Symbol" w:hAnsi="Symbol" w:hint="default"/>
+        <w:sz w:val="20"/>
+      </w:rPr>
+    </w:lvl>
+    <w:lvl w:ilvl="1" w:tentative="1">
+      <w:start w:val="1"/>
+      <w:numFmt w:val="bullet"/>
+      <w:lvlText w:val=""/>
+      <w:lvlJc w:val="left"/>
+      <w:pPr>
+        <w:tabs>
+          <w:tab w:val="num" w:pos="1440"/>
+        </w:tabs>
+        <w:ind w:left="1440" w:hanging="360"/>
+      </w:pPr>
+      <w:rPr>
+        <w:rFonts w:ascii="Symbol" w:hAnsi="Symbol" w:hint="default"/>
+        <w:sz w:val="20"/>
+      </w:rPr>
+    </w:lvl>
+    <w:lvl w:ilvl="2" w:tentative="1">
+      <w:start w:val="1"/>
+      <w:numFmt w:val="bullet"/>
+      <w:lvlText w:val=""/>
+      <w:lvlJc w:val="left"/>
+      <w:pPr>
+        <w:tabs>
+          <w:tab w:val="num" w:pos="2160"/>
+        </w:tabs>
+        <w:ind w:left="2160" w:hanging="360"/>
+      </w:pPr>
+      <w:rPr>
+        <w:rFonts w:ascii="Symbol" w:hAnsi="Symbol" w:hint="default"/>
+        <w:sz w:val="20"/>
+      </w:rPr>
+    </w:lvl>
+    <w:lvl w:ilvl="3" w:tentative="1">
+      <w:start w:val="1"/>
+      <w:numFmt w:val="bullet"/>
+      <w:lvlText w:val=""/>
+      <w:lvlJc w:val="left"/>
+      <w:pPr>
+        <w:tabs>
+          <w:tab w:val="num" w:pos="2880"/>
+        </w:tabs>
+        <w:ind w:left="2880" w:hanging="360"/>
+      </w:pPr>
+      <w:rPr>
+        <w:rFonts w:ascii="Symbol" w:hAnsi="Symbol" w:hint="default"/>
+        <w:sz w:val="20"/>
+      </w:rPr>
+    </w:lvl>
+    <w:lvl w:ilvl="4" w:tentative="1">
+      <w:start w:val="1"/>
+      <w:numFmt w:val="bullet"/>
+      <w:lvlText w:val=""/>
+      <w:lvlJc w:val="left"/>
+      <w:pPr>
+        <w:tabs>
+          <w:tab w:val="num" w:pos="3600"/>
+        </w:tabs>
+        <w:ind w:left="3600" w:hanging="360"/>
+      </w:pPr>
+      <w:rPr>
+        <w:rFonts w:ascii="Symbol" w:hAnsi="Symbol" w:hint="default"/>
+        <w:sz w:val="20"/>
+      </w:rPr>
+    </w:lvl>
+    <w:lvl w:ilvl="5" w:tentative="1">
+      <w:start w:val="1"/>
+      <w:numFmt w:val="bullet"/>
+      <w:lvlText w:val=""/>
+      <w:lvlJc w:val="left"/>
+      <w:pPr>
+        <w:tabs>
+          <w:tab w:val="num" w:pos="4320"/>
+        </w:tabs>
+        <w:ind w:left="4320" w:hanging="360"/>
+      </w:pPr>
+      <w:rPr>
+        <w:rFonts w:ascii="Symbol" w:hAnsi="Symbol" w:hint="default"/>
+        <w:sz w:val="20"/>
+      </w:rPr>
+    </w:lvl>
+    <w:lvl w:ilvl="6" w:tentative="1">
+      <w:start w:val="1"/>
+      <w:numFmt w:val="bullet"/>
+      <w:lvlText w:val=""/>
+      <w:lvlJc w:val="left"/>
+      <w:pPr>
+        <w:tabs>
+          <w:tab w:val="num" w:pos="5040"/>
+        </w:tabs>
+        <w:ind w:left="5040" w:hanging="360"/>
+      </w:pPr>
+      <w:rPr>
+        <w:rFonts w:ascii="Symbol" w:hAnsi="Symbol" w:hint="default"/>
+        <w:sz w:val="20"/>
+      </w:rPr>
+    </w:lvl>
+    <w:lvl w:ilvl="7" w:tentative="1">
+      <w:start w:val="1"/>
+      <w:numFmt w:val="bullet"/>
+      <w:lvlText w:val=""/>
+      <w:lvlJc w:val="left"/>
+      <w:pPr>
+        <w:tabs>
+          <w:tab w:val="num" w:pos="5760"/>
+        </w:tabs>
+        <w:ind w:left="5760" w:hanging="360"/>
+      </w:pPr>
+      <w:rPr>
+        <w:rFonts w:ascii="Symbol" w:hAnsi="Symbol" w:hint="default"/>
+        <w:sz w:val="20"/>
+      </w:rPr>
+    </w:lvl>
+    <w:lvl w:ilvl="8" w:tentative="1">
+      <w:start w:val="1"/>
+      <w:numFmt w:val="bullet"/>
+      <w:lvlText w:val=""/>
+      <w:lvlJc w:val="left"/>
+      <w:pPr>
+        <w:tabs>
+          <w:tab w:val="num" w:pos="6480"/>
+        </w:tabs>
+        <w:ind w:left="6480" w:hanging="360"/>
+      </w:pPr>
+      <w:rPr>
+        <w:rFonts w:ascii="Symbol" w:hAnsi="Symbol" w:hint="default"/>
+        <w:sz w:val="20"/>
+      </w:rPr>
+    </w:lvl>
+  </w:abstractNum>
+  <w:abstractNum w:abstractNumId="3" w15:restartNumberingAfterBreak="0">
     <w:nsid w:val="106D54E5"/>
     <w:multiLevelType w:val="hybridMultilevel"/>
     <w:tmpl w:val="5E98885E"/>
@@ -22533,7 +23684,7 @@
       <w:lvlJc w:val="left"/>
     </w:lvl>
   </w:abstractNum>
-  <w:abstractNum w:abstractNumId="1" w15:restartNumberingAfterBreak="0">
+  <w:abstractNum w:abstractNumId="4" w15:restartNumberingAfterBreak="0">
     <w:nsid w:val="19C0164E"/>
     <w:multiLevelType w:val="hybridMultilevel"/>
     <w:tmpl w:val="E6F6EB42"/>
@@ -22619,7 +23770,346 @@
       </w:pPr>
     </w:lvl>
   </w:abstractNum>
-  <w:abstractNum w:abstractNumId="2" w15:restartNumberingAfterBreak="0">
+  <w:abstractNum w:abstractNumId="5" w15:restartNumberingAfterBreak="0">
+    <w:nsid w:val="31B64438"/>
+    <w:multiLevelType w:val="hybridMultilevel"/>
+    <w:tmpl w:val="D89679DC"/>
+    <w:lvl w:ilvl="0" w:tplc="240A0001">
+      <w:start w:val="1"/>
+      <w:numFmt w:val="bullet"/>
+      <w:lvlText w:val=""/>
+      <w:lvlJc w:val="left"/>
+      <w:pPr>
+        <w:ind w:left="720" w:hanging="360"/>
+      </w:pPr>
+      <w:rPr>
+        <w:rFonts w:ascii="Symbol" w:hAnsi="Symbol" w:hint="default"/>
+      </w:rPr>
+    </w:lvl>
+    <w:lvl w:ilvl="1" w:tplc="240A0003" w:tentative="1">
+      <w:start w:val="1"/>
+      <w:numFmt w:val="bullet"/>
+      <w:lvlText w:val="o"/>
+      <w:lvlJc w:val="left"/>
+      <w:pPr>
+        <w:ind w:left="1440" w:hanging="360"/>
+      </w:pPr>
+      <w:rPr>
+        <w:rFonts w:ascii="Courier New" w:hAnsi="Courier New" w:cs="Courier New" w:hint="default"/>
+      </w:rPr>
+    </w:lvl>
+    <w:lvl w:ilvl="2" w:tplc="240A0005" w:tentative="1">
+      <w:start w:val="1"/>
+      <w:numFmt w:val="bullet"/>
+      <w:lvlText w:val=""/>
+      <w:lvlJc w:val="left"/>
+      <w:pPr>
+        <w:ind w:left="2160" w:hanging="360"/>
+      </w:pPr>
+      <w:rPr>
+        <w:rFonts w:ascii="Wingdings" w:hAnsi="Wingdings" w:hint="default"/>
+      </w:rPr>
+    </w:lvl>
+    <w:lvl w:ilvl="3" w:tplc="240A0001" w:tentative="1">
+      <w:start w:val="1"/>
+      <w:numFmt w:val="bullet"/>
+      <w:lvlText w:val=""/>
+      <w:lvlJc w:val="left"/>
+      <w:pPr>
+        <w:ind w:left="2880" w:hanging="360"/>
+      </w:pPr>
+      <w:rPr>
+        <w:rFonts w:ascii="Symbol" w:hAnsi="Symbol" w:hint="default"/>
+      </w:rPr>
+    </w:lvl>
+    <w:lvl w:ilvl="4" w:tplc="240A0003" w:tentative="1">
+      <w:start w:val="1"/>
+      <w:numFmt w:val="bullet"/>
+      <w:lvlText w:val="o"/>
+      <w:lvlJc w:val="left"/>
+      <w:pPr>
+        <w:ind w:left="3600" w:hanging="360"/>
+      </w:pPr>
+      <w:rPr>
+        <w:rFonts w:ascii="Courier New" w:hAnsi="Courier New" w:cs="Courier New" w:hint="default"/>
+      </w:rPr>
+    </w:lvl>
+    <w:lvl w:ilvl="5" w:tplc="240A0005" w:tentative="1">
+      <w:start w:val="1"/>
+      <w:numFmt w:val="bullet"/>
+      <w:lvlText w:val=""/>
+      <w:lvlJc w:val="left"/>
+      <w:pPr>
+        <w:ind w:left="4320" w:hanging="360"/>
+      </w:pPr>
+      <w:rPr>
+        <w:rFonts w:ascii="Wingdings" w:hAnsi="Wingdings" w:hint="default"/>
+      </w:rPr>
+    </w:lvl>
+    <w:lvl w:ilvl="6" w:tplc="240A0001" w:tentative="1">
+      <w:start w:val="1"/>
+      <w:numFmt w:val="bullet"/>
+      <w:lvlText w:val=""/>
+      <w:lvlJc w:val="left"/>
+      <w:pPr>
+        <w:ind w:left="5040" w:hanging="360"/>
+      </w:pPr>
+      <w:rPr>
+        <w:rFonts w:ascii="Symbol" w:hAnsi="Symbol" w:hint="default"/>
+      </w:rPr>
+    </w:lvl>
+    <w:lvl w:ilvl="7" w:tplc="240A0003" w:tentative="1">
+      <w:start w:val="1"/>
+      <w:numFmt w:val="bullet"/>
+      <w:lvlText w:val="o"/>
+      <w:lvlJc w:val="left"/>
+      <w:pPr>
+        <w:ind w:left="5760" w:hanging="360"/>
+      </w:pPr>
+      <w:rPr>
+        <w:rFonts w:ascii="Courier New" w:hAnsi="Courier New" w:cs="Courier New" w:hint="default"/>
+      </w:rPr>
+    </w:lvl>
+    <w:lvl w:ilvl="8" w:tplc="240A0005" w:tentative="1">
+      <w:start w:val="1"/>
+      <w:numFmt w:val="bullet"/>
+      <w:lvlText w:val=""/>
+      <w:lvlJc w:val="left"/>
+      <w:pPr>
+        <w:ind w:left="6480" w:hanging="360"/>
+      </w:pPr>
+      <w:rPr>
+        <w:rFonts w:ascii="Wingdings" w:hAnsi="Wingdings" w:hint="default"/>
+      </w:rPr>
+    </w:lvl>
+  </w:abstractNum>
+  <w:abstractNum w:abstractNumId="6" w15:restartNumberingAfterBreak="0">
+    <w:nsid w:val="4F8A2115"/>
+    <w:multiLevelType w:val="hybridMultilevel"/>
+    <w:tmpl w:val="CDF6095A"/>
+    <w:lvl w:ilvl="0" w:tplc="240A0001">
+      <w:start w:val="1"/>
+      <w:numFmt w:val="bullet"/>
+      <w:lvlText w:val=""/>
+      <w:lvlJc w:val="left"/>
+      <w:pPr>
+        <w:ind w:left="720" w:hanging="360"/>
+      </w:pPr>
+      <w:rPr>
+        <w:rFonts w:ascii="Symbol" w:hAnsi="Symbol" w:hint="default"/>
+      </w:rPr>
+    </w:lvl>
+    <w:lvl w:ilvl="1" w:tplc="240A0003" w:tentative="1">
+      <w:start w:val="1"/>
+      <w:numFmt w:val="bullet"/>
+      <w:lvlText w:val="o"/>
+      <w:lvlJc w:val="left"/>
+      <w:pPr>
+        <w:ind w:left="1440" w:hanging="360"/>
+      </w:pPr>
+      <w:rPr>
+        <w:rFonts w:ascii="Courier New" w:hAnsi="Courier New" w:cs="Courier New" w:hint="default"/>
+      </w:rPr>
+    </w:lvl>
+    <w:lvl w:ilvl="2" w:tplc="240A0005" w:tentative="1">
+      <w:start w:val="1"/>
+      <w:numFmt w:val="bullet"/>
+      <w:lvlText w:val=""/>
+      <w:lvlJc w:val="left"/>
+      <w:pPr>
+        <w:ind w:left="2160" w:hanging="360"/>
+      </w:pPr>
+      <w:rPr>
+        <w:rFonts w:ascii="Wingdings" w:hAnsi="Wingdings" w:hint="default"/>
+      </w:rPr>
+    </w:lvl>
+    <w:lvl w:ilvl="3" w:tplc="240A0001" w:tentative="1">
+      <w:start w:val="1"/>
+      <w:numFmt w:val="bullet"/>
+      <w:lvlText w:val=""/>
+      <w:lvlJc w:val="left"/>
+      <w:pPr>
+        <w:ind w:left="2880" w:hanging="360"/>
+      </w:pPr>
+      <w:rPr>
+        <w:rFonts w:ascii="Symbol" w:hAnsi="Symbol" w:hint="default"/>
+      </w:rPr>
+    </w:lvl>
+    <w:lvl w:ilvl="4" w:tplc="240A0003" w:tentative="1">
+      <w:start w:val="1"/>
+      <w:numFmt w:val="bullet"/>
+      <w:lvlText w:val="o"/>
+      <w:lvlJc w:val="left"/>
+      <w:pPr>
+        <w:ind w:left="3600" w:hanging="360"/>
+      </w:pPr>
+      <w:rPr>
+        <w:rFonts w:ascii="Courier New" w:hAnsi="Courier New" w:cs="Courier New" w:hint="default"/>
+      </w:rPr>
+    </w:lvl>
+    <w:lvl w:ilvl="5" w:tplc="240A0005" w:tentative="1">
+      <w:start w:val="1"/>
+      <w:numFmt w:val="bullet"/>
+      <w:lvlText w:val=""/>
+      <w:lvlJc w:val="left"/>
+      <w:pPr>
+        <w:ind w:left="4320" w:hanging="360"/>
+      </w:pPr>
+      <w:rPr>
+        <w:rFonts w:ascii="Wingdings" w:hAnsi="Wingdings" w:hint="default"/>
+      </w:rPr>
+    </w:lvl>
+    <w:lvl w:ilvl="6" w:tplc="240A0001" w:tentative="1">
+      <w:start w:val="1"/>
+      <w:numFmt w:val="bullet"/>
+      <w:lvlText w:val=""/>
+      <w:lvlJc w:val="left"/>
+      <w:pPr>
+        <w:ind w:left="5040" w:hanging="360"/>
+      </w:pPr>
+      <w:rPr>
+        <w:rFonts w:ascii="Symbol" w:hAnsi="Symbol" w:hint="default"/>
+      </w:rPr>
+    </w:lvl>
+    <w:lvl w:ilvl="7" w:tplc="240A0003" w:tentative="1">
+      <w:start w:val="1"/>
+      <w:numFmt w:val="bullet"/>
+      <w:lvlText w:val="o"/>
+      <w:lvlJc w:val="left"/>
+      <w:pPr>
+        <w:ind w:left="5760" w:hanging="360"/>
+      </w:pPr>
+      <w:rPr>
+        <w:rFonts w:ascii="Courier New" w:hAnsi="Courier New" w:cs="Courier New" w:hint="default"/>
+      </w:rPr>
+    </w:lvl>
+    <w:lvl w:ilvl="8" w:tplc="240A0005" w:tentative="1">
+      <w:start w:val="1"/>
+      <w:numFmt w:val="bullet"/>
+      <w:lvlText w:val=""/>
+      <w:lvlJc w:val="left"/>
+      <w:pPr>
+        <w:ind w:left="6480" w:hanging="360"/>
+      </w:pPr>
+      <w:rPr>
+        <w:rFonts w:ascii="Wingdings" w:hAnsi="Wingdings" w:hint="default"/>
+      </w:rPr>
+    </w:lvl>
+  </w:abstractNum>
+  <w:abstractNum w:abstractNumId="7" w15:restartNumberingAfterBreak="0">
+    <w:nsid w:val="58B1447F"/>
+    <w:multiLevelType w:val="hybridMultilevel"/>
+    <w:tmpl w:val="E6920D1E"/>
+    <w:lvl w:ilvl="0" w:tplc="240A0001">
+      <w:start w:val="1"/>
+      <w:numFmt w:val="bullet"/>
+      <w:lvlText w:val=""/>
+      <w:lvlJc w:val="left"/>
+      <w:pPr>
+        <w:ind w:left="720" w:hanging="360"/>
+      </w:pPr>
+      <w:rPr>
+        <w:rFonts w:ascii="Symbol" w:hAnsi="Symbol" w:hint="default"/>
+      </w:rPr>
+    </w:lvl>
+    <w:lvl w:ilvl="1" w:tplc="240A0003" w:tentative="1">
+      <w:start w:val="1"/>
+      <w:numFmt w:val="bullet"/>
+      <w:lvlText w:val="o"/>
+      <w:lvlJc w:val="left"/>
+      <w:pPr>
+        <w:ind w:left="1440" w:hanging="360"/>
+      </w:pPr>
+      <w:rPr>
+        <w:rFonts w:ascii="Courier New" w:hAnsi="Courier New" w:cs="Courier New" w:hint="default"/>
+      </w:rPr>
+    </w:lvl>
+    <w:lvl w:ilvl="2" w:tplc="240A0005" w:tentative="1">
+      <w:start w:val="1"/>
+      <w:numFmt w:val="bullet"/>
+      <w:lvlText w:val=""/>
+      <w:lvlJc w:val="left"/>
+      <w:pPr>
+        <w:ind w:left="2160" w:hanging="360"/>
+      </w:pPr>
+      <w:rPr>
+        <w:rFonts w:ascii="Wingdings" w:hAnsi="Wingdings" w:hint="default"/>
+      </w:rPr>
+    </w:lvl>
+    <w:lvl w:ilvl="3" w:tplc="240A0001" w:tentative="1">
+      <w:start w:val="1"/>
+      <w:numFmt w:val="bullet"/>
+      <w:lvlText w:val=""/>
+      <w:lvlJc w:val="left"/>
+      <w:pPr>
+        <w:ind w:left="2880" w:hanging="360"/>
+      </w:pPr>
+      <w:rPr>
+        <w:rFonts w:ascii="Symbol" w:hAnsi="Symbol" w:hint="default"/>
+      </w:rPr>
+    </w:lvl>
+    <w:lvl w:ilvl="4" w:tplc="240A0003" w:tentative="1">
+      <w:start w:val="1"/>
+      <w:numFmt w:val="bullet"/>
+      <w:lvlText w:val="o"/>
+      <w:lvlJc w:val="left"/>
+      <w:pPr>
+        <w:ind w:left="3600" w:hanging="360"/>
+      </w:pPr>
+      <w:rPr>
+        <w:rFonts w:ascii="Courier New" w:hAnsi="Courier New" w:cs="Courier New" w:hint="default"/>
+      </w:rPr>
+    </w:lvl>
+    <w:lvl w:ilvl="5" w:tplc="240A0005" w:tentative="1">
+      <w:start w:val="1"/>
+      <w:numFmt w:val="bullet"/>
+      <w:lvlText w:val=""/>
+      <w:lvlJc w:val="left"/>
+      <w:pPr>
+        <w:ind w:left="4320" w:hanging="360"/>
+      </w:pPr>
+      <w:rPr>
+        <w:rFonts w:ascii="Wingdings" w:hAnsi="Wingdings" w:hint="default"/>
+      </w:rPr>
+    </w:lvl>
+    <w:lvl w:ilvl="6" w:tplc="240A0001" w:tentative="1">
+      <w:start w:val="1"/>
+      <w:numFmt w:val="bullet"/>
+      <w:lvlText w:val=""/>
+      <w:lvlJc w:val="left"/>
+      <w:pPr>
+        <w:ind w:left="5040" w:hanging="360"/>
+      </w:pPr>
+      <w:rPr>
+        <w:rFonts w:ascii="Symbol" w:hAnsi="Symbol" w:hint="default"/>
+      </w:rPr>
+    </w:lvl>
+    <w:lvl w:ilvl="7" w:tplc="240A0003" w:tentative="1">
+      <w:start w:val="1"/>
+      <w:numFmt w:val="bullet"/>
+      <w:lvlText w:val="o"/>
+      <w:lvlJc w:val="left"/>
+      <w:pPr>
+        <w:ind w:left="5760" w:hanging="360"/>
+      </w:pPr>
+      <w:rPr>
+        <w:rFonts w:ascii="Courier New" w:hAnsi="Courier New" w:cs="Courier New" w:hint="default"/>
+      </w:rPr>
+    </w:lvl>
+    <w:lvl w:ilvl="8" w:tplc="240A0005" w:tentative="1">
+      <w:start w:val="1"/>
+      <w:numFmt w:val="bullet"/>
+      <w:lvlText w:val=""/>
+      <w:lvlJc w:val="left"/>
+      <w:pPr>
+        <w:ind w:left="6480" w:hanging="360"/>
+      </w:pPr>
+      <w:rPr>
+        <w:rFonts w:ascii="Wingdings" w:hAnsi="Wingdings" w:hint="default"/>
+      </w:rPr>
+    </w:lvl>
+  </w:abstractNum>
+  <w:abstractNum w:abstractNumId="8" w15:restartNumberingAfterBreak="0">
     <w:nsid w:val="63172428"/>
     <w:multiLevelType w:val="hybridMultilevel"/>
     <w:tmpl w:val="AA7A7ED8"/>
@@ -22673,7 +24163,7 @@
       <w:lvlJc w:val="left"/>
     </w:lvl>
   </w:abstractNum>
-  <w:abstractNum w:abstractNumId="3" w15:restartNumberingAfterBreak="0">
+  <w:abstractNum w:abstractNumId="9" w15:restartNumberingAfterBreak="0">
     <w:nsid w:val="78291B6C"/>
     <w:multiLevelType w:val="hybridMultilevel"/>
     <w:tmpl w:val="5AD2C026"/>
@@ -22788,26 +24278,348 @@
       </w:rPr>
     </w:lvl>
   </w:abstractNum>
+  <w:abstractNum w:abstractNumId="10" w15:restartNumberingAfterBreak="0">
+    <w:nsid w:val="7B180F9A"/>
+    <w:multiLevelType w:val="multilevel"/>
+    <w:tmpl w:val="9452B1C8"/>
+    <w:lvl w:ilvl="0">
+      <w:start w:val="1"/>
+      <w:numFmt w:val="bullet"/>
+      <w:lvlText w:val=""/>
+      <w:lvlJc w:val="left"/>
+      <w:pPr>
+        <w:tabs>
+          <w:tab w:val="num" w:pos="720"/>
+        </w:tabs>
+        <w:ind w:left="720" w:hanging="360"/>
+      </w:pPr>
+      <w:rPr>
+        <w:rFonts w:ascii="Symbol" w:hAnsi="Symbol" w:hint="default"/>
+        <w:sz w:val="20"/>
+      </w:rPr>
+    </w:lvl>
+    <w:lvl w:ilvl="1" w:tentative="1">
+      <w:start w:val="1"/>
+      <w:numFmt w:val="bullet"/>
+      <w:lvlText w:val=""/>
+      <w:lvlJc w:val="left"/>
+      <w:pPr>
+        <w:tabs>
+          <w:tab w:val="num" w:pos="1440"/>
+        </w:tabs>
+        <w:ind w:left="1440" w:hanging="360"/>
+      </w:pPr>
+      <w:rPr>
+        <w:rFonts w:ascii="Symbol" w:hAnsi="Symbol" w:hint="default"/>
+        <w:sz w:val="20"/>
+      </w:rPr>
+    </w:lvl>
+    <w:lvl w:ilvl="2" w:tentative="1">
+      <w:start w:val="1"/>
+      <w:numFmt w:val="bullet"/>
+      <w:lvlText w:val=""/>
+      <w:lvlJc w:val="left"/>
+      <w:pPr>
+        <w:tabs>
+          <w:tab w:val="num" w:pos="2160"/>
+        </w:tabs>
+        <w:ind w:left="2160" w:hanging="360"/>
+      </w:pPr>
+      <w:rPr>
+        <w:rFonts w:ascii="Symbol" w:hAnsi="Symbol" w:hint="default"/>
+        <w:sz w:val="20"/>
+      </w:rPr>
+    </w:lvl>
+    <w:lvl w:ilvl="3" w:tentative="1">
+      <w:start w:val="1"/>
+      <w:numFmt w:val="bullet"/>
+      <w:lvlText w:val=""/>
+      <w:lvlJc w:val="left"/>
+      <w:pPr>
+        <w:tabs>
+          <w:tab w:val="num" w:pos="2880"/>
+        </w:tabs>
+        <w:ind w:left="2880" w:hanging="360"/>
+      </w:pPr>
+      <w:rPr>
+        <w:rFonts w:ascii="Symbol" w:hAnsi="Symbol" w:hint="default"/>
+        <w:sz w:val="20"/>
+      </w:rPr>
+    </w:lvl>
+    <w:lvl w:ilvl="4" w:tentative="1">
+      <w:start w:val="1"/>
+      <w:numFmt w:val="bullet"/>
+      <w:lvlText w:val=""/>
+      <w:lvlJc w:val="left"/>
+      <w:pPr>
+        <w:tabs>
+          <w:tab w:val="num" w:pos="3600"/>
+        </w:tabs>
+        <w:ind w:left="3600" w:hanging="360"/>
+      </w:pPr>
+      <w:rPr>
+        <w:rFonts w:ascii="Symbol" w:hAnsi="Symbol" w:hint="default"/>
+        <w:sz w:val="20"/>
+      </w:rPr>
+    </w:lvl>
+    <w:lvl w:ilvl="5" w:tentative="1">
+      <w:start w:val="1"/>
+      <w:numFmt w:val="bullet"/>
+      <w:lvlText w:val=""/>
+      <w:lvlJc w:val="left"/>
+      <w:pPr>
+        <w:tabs>
+          <w:tab w:val="num" w:pos="4320"/>
+        </w:tabs>
+        <w:ind w:left="4320" w:hanging="360"/>
+      </w:pPr>
+      <w:rPr>
+        <w:rFonts w:ascii="Symbol" w:hAnsi="Symbol" w:hint="default"/>
+        <w:sz w:val="20"/>
+      </w:rPr>
+    </w:lvl>
+    <w:lvl w:ilvl="6" w:tentative="1">
+      <w:start w:val="1"/>
+      <w:numFmt w:val="bullet"/>
+      <w:lvlText w:val=""/>
+      <w:lvlJc w:val="left"/>
+      <w:pPr>
+        <w:tabs>
+          <w:tab w:val="num" w:pos="5040"/>
+        </w:tabs>
+        <w:ind w:left="5040" w:hanging="360"/>
+      </w:pPr>
+      <w:rPr>
+        <w:rFonts w:ascii="Symbol" w:hAnsi="Symbol" w:hint="default"/>
+        <w:sz w:val="20"/>
+      </w:rPr>
+    </w:lvl>
+    <w:lvl w:ilvl="7" w:tentative="1">
+      <w:start w:val="1"/>
+      <w:numFmt w:val="bullet"/>
+      <w:lvlText w:val=""/>
+      <w:lvlJc w:val="left"/>
+      <w:pPr>
+        <w:tabs>
+          <w:tab w:val="num" w:pos="5760"/>
+        </w:tabs>
+        <w:ind w:left="5760" w:hanging="360"/>
+      </w:pPr>
+      <w:rPr>
+        <w:rFonts w:ascii="Symbol" w:hAnsi="Symbol" w:hint="default"/>
+        <w:sz w:val="20"/>
+      </w:rPr>
+    </w:lvl>
+    <w:lvl w:ilvl="8" w:tentative="1">
+      <w:start w:val="1"/>
+      <w:numFmt w:val="bullet"/>
+      <w:lvlText w:val=""/>
+      <w:lvlJc w:val="left"/>
+      <w:pPr>
+        <w:tabs>
+          <w:tab w:val="num" w:pos="6480"/>
+        </w:tabs>
+        <w:ind w:left="6480" w:hanging="360"/>
+      </w:pPr>
+      <w:rPr>
+        <w:rFonts w:ascii="Symbol" w:hAnsi="Symbol" w:hint="default"/>
+        <w:sz w:val="20"/>
+      </w:rPr>
+    </w:lvl>
+  </w:abstractNum>
+  <w:abstractNum w:abstractNumId="11" w15:restartNumberingAfterBreak="0">
+    <w:nsid w:val="7D200782"/>
+    <w:multiLevelType w:val="multilevel"/>
+    <w:tmpl w:val="84C02750"/>
+    <w:lvl w:ilvl="0">
+      <w:start w:val="1"/>
+      <w:numFmt w:val="bullet"/>
+      <w:lvlText w:val=""/>
+      <w:lvlJc w:val="left"/>
+      <w:pPr>
+        <w:tabs>
+          <w:tab w:val="num" w:pos="720"/>
+        </w:tabs>
+        <w:ind w:left="720" w:hanging="360"/>
+      </w:pPr>
+      <w:rPr>
+        <w:rFonts w:ascii="Symbol" w:hAnsi="Symbol" w:hint="default"/>
+        <w:sz w:val="20"/>
+      </w:rPr>
+    </w:lvl>
+    <w:lvl w:ilvl="1" w:tentative="1">
+      <w:start w:val="1"/>
+      <w:numFmt w:val="bullet"/>
+      <w:lvlText w:val=""/>
+      <w:lvlJc w:val="left"/>
+      <w:pPr>
+        <w:tabs>
+          <w:tab w:val="num" w:pos="1440"/>
+        </w:tabs>
+        <w:ind w:left="1440" w:hanging="360"/>
+      </w:pPr>
+      <w:rPr>
+        <w:rFonts w:ascii="Symbol" w:hAnsi="Symbol" w:hint="default"/>
+        <w:sz w:val="20"/>
+      </w:rPr>
+    </w:lvl>
+    <w:lvl w:ilvl="2" w:tentative="1">
+      <w:start w:val="1"/>
+      <w:numFmt w:val="bullet"/>
+      <w:lvlText w:val=""/>
+      <w:lvlJc w:val="left"/>
+      <w:pPr>
+        <w:tabs>
+          <w:tab w:val="num" w:pos="2160"/>
+        </w:tabs>
+        <w:ind w:left="2160" w:hanging="360"/>
+      </w:pPr>
+      <w:rPr>
+        <w:rFonts w:ascii="Symbol" w:hAnsi="Symbol" w:hint="default"/>
+        <w:sz w:val="20"/>
+      </w:rPr>
+    </w:lvl>
+    <w:lvl w:ilvl="3" w:tentative="1">
+      <w:start w:val="1"/>
+      <w:numFmt w:val="bullet"/>
+      <w:lvlText w:val=""/>
+      <w:lvlJc w:val="left"/>
+      <w:pPr>
+        <w:tabs>
+          <w:tab w:val="num" w:pos="2880"/>
+        </w:tabs>
+        <w:ind w:left="2880" w:hanging="360"/>
+      </w:pPr>
+      <w:rPr>
+        <w:rFonts w:ascii="Symbol" w:hAnsi="Symbol" w:hint="default"/>
+        <w:sz w:val="20"/>
+      </w:rPr>
+    </w:lvl>
+    <w:lvl w:ilvl="4" w:tentative="1">
+      <w:start w:val="1"/>
+      <w:numFmt w:val="bullet"/>
+      <w:lvlText w:val=""/>
+      <w:lvlJc w:val="left"/>
+      <w:pPr>
+        <w:tabs>
+          <w:tab w:val="num" w:pos="3600"/>
+        </w:tabs>
+        <w:ind w:left="3600" w:hanging="360"/>
+      </w:pPr>
+      <w:rPr>
+        <w:rFonts w:ascii="Symbol" w:hAnsi="Symbol" w:hint="default"/>
+        <w:sz w:val="20"/>
+      </w:rPr>
+    </w:lvl>
+    <w:lvl w:ilvl="5" w:tentative="1">
+      <w:start w:val="1"/>
+      <w:numFmt w:val="bullet"/>
+      <w:lvlText w:val=""/>
+      <w:lvlJc w:val="left"/>
+      <w:pPr>
+        <w:tabs>
+          <w:tab w:val="num" w:pos="4320"/>
+        </w:tabs>
+        <w:ind w:left="4320" w:hanging="360"/>
+      </w:pPr>
+      <w:rPr>
+        <w:rFonts w:ascii="Symbol" w:hAnsi="Symbol" w:hint="default"/>
+        <w:sz w:val="20"/>
+      </w:rPr>
+    </w:lvl>
+    <w:lvl w:ilvl="6" w:tentative="1">
+      <w:start w:val="1"/>
+      <w:numFmt w:val="bullet"/>
+      <w:lvlText w:val=""/>
+      <w:lvlJc w:val="left"/>
+      <w:pPr>
+        <w:tabs>
+          <w:tab w:val="num" w:pos="5040"/>
+        </w:tabs>
+        <w:ind w:left="5040" w:hanging="360"/>
+      </w:pPr>
+      <w:rPr>
+        <w:rFonts w:ascii="Symbol" w:hAnsi="Symbol" w:hint="default"/>
+        <w:sz w:val="20"/>
+      </w:rPr>
+    </w:lvl>
+    <w:lvl w:ilvl="7" w:tentative="1">
+      <w:start w:val="1"/>
+      <w:numFmt w:val="bullet"/>
+      <w:lvlText w:val=""/>
+      <w:lvlJc w:val="left"/>
+      <w:pPr>
+        <w:tabs>
+          <w:tab w:val="num" w:pos="5760"/>
+        </w:tabs>
+        <w:ind w:left="5760" w:hanging="360"/>
+      </w:pPr>
+      <w:rPr>
+        <w:rFonts w:ascii="Symbol" w:hAnsi="Symbol" w:hint="default"/>
+        <w:sz w:val="20"/>
+      </w:rPr>
+    </w:lvl>
+    <w:lvl w:ilvl="8" w:tentative="1">
+      <w:start w:val="1"/>
+      <w:numFmt w:val="bullet"/>
+      <w:lvlText w:val=""/>
+      <w:lvlJc w:val="left"/>
+      <w:pPr>
+        <w:tabs>
+          <w:tab w:val="num" w:pos="6480"/>
+        </w:tabs>
+        <w:ind w:left="6480" w:hanging="360"/>
+      </w:pPr>
+      <w:rPr>
+        <w:rFonts w:ascii="Symbol" w:hAnsi="Symbol" w:hint="default"/>
+        <w:sz w:val="20"/>
+      </w:rPr>
+    </w:lvl>
+  </w:abstractNum>
   <w:num w:numId="1" w16cid:durableId="2140679785">
-    <w:abstractNumId w:val="1"/>
+    <w:abstractNumId w:val="4"/>
     <w:lvlOverride w:ilvl="0">
       <w:startOverride w:val="1"/>
     </w:lvlOverride>
   </w:num>
   <w:num w:numId="2" w16cid:durableId="717824436">
-    <w:abstractNumId w:val="2"/>
+    <w:abstractNumId w:val="8"/>
     <w:lvlOverride w:ilvl="0">
       <w:startOverride w:val="1"/>
     </w:lvlOverride>
   </w:num>
   <w:num w:numId="3" w16cid:durableId="116335546">
-    <w:abstractNumId w:val="0"/>
+    <w:abstractNumId w:val="3"/>
     <w:lvlOverride w:ilvl="0">
       <w:startOverride w:val="1"/>
     </w:lvlOverride>
   </w:num>
   <w:num w:numId="4" w16cid:durableId="1959793865">
-    <w:abstractNumId w:val="3"/>
+    <w:abstractNumId w:val="9"/>
+  </w:num>
+  <w:num w:numId="5" w16cid:durableId="429352165">
+    <w:abstractNumId w:val="0"/>
+  </w:num>
+  <w:num w:numId="6" w16cid:durableId="1276981207">
+    <w:abstractNumId w:val="11"/>
+  </w:num>
+  <w:num w:numId="7" w16cid:durableId="994189797">
+    <w:abstractNumId w:val="2"/>
+  </w:num>
+  <w:num w:numId="8" w16cid:durableId="1975678564">
+    <w:abstractNumId w:val="10"/>
+  </w:num>
+  <w:num w:numId="9" w16cid:durableId="1949582916">
+    <w:abstractNumId w:val="6"/>
+  </w:num>
+  <w:num w:numId="10" w16cid:durableId="323050765">
+    <w:abstractNumId w:val="1"/>
+  </w:num>
+  <w:num w:numId="11" w16cid:durableId="1695301416">
+    <w:abstractNumId w:val="5"/>
+  </w:num>
+  <w:num w:numId="12" w16cid:durableId="1055859719">
+    <w:abstractNumId w:val="7"/>
   </w:num>
 </w:numbering>
 </file>
